--- a/src/Tests/Inputs/resumes/13/input.docx
+++ b/src/Tests/Inputs/resumes/13/input.docx
@@ -27,7 +27,7 @@
             <w:tcW w:w="2250" w:type="dxa"/>
             <w:gridSpan w:val="2"/>
             <w:tcBorders>
-              <w:bottom w:val="single" w:sz="4" w:space="0" w:color="auto"/>
+              <w:bottom w:val="single" w:color="auto" w:sz="4" w:space="0"/>
             </w:tcBorders>
           </w:tcPr>
           <w:p>
@@ -56,7 +56,7 @@
           <w:tcPr>
             <w:tcW w:w="1710" w:type="dxa"/>
             <w:tcBorders>
-              <w:bottom w:val="single" w:sz="4" w:space="0" w:color="auto"/>
+              <w:bottom w:val="single" w:color="auto" w:sz="4" w:space="0"/>
             </w:tcBorders>
           </w:tcPr>
           <w:p>
@@ -85,7 +85,7 @@
           <w:tcPr>
             <w:tcW w:w="5390" w:type="dxa"/>
             <w:tcBorders>
-              <w:bottom w:val="single" w:sz="4" w:space="0" w:color="auto"/>
+              <w:bottom w:val="single" w:color="auto" w:sz="4" w:space="0"/>
             </w:tcBorders>
           </w:tcPr>
           <w:p>
@@ -117,7 +117,7 @@
             <w:tcW w:w="9350" w:type="dxa"/>
             <w:gridSpan w:val="4"/>
             <w:tcBorders>
-              <w:top w:val="single" w:sz="4" w:space="0" w:color="auto"/>
+              <w:top w:val="single" w:color="auto" w:sz="4" w:space="0"/>
             </w:tcBorders>
           </w:tcPr>
           <w:p/>
@@ -189,7 +189,7 @@
             <w:tcW w:w="9350" w:type="dxa"/>
             <w:gridSpan w:val="4"/>
             <w:tcBorders>
-              <w:bottom w:val="single" w:sz="4" w:space="0" w:color="auto"/>
+              <w:bottom w:val="single" w:color="auto" w:sz="4" w:space="0"/>
             </w:tcBorders>
           </w:tcPr>
           <w:p/>
@@ -204,7 +204,7 @@
             <w:tcW w:w="9350" w:type="dxa"/>
             <w:gridSpan w:val="4"/>
             <w:tcBorders>
-              <w:top w:val="single" w:sz="4" w:space="0" w:color="auto"/>
+              <w:top w:val="single" w:color="auto" w:sz="4" w:space="0"/>
             </w:tcBorders>
           </w:tcPr>
           <w:p/>
@@ -292,7 +292,7 @@
             <w:tcW w:w="7100" w:type="dxa"/>
             <w:gridSpan w:val="2"/>
             <w:tcBorders>
-              <w:bottom w:val="single" w:sz="4" w:space="0" w:color="auto"/>
+              <w:bottom w:val="single" w:color="auto" w:sz="4" w:space="0"/>
             </w:tcBorders>
           </w:tcPr>
           <w:p/>
@@ -319,7 +319,7 @@
             <w:tcW w:w="7100" w:type="dxa"/>
             <w:gridSpan w:val="2"/>
             <w:tcBorders>
-              <w:top w:val="single" w:sz="4" w:space="0" w:color="auto"/>
+              <w:top w:val="single" w:color="auto" w:sz="4" w:space="0"/>
             </w:tcBorders>
           </w:tcPr>
           <w:p/>
@@ -627,7 +627,7 @@
           <w:tcPr>
             <w:tcW w:w="1710" w:type="dxa"/>
             <w:tcBorders>
-              <w:bottom w:val="single" w:sz="4" w:space="0" w:color="auto"/>
+              <w:bottom w:val="single" w:color="auto" w:sz="4" w:space="0"/>
             </w:tcBorders>
           </w:tcPr>
           <w:p>
@@ -653,7 +653,7 @@
           <w:tcPr>
             <w:tcW w:w="5390" w:type="dxa"/>
             <w:tcBorders>
-              <w:bottom w:val="single" w:sz="4" w:space="0" w:color="auto"/>
+              <w:bottom w:val="single" w:color="auto" w:sz="4" w:space="0"/>
             </w:tcBorders>
           </w:tcPr>
           <w:p>
@@ -761,7 +761,7 @@
             <w:tcW w:w="7100" w:type="dxa"/>
             <w:gridSpan w:val="2"/>
             <w:tcBorders>
-              <w:top w:val="single" w:sz="4" w:space="0" w:color="auto"/>
+              <w:top w:val="single" w:color="auto" w:sz="4" w:space="0"/>
             </w:tcBorders>
           </w:tcPr>
           <w:p/>
@@ -1034,7 +1034,7 @@
           <w:tcPr>
             <w:tcW w:w="1710" w:type="dxa"/>
             <w:tcBorders>
-              <w:bottom w:val="single" w:sz="4" w:space="0" w:color="auto"/>
+              <w:bottom w:val="single" w:color="auto" w:sz="4" w:space="0"/>
             </w:tcBorders>
           </w:tcPr>
           <w:p>
@@ -1066,7 +1066,7 @@
           <w:tcPr>
             <w:tcW w:w="5390" w:type="dxa"/>
             <w:tcBorders>
-              <w:bottom w:val="single" w:sz="4" w:space="0" w:color="auto"/>
+              <w:bottom w:val="single" w:color="auto" w:sz="4" w:space="0"/>
             </w:tcBorders>
           </w:tcPr>
           <w:p>
@@ -1765,7 +1765,7 @@
           <w:tcPr>
             <w:tcW w:w="1710" w:type="dxa"/>
             <w:tcBorders>
-              <w:bottom w:val="single" w:sz="4" w:space="0" w:color="auto"/>
+              <w:bottom w:val="single" w:color="auto" w:sz="4" w:space="0"/>
             </w:tcBorders>
           </w:tcPr>
           <w:p/>
@@ -1775,7 +1775,7 @@
             <w:tcW w:w="5400" w:type="dxa"/>
             <w:gridSpan w:val="2"/>
             <w:tcBorders>
-              <w:bottom w:val="single" w:sz="4" w:space="0" w:color="auto"/>
+              <w:bottom w:val="single" w:color="auto" w:sz="4" w:space="0"/>
             </w:tcBorders>
           </w:tcPr>
           <w:p/>
@@ -1801,7 +1801,7 @@
           <w:tcPr>
             <w:tcW w:w="1710" w:type="dxa"/>
             <w:tcBorders>
-              <w:top w:val="single" w:sz="4" w:space="0" w:color="auto"/>
+              <w:top w:val="single" w:color="auto" w:sz="4" w:space="0"/>
             </w:tcBorders>
           </w:tcPr>
           <w:p/>
@@ -1811,7 +1811,7 @@
             <w:tcW w:w="5400" w:type="dxa"/>
             <w:gridSpan w:val="2"/>
             <w:tcBorders>
-              <w:top w:val="single" w:sz="4" w:space="0" w:color="auto"/>
+              <w:top w:val="single" w:color="auto" w:sz="4" w:space="0"/>
             </w:tcBorders>
           </w:tcPr>
           <w:p/>
@@ -2511,7 +2511,7 @@
           <w:tcPr>
             <w:tcW w:w="1710" w:type="dxa"/>
             <w:tcBorders>
-              <w:top w:val="single" w:sz="4" w:space="0" w:color="auto"/>
+              <w:top w:val="single" w:color="auto" w:sz="4" w:space="0"/>
             </w:tcBorders>
           </w:tcPr>
           <w:p/>
@@ -2520,7 +2520,7 @@
           <w:tcPr>
             <w:tcW w:w="5400" w:type="dxa"/>
             <w:tcBorders>
-              <w:top w:val="single" w:sz="4" w:space="0" w:color="auto"/>
+              <w:top w:val="single" w:color="auto" w:sz="4" w:space="0"/>
             </w:tcBorders>
           </w:tcPr>
           <w:p/>
@@ -3340,7 +3340,7 @@
           <w:tcPr>
             <w:tcW w:w="1710" w:type="dxa"/>
             <w:tcBorders>
-              <w:bottom w:val="single" w:sz="4" w:space="0" w:color="auto"/>
+              <w:bottom w:val="single" w:color="auto" w:sz="4" w:space="0"/>
             </w:tcBorders>
           </w:tcPr>
           <w:p/>
@@ -3349,7 +3349,7 @@
           <w:tcPr>
             <w:tcW w:w="5400" w:type="dxa"/>
             <w:tcBorders>
-              <w:bottom w:val="single" w:sz="4" w:space="0" w:color="auto"/>
+              <w:bottom w:val="single" w:color="auto" w:sz="4" w:space="0"/>
             </w:tcBorders>
           </w:tcPr>
           <w:p/>
@@ -3375,7 +3375,7 @@
           <w:tcPr>
             <w:tcW w:w="1710" w:type="dxa"/>
             <w:tcBorders>
-              <w:top w:val="single" w:sz="4" w:space="0" w:color="auto"/>
+              <w:top w:val="single" w:color="auto" w:sz="4" w:space="0"/>
             </w:tcBorders>
           </w:tcPr>
           <w:p/>
@@ -3384,7 +3384,7 @@
           <w:tcPr>
             <w:tcW w:w="5400" w:type="dxa"/>
             <w:tcBorders>
-              <w:top w:val="single" w:sz="4" w:space="0" w:color="auto"/>
+              <w:top w:val="single" w:color="auto" w:sz="4" w:space="0"/>
             </w:tcBorders>
           </w:tcPr>
           <w:p/>
@@ -3569,7 +3569,7 @@
           <w:tcPr>
             <w:tcW w:w="1710" w:type="dxa"/>
             <w:tcBorders>
-              <w:bottom w:val="single" w:sz="4" w:space="0" w:color="auto"/>
+              <w:bottom w:val="single" w:color="auto" w:sz="4" w:space="0"/>
             </w:tcBorders>
           </w:tcPr>
           <w:p/>
@@ -3578,7 +3578,7 @@
           <w:tcPr>
             <w:tcW w:w="5400" w:type="dxa"/>
             <w:tcBorders>
-              <w:bottom w:val="single" w:sz="4" w:space="0" w:color="auto"/>
+              <w:bottom w:val="single" w:color="auto" w:sz="4" w:space="0"/>
             </w:tcBorders>
           </w:tcPr>
           <w:p/>
@@ -3604,7 +3604,7 @@
           <w:tcPr>
             <w:tcW w:w="1710" w:type="dxa"/>
             <w:tcBorders>
-              <w:top w:val="single" w:sz="4" w:space="0" w:color="auto"/>
+              <w:top w:val="single" w:color="auto" w:sz="4" w:space="0"/>
             </w:tcBorders>
           </w:tcPr>
           <w:p/>
@@ -3613,7 +3613,7 @@
           <w:tcPr>
             <w:tcW w:w="5400" w:type="dxa"/>
             <w:tcBorders>
-              <w:top w:val="single" w:sz="4" w:space="0" w:color="auto"/>
+              <w:top w:val="single" w:color="auto" w:sz="4" w:space="0"/>
             </w:tcBorders>
           </w:tcPr>
           <w:p/>
@@ -3934,7 +3934,7 @@
           <w:tcPr>
             <w:tcW w:w="1710" w:type="dxa"/>
             <w:tcBorders>
-              <w:bottom w:val="single" w:sz="4" w:space="0" w:color="auto"/>
+              <w:bottom w:val="single" w:color="auto" w:sz="4" w:space="0"/>
             </w:tcBorders>
           </w:tcPr>
           <w:p/>
@@ -3943,7 +3943,7 @@
           <w:tcPr>
             <w:tcW w:w="5400" w:type="dxa"/>
             <w:tcBorders>
-              <w:bottom w:val="single" w:sz="4" w:space="0" w:color="auto"/>
+              <w:bottom w:val="single" w:color="auto" w:sz="4" w:space="0"/>
             </w:tcBorders>
           </w:tcPr>
           <w:p/>
@@ -3969,7 +3969,7 @@
           <w:tcPr>
             <w:tcW w:w="1710" w:type="dxa"/>
             <w:tcBorders>
-              <w:top w:val="single" w:sz="4" w:space="0" w:color="auto"/>
+              <w:top w:val="single" w:color="auto" w:sz="4" w:space="0"/>
             </w:tcBorders>
           </w:tcPr>
           <w:p/>
@@ -3978,7 +3978,7 @@
           <w:tcPr>
             <w:tcW w:w="5400" w:type="dxa"/>
             <w:tcBorders>
-              <w:top w:val="single" w:sz="4" w:space="0" w:color="auto"/>
+              <w:top w:val="single" w:color="auto" w:sz="4" w:space="0"/>
             </w:tcBorders>
           </w:tcPr>
           <w:p/>
@@ -4329,7 +4329,7 @@
           <w:tcPr>
             <w:tcW w:w="1710" w:type="dxa"/>
             <w:tcBorders>
-              <w:bottom w:val="single" w:sz="4" w:space="0" w:color="auto"/>
+              <w:bottom w:val="single" w:color="auto" w:sz="4" w:space="0"/>
             </w:tcBorders>
           </w:tcPr>
           <w:p/>
@@ -4338,7 +4338,7 @@
           <w:tcPr>
             <w:tcW w:w="5400" w:type="dxa"/>
             <w:tcBorders>
-              <w:bottom w:val="single" w:sz="4" w:space="0" w:color="auto"/>
+              <w:bottom w:val="single" w:color="auto" w:sz="4" w:space="0"/>
             </w:tcBorders>
           </w:tcPr>
           <w:p/>
@@ -4364,7 +4364,7 @@
           <w:tcPr>
             <w:tcW w:w="1710" w:type="dxa"/>
             <w:tcBorders>
-              <w:top w:val="single" w:sz="4" w:space="0" w:color="auto"/>
+              <w:top w:val="single" w:color="auto" w:sz="4" w:space="0"/>
             </w:tcBorders>
           </w:tcPr>
           <w:p/>
@@ -4373,7 +4373,7 @@
           <w:tcPr>
             <w:tcW w:w="5400" w:type="dxa"/>
             <w:tcBorders>
-              <w:top w:val="single" w:sz="4" w:space="0" w:color="auto"/>
+              <w:top w:val="single" w:color="auto" w:sz="4" w:space="0"/>
             </w:tcBorders>
           </w:tcPr>
           <w:p/>
@@ -4642,7 +4642,7 @@
           <w:tcPr>
             <w:tcW w:w="1710" w:type="dxa"/>
             <w:tcBorders>
-              <w:bottom w:val="single" w:sz="4" w:space="0" w:color="auto"/>
+              <w:bottom w:val="single" w:color="auto" w:sz="4" w:space="0"/>
             </w:tcBorders>
           </w:tcPr>
           <w:p/>
@@ -4651,7 +4651,7 @@
           <w:tcPr>
             <w:tcW w:w="5400" w:type="dxa"/>
             <w:tcBorders>
-              <w:bottom w:val="single" w:sz="4" w:space="0" w:color="auto"/>
+              <w:bottom w:val="single" w:color="auto" w:sz="4" w:space="0"/>
             </w:tcBorders>
           </w:tcPr>
           <w:p/>
@@ -4677,7 +4677,7 @@
           <w:tcPr>
             <w:tcW w:w="1710" w:type="dxa"/>
             <w:tcBorders>
-              <w:top w:val="single" w:sz="4" w:space="0" w:color="auto"/>
+              <w:top w:val="single" w:color="auto" w:sz="4" w:space="0"/>
             </w:tcBorders>
           </w:tcPr>
           <w:p/>
@@ -4686,7 +4686,7 @@
           <w:tcPr>
             <w:tcW w:w="5400" w:type="dxa"/>
             <w:tcBorders>
-              <w:top w:val="single" w:sz="4" w:space="0" w:color="auto"/>
+              <w:top w:val="single" w:color="auto" w:sz="4" w:space="0"/>
             </w:tcBorders>
           </w:tcPr>
           <w:p/>
@@ -4953,7 +4953,7 @@
           <w:tcPr>
             <w:tcW w:w="1710" w:type="dxa"/>
             <w:tcBorders>
-              <w:bottom w:val="single" w:sz="4" w:space="0" w:color="auto"/>
+              <w:bottom w:val="single" w:color="auto" w:sz="4" w:space="0"/>
             </w:tcBorders>
           </w:tcPr>
           <w:p/>
@@ -4962,7 +4962,7 @@
           <w:tcPr>
             <w:tcW w:w="5400" w:type="dxa"/>
             <w:tcBorders>
-              <w:bottom w:val="single" w:sz="4" w:space="0" w:color="auto"/>
+              <w:bottom w:val="single" w:color="auto" w:sz="4" w:space="0"/>
             </w:tcBorders>
           </w:tcPr>
           <w:p/>
@@ -4988,7 +4988,7 @@
           <w:tcPr>
             <w:tcW w:w="1710" w:type="dxa"/>
             <w:tcBorders>
-              <w:top w:val="single" w:sz="4" w:space="0" w:color="auto"/>
+              <w:top w:val="single" w:color="auto" w:sz="4" w:space="0"/>
             </w:tcBorders>
           </w:tcPr>
           <w:p/>
@@ -4997,7 +4997,7 @@
           <w:tcPr>
             <w:tcW w:w="5400" w:type="dxa"/>
             <w:tcBorders>
-              <w:top w:val="single" w:sz="4" w:space="0" w:color="auto"/>
+              <w:top w:val="single" w:color="auto" w:sz="4" w:space="0"/>
             </w:tcBorders>
           </w:tcPr>
           <w:p/>
@@ -5246,7 +5246,7 @@
           <w:tcPr>
             <w:tcW w:w="1710" w:type="dxa"/>
             <w:tcBorders>
-              <w:bottom w:val="single" w:sz="4" w:space="0" w:color="auto"/>
+              <w:bottom w:val="single" w:color="auto" w:sz="4" w:space="0"/>
             </w:tcBorders>
           </w:tcPr>
           <w:p/>
@@ -5255,7 +5255,7 @@
           <w:tcPr>
             <w:tcW w:w="5400" w:type="dxa"/>
             <w:tcBorders>
-              <w:bottom w:val="single" w:sz="4" w:space="0" w:color="auto"/>
+              <w:bottom w:val="single" w:color="auto" w:sz="4" w:space="0"/>
             </w:tcBorders>
           </w:tcPr>
           <w:p/>
@@ -5281,7 +5281,7 @@
           <w:tcPr>
             <w:tcW w:w="1710" w:type="dxa"/>
             <w:tcBorders>
-              <w:top w:val="single" w:sz="4" w:space="0" w:color="auto"/>
+              <w:top w:val="single" w:color="auto" w:sz="4" w:space="0"/>
             </w:tcBorders>
           </w:tcPr>
           <w:p/>
@@ -5290,7 +5290,7 @@
           <w:tcPr>
             <w:tcW w:w="5400" w:type="dxa"/>
             <w:tcBorders>
-              <w:top w:val="single" w:sz="4" w:space="0" w:color="auto"/>
+              <w:top w:val="single" w:color="auto" w:sz="4" w:space="0"/>
             </w:tcBorders>
           </w:tcPr>
           <w:p/>
@@ -5475,7 +5475,7 @@
           <w:tcPr>
             <w:tcW w:w="1710" w:type="dxa"/>
             <w:tcBorders>
-              <w:bottom w:val="single" w:sz="4" w:space="0" w:color="auto"/>
+              <w:bottom w:val="single" w:color="auto" w:sz="4" w:space="0"/>
             </w:tcBorders>
           </w:tcPr>
           <w:p/>
@@ -5484,7 +5484,7 @@
           <w:tcPr>
             <w:tcW w:w="5400" w:type="dxa"/>
             <w:tcBorders>
-              <w:bottom w:val="single" w:sz="4" w:space="0" w:color="auto"/>
+              <w:bottom w:val="single" w:color="auto" w:sz="4" w:space="0"/>
             </w:tcBorders>
           </w:tcPr>
           <w:p/>
@@ -5510,7 +5510,7 @@
           <w:tcPr>
             <w:tcW w:w="1710" w:type="dxa"/>
             <w:tcBorders>
-              <w:top w:val="single" w:sz="4" w:space="0" w:color="auto"/>
+              <w:top w:val="single" w:color="auto" w:sz="4" w:space="0"/>
             </w:tcBorders>
           </w:tcPr>
           <w:p/>
@@ -5519,7 +5519,7 @@
           <w:tcPr>
             <w:tcW w:w="5400" w:type="dxa"/>
             <w:tcBorders>
-              <w:top w:val="single" w:sz="4" w:space="0" w:color="auto"/>
+              <w:top w:val="single" w:color="auto" w:sz="4" w:space="0"/>
             </w:tcBorders>
           </w:tcPr>
           <w:p/>
@@ -5770,7 +5770,7 @@
           <w:tcPr>
             <w:tcW w:w="1710" w:type="dxa"/>
             <w:tcBorders>
-              <w:bottom w:val="single" w:sz="4" w:space="0" w:color="auto"/>
+              <w:bottom w:val="single" w:color="auto" w:sz="4" w:space="0"/>
             </w:tcBorders>
           </w:tcPr>
           <w:p/>
@@ -5779,7 +5779,7 @@
           <w:tcPr>
             <w:tcW w:w="5400" w:type="dxa"/>
             <w:tcBorders>
-              <w:bottom w:val="single" w:sz="4" w:space="0" w:color="auto"/>
+              <w:bottom w:val="single" w:color="auto" w:sz="4" w:space="0"/>
             </w:tcBorders>
           </w:tcPr>
           <w:p/>
@@ -5805,7 +5805,7 @@
           <w:tcPr>
             <w:tcW w:w="1710" w:type="dxa"/>
             <w:tcBorders>
-              <w:top w:val="single" w:sz="4" w:space="0" w:color="auto"/>
+              <w:top w:val="single" w:color="auto" w:sz="4" w:space="0"/>
             </w:tcBorders>
           </w:tcPr>
           <w:p/>
@@ -5814,7 +5814,7 @@
           <w:tcPr>
             <w:tcW w:w="5400" w:type="dxa"/>
             <w:tcBorders>
-              <w:top w:val="single" w:sz="4" w:space="0" w:color="auto"/>
+              <w:top w:val="single" w:color="auto" w:sz="4" w:space="0"/>
             </w:tcBorders>
           </w:tcPr>
           <w:p/>

--- a/src/Tests/Inputs/resumes/13/input.docx
+++ b/src/Tests/Inputs/resumes/13/input.docx
@@ -8133,5950 +8133,6 @@
 </w:styles>
 </file>
 
-<file path=word/glossary/document.xml><?xml version="1.0" encoding="utf-8"?>
-<w:glossaryDocument xmlns:wpc="http://schemas.microsoft.com/office/word/2010/wordprocessingCanvas" xmlns:cx="http://schemas.microsoft.com/office/drawing/2014/chartex" xmlns:cx1="http://schemas.microsoft.com/office/drawing/2015/9/8/chartex" xmlns:cx2="http://schemas.microsoft.com/office/drawing/2015/10/21/chartex" xmlns:cx3="http://schemas.microsoft.com/office/drawing/2016/5/9/chartex" xmlns:cx4="http://schemas.microsoft.com/office/drawing/2016/5/10/chartex" xmlns:cx5="http://schemas.microsoft.com/office/drawing/2016/5/11/chartex" xmlns:cx6="http://schemas.microsoft.com/office/drawing/2016/5/12/chartex" xmlns:cx7="http://schemas.microsoft.com/office/drawing/2016/5/13/chartex" xmlns:cx8="http://schemas.microsoft.com/office/drawing/2016/5/14/chartex" xmlns:mc="http://schemas.openxmlformats.org/markup-compatibility/2006" xmlns:aink="http://schemas.microsoft.com/office/drawing/2016/ink" xmlns:am3d="http://schemas.microsoft.com/office/drawing/2017/model3d" xmlns:o="urn:schemas-microsoft-com:office:office" xmlns:oel="http://schemas.microsoft.com/office/2019/extlst" xmlns:r="http://schemas.openxmlformats.org/officeDocument/2006/relationships" xmlns:m="http://schemas.openxmlformats.org/officeDocument/2006/math" xmlns:v="urn:schemas-microsoft-com:vml" xmlns:wp14="http://schemas.microsoft.com/office/word/2010/wordprocessingDrawing" xmlns:wp="http://schemas.openxmlformats.org/drawingml/2006/wordprocessingDrawing" xmlns:w10="urn:schemas-microsoft-com:office:word" xmlns:w="http://schemas.openxmlformats.org/wordprocessingml/2006/main" xmlns:w14="http://schemas.microsoft.com/office/word/2010/wordml" xmlns:w15="http://schemas.microsoft.com/office/word/2012/wordml" xmlns:w16cex="http://schemas.microsoft.com/office/word/2018/wordml/cex" xmlns:w16cid="http://schemas.microsoft.com/office/word/2016/wordml/cid" xmlns:w16="http://schemas.microsoft.com/office/word/2018/wordml" xmlns:w16du="http://schemas.microsoft.com/office/word/2023/wordml/word16du" xmlns:w16sdtdh="http://schemas.microsoft.com/office/word/2020/wordml/sdtdatahash" xmlns:w16se="http://schemas.microsoft.com/office/word/2015/wordml/symex" xmlns:wpg="http://schemas.microsoft.com/office/word/2010/wordprocessingGroup" xmlns:wpi="http://schemas.microsoft.com/office/word/2010/wordprocessingInk" xmlns:wne="http://schemas.microsoft.com/office/word/2006/wordml" xmlns:wps="http://schemas.microsoft.com/office/word/2010/wordprocessingShape" mc:Ignorable="w14 w15 w16se w16cid w16 w16cex w16sdtdh wp14">
-  <w:docParts>
-    <w:docPart>
-      <w:docPartPr>
-        <w:name w:val="DefaultPlaceholder_-1854013440"/>
-        <w:category>
-          <w:name w:val="General"/>
-          <w:gallery w:val="placeholder"/>
-        </w:category>
-        <w:types>
-          <w:type w:val="bbPlcHdr"/>
-        </w:types>
-        <w:behaviors>
-          <w:behavior w:val="content"/>
-        </w:behaviors>
-        <w:guid w:val="{27C9A9C9-EC04-4FA9-A8A7-D08F80BF279A}"/>
-      </w:docPartPr>
-      <w:docPartBody>
-        <w:p>
-          <w:r>
-            <w:rPr>
-              <w:rStyle w:val="PlaceholderText"/>
-            </w:rPr>
-            <w:t>Click or tap here to enter text.</w:t>
-          </w:r>
-        </w:p>
-      </w:docPartBody>
-    </w:docPart>
-    <w:docPart>
-      <w:docPartPr>
-        <w:name w:val="A4C966BB9A5643DC979834BF2951AA8B"/>
-        <w:category>
-          <w:name w:val="General"/>
-          <w:gallery w:val="placeholder"/>
-        </w:category>
-        <w:types>
-          <w:type w:val="bbPlcHdr"/>
-        </w:types>
-        <w:behaviors>
-          <w:behavior w:val="content"/>
-        </w:behaviors>
-        <w:guid w:val="{3D7E8BEB-5278-41B6-8602-E0984CA25AB6}"/>
-      </w:docPartPr>
-      <w:docPartBody>
-        <w:p>
-          <w:pPr>
-            <w:pStyle w:val="A4C966BB9A5643DC979834BF2951AA8B"/>
-          </w:pPr>
-          <w:r>
-            <w:t>20XX-20XX</w:t>
-          </w:r>
-        </w:p>
-      </w:docPartBody>
-    </w:docPart>
-    <w:docPart>
-      <w:docPartPr>
-        <w:name w:val="3B0F897E9D784AF89B16D3D759B9FE4A"/>
-        <w:category>
-          <w:name w:val="General"/>
-          <w:gallery w:val="placeholder"/>
-        </w:category>
-        <w:types>
-          <w:type w:val="bbPlcHdr"/>
-        </w:types>
-        <w:behaviors>
-          <w:behavior w:val="content"/>
-        </w:behaviors>
-        <w:guid w:val="{96E5D936-B8F1-4D26-86C9-52F2FDAE5B51}"/>
-      </w:docPartPr>
-      <w:docPartBody>
-        <w:p>
-          <w:pPr>
-            <w:pStyle w:val="3B0F897E9D784AF89B16D3D759B9FE4A"/>
-          </w:pPr>
-          <w:r>
-            <w:t>20XX-20XX</w:t>
-          </w:r>
-        </w:p>
-      </w:docPartBody>
-    </w:docPart>
-    <w:docPart>
-      <w:docPartPr>
-        <w:name w:val="5D031222D9474BDDB0563B81B0506C1D"/>
-        <w:category>
-          <w:name w:val="General"/>
-          <w:gallery w:val="placeholder"/>
-        </w:category>
-        <w:types>
-          <w:type w:val="bbPlcHdr"/>
-        </w:types>
-        <w:behaviors>
-          <w:behavior w:val="content"/>
-        </w:behaviors>
-        <w:guid w:val="{A3420F1B-FF2A-4335-B34E-D275F0909F03}"/>
-      </w:docPartPr>
-      <w:docPartBody>
-        <w:p>
-          <w:pPr>
-            <w:pStyle w:val="5D031222D9474BDDB0563B81B0506C1D"/>
-          </w:pPr>
-          <w:r>
-            <w:t xml:space="preserve">PhD </w:t>
-          </w:r>
-          <w:r>
-            <w:t>Electrical Engineering</w:t>
-          </w:r>
-        </w:p>
-      </w:docPartBody>
-    </w:docPart>
-    <w:docPart>
-      <w:docPartPr>
-        <w:name w:val="2386E21A860942FB872BF4C215F9F371"/>
-        <w:category>
-          <w:name w:val="General"/>
-          <w:gallery w:val="placeholder"/>
-        </w:category>
-        <w:types>
-          <w:type w:val="bbPlcHdr"/>
-        </w:types>
-        <w:behaviors>
-          <w:behavior w:val="content"/>
-        </w:behaviors>
-        <w:guid w:val="{8FEBDD68-EFE1-4315-9AB4-EC3817A5C2A4}"/>
-      </w:docPartPr>
-      <w:docPartBody>
-        <w:p>
-          <w:pPr>
-            <w:pStyle w:val="2386E21A860942FB872BF4C215F9F371"/>
-          </w:pPr>
-          <w:r>
-            <w:t>Jasper University</w:t>
-          </w:r>
-        </w:p>
-      </w:docPartBody>
-    </w:docPart>
-    <w:docPart>
-      <w:docPartPr>
-        <w:name w:val="0E950D42E7EA414685BE44A24D21D6EB"/>
-        <w:category>
-          <w:name w:val="General"/>
-          <w:gallery w:val="placeholder"/>
-        </w:category>
-        <w:types>
-          <w:type w:val="bbPlcHdr"/>
-        </w:types>
-        <w:behaviors>
-          <w:behavior w:val="content"/>
-        </w:behaviors>
-        <w:guid w:val="{315379C5-0B1E-4F3B-B1A5-CFE14C6E5DFD}"/>
-      </w:docPartPr>
-      <w:docPartBody>
-        <w:p>
-          <w:pPr>
-            <w:pStyle w:val="0E950D42E7EA414685BE44A24D21D6EB"/>
-          </w:pPr>
-          <w:r>
-            <w:t xml:space="preserve">MS </w:t>
-          </w:r>
-          <w:r>
-            <w:t>Electrical Engineering</w:t>
-          </w:r>
-        </w:p>
-      </w:docPartBody>
-    </w:docPart>
-    <w:docPart>
-      <w:docPartPr>
-        <w:name w:val="933A0B1E8DCE42E187E7B8D654D5E68C"/>
-        <w:category>
-          <w:name w:val="General"/>
-          <w:gallery w:val="placeholder"/>
-        </w:category>
-        <w:types>
-          <w:type w:val="bbPlcHdr"/>
-        </w:types>
-        <w:behaviors>
-          <w:behavior w:val="content"/>
-        </w:behaviors>
-        <w:guid w:val="{C43E3F41-E7D5-4B71-97FE-D0788522D18E}"/>
-      </w:docPartPr>
-      <w:docPartBody>
-        <w:p>
-          <w:pPr>
-            <w:pStyle w:val="933A0B1E8DCE42E187E7B8D654D5E68C"/>
-          </w:pPr>
-          <w:r>
-            <w:t>Advisor: Dr. Cristina Echevarría</w:t>
-          </w:r>
-        </w:p>
-      </w:docPartBody>
-    </w:docPart>
-    <w:docPart>
-      <w:docPartPr>
-        <w:name w:val="2B6C9894A5254156980ADEB922C3705B"/>
-        <w:category>
-          <w:name w:val="General"/>
-          <w:gallery w:val="placeholder"/>
-        </w:category>
-        <w:types>
-          <w:type w:val="bbPlcHdr"/>
-        </w:types>
-        <w:behaviors>
-          <w:behavior w:val="content"/>
-        </w:behaviors>
-        <w:guid w:val="{98F2E56D-1AFA-4AFA-A26B-2878AA5AF702}"/>
-      </w:docPartPr>
-      <w:docPartBody>
-        <w:p>
-          <w:pPr>
-            <w:pStyle w:val="2B6C9894A5254156980ADEB922C3705B"/>
-          </w:pPr>
-          <w:r>
-            <w:t>Bellows College</w:t>
-          </w:r>
-        </w:p>
-      </w:docPartBody>
-    </w:docPart>
-    <w:docPart>
-      <w:docPartPr>
-        <w:name w:val="BD1C8C5985EC476AABA67FF86BB83D97"/>
-        <w:category>
-          <w:name w:val="General"/>
-          <w:gallery w:val="placeholder"/>
-        </w:category>
-        <w:types>
-          <w:type w:val="bbPlcHdr"/>
-        </w:types>
-        <w:behaviors>
-          <w:behavior w:val="content"/>
-        </w:behaviors>
-        <w:guid w:val="{23F75DD4-5E5F-448F-8340-1843892CFBE8}"/>
-      </w:docPartPr>
-      <w:docPartBody>
-        <w:p>
-          <w:pPr>
-            <w:pStyle w:val="BD1C8C5985EC476AABA67FF86BB83D97"/>
-          </w:pPr>
-          <w:r>
-            <w:t xml:space="preserve">BS </w:t>
-          </w:r>
-          <w:r>
-            <w:t>Electrical Engineering</w:t>
-          </w:r>
-        </w:p>
-      </w:docPartBody>
-    </w:docPart>
-    <w:docPart>
-      <w:docPartPr>
-        <w:name w:val="7B3356A40ED54787B614F7DDCE1109F3"/>
-        <w:category>
-          <w:name w:val="General"/>
-          <w:gallery w:val="placeholder"/>
-        </w:category>
-        <w:types>
-          <w:type w:val="bbPlcHdr"/>
-        </w:types>
-        <w:behaviors>
-          <w:behavior w:val="content"/>
-        </w:behaviors>
-        <w:guid w:val="{6851EEFC-B874-453D-96D0-0BE747BEE9E5}"/>
-      </w:docPartPr>
-      <w:docPartBody>
-        <w:p>
-          <w:pPr>
-            <w:pStyle w:val="7B3356A40ED54787B614F7DDCE1109F3"/>
-          </w:pPr>
-          <w:r>
-            <w:t>Minored in Mathematics</w:t>
-          </w:r>
-        </w:p>
-      </w:docPartBody>
-    </w:docPart>
-    <w:docPart>
-      <w:docPartPr>
-        <w:name w:val="F70D2ABD859F4AC380ABDA73AA710DD2"/>
-        <w:category>
-          <w:name w:val="General"/>
-          <w:gallery w:val="placeholder"/>
-        </w:category>
-        <w:types>
-          <w:type w:val="bbPlcHdr"/>
-        </w:types>
-        <w:behaviors>
-          <w:behavior w:val="content"/>
-        </w:behaviors>
-        <w:guid w:val="{F26DD8FA-4509-451B-96C9-CB7437623F9B}"/>
-      </w:docPartPr>
-      <w:docPartBody>
-        <w:p>
-          <w:r>
-            <w:t>(405) 555-011</w:t>
-          </w:r>
-        </w:p>
-      </w:docPartBody>
-    </w:docPart>
-    <w:docPart>
-      <w:docPartPr>
-        <w:name w:val="F0CD884EE2ED450993F08A0438FF45F9"/>
-        <w:category>
-          <w:name w:val="General"/>
-          <w:gallery w:val="placeholder"/>
-        </w:category>
-        <w:types>
-          <w:type w:val="bbPlcHdr"/>
-        </w:types>
-        <w:behaviors>
-          <w:behavior w:val="content"/>
-        </w:behaviors>
-        <w:guid w:val="{4BACEB63-DED1-4126-871F-8ABEAFA8CED0}"/>
-      </w:docPartPr>
-      <w:docPartBody>
-        <w:p>
-          <w:r>
-            <w:t>Frankfort, KY</w:t>
-          </w:r>
-        </w:p>
-      </w:docPartBody>
-    </w:docPart>
-    <w:docPart>
-      <w:docPartPr>
-        <w:name w:val="688FB442461645A6907A1F1F90020CB4"/>
-        <w:category>
-          <w:name w:val="General"/>
-          <w:gallery w:val="placeholder"/>
-        </w:category>
-        <w:types>
-          <w:type w:val="bbPlcHdr"/>
-        </w:types>
-        <w:behaviors>
-          <w:behavior w:val="content"/>
-        </w:behaviors>
-        <w:guid w:val="{DE0EFE18-9D1E-4DE0-9983-FB53C19C08E7}"/>
-      </w:docPartPr>
-      <w:docPartBody>
-        <w:p>
-          <w:r>
-            <w:t>liidia@example.com</w:t>
-          </w:r>
-        </w:p>
-      </w:docPartBody>
-    </w:docPart>
-    <w:docPart>
-      <w:docPartPr>
-        <w:name w:val="C1352C5322814604896328628BB91F8D"/>
-        <w:category>
-          <w:name w:val="General"/>
-          <w:gallery w:val="placeholder"/>
-        </w:category>
-        <w:types>
-          <w:type w:val="bbPlcHdr"/>
-        </w:types>
-        <w:behaviors>
-          <w:behavior w:val="content"/>
-        </w:behaviors>
-        <w:guid w:val="{F8717247-BFF6-4A9E-B561-A83A68F3EE45}"/>
-      </w:docPartPr>
-      <w:docPartBody>
-        <w:p>
-          <w:r>
-            <w:t>Liidia Peetre</w:t>
-          </w:r>
-        </w:p>
-      </w:docPartBody>
-    </w:docPart>
-    <w:docPart>
-      <w:docPartPr>
-        <w:name w:val="7E19281474A6452E905D10681F827F7D"/>
-        <w:category>
-          <w:name w:val="General"/>
-          <w:gallery w:val="placeholder"/>
-        </w:category>
-        <w:types>
-          <w:type w:val="bbPlcHdr"/>
-        </w:types>
-        <w:behaviors>
-          <w:behavior w:val="content"/>
-        </w:behaviors>
-        <w:guid w:val="{89780B2C-B9C5-4298-94B2-7E6F8AA80C1F}"/>
-      </w:docPartPr>
-      <w:docPartBody>
-        <w:p>
-          <w:r>
-            <w:t xml:space="preserve">ELECTRICAL </w:t>
-          </w:r>
-          <w:r>
-            <w:t>ENGINEER</w:t>
-          </w:r>
-        </w:p>
-      </w:docPartBody>
-    </w:docPart>
-    <w:docPart>
-      <w:docPartPr>
-        <w:name w:val="1BF5A7D8C173495299A42041103CC94F"/>
-        <w:category>
-          <w:name w:val="General"/>
-          <w:gallery w:val="placeholder"/>
-        </w:category>
-        <w:types>
-          <w:type w:val="bbPlcHdr"/>
-        </w:types>
-        <w:behaviors>
-          <w:behavior w:val="content"/>
-        </w:behaviors>
-        <w:guid w:val="{E348BC43-8983-4053-8B7E-BBE8F28B13FD}"/>
-      </w:docPartPr>
-      <w:docPartBody>
-        <w:p>
-          <w:r>
-            <w:t>Objective</w:t>
-          </w:r>
-        </w:p>
-      </w:docPartBody>
-    </w:docPart>
-    <w:docPart>
-      <w:docPartPr>
-        <w:name w:val="DDAE55ED6BF44435B9CEFE4D85438A5A"/>
-        <w:category>
-          <w:name w:val="General"/>
-          <w:gallery w:val="placeholder"/>
-        </w:category>
-        <w:types>
-          <w:type w:val="bbPlcHdr"/>
-        </w:types>
-        <w:behaviors>
-          <w:behavior w:val="content"/>
-        </w:behaviors>
-        <w:guid w:val="{023DFC79-BA20-40A1-8FCA-AFDEB699899C}"/>
-      </w:docPartPr>
-      <w:docPartBody>
-        <w:p>
-          <w:r>
-            <w:t>When writing an electrical engineer's objective for a resume, make sure to clearly state your career goals and highlight your relevant skills and experience. Keep the objective brief, no more than two sentences, and use specific language that emphasizes your expertise in the field of electrical engineering.</w:t>
-          </w:r>
-        </w:p>
-      </w:docPartBody>
-    </w:docPart>
-    <w:docPart>
-      <w:docPartPr>
-        <w:name w:val="F385D018ED574954AEF7AEEEED3270BA"/>
-        <w:category>
-          <w:name w:val="General"/>
-          <w:gallery w:val="placeholder"/>
-        </w:category>
-        <w:types>
-          <w:type w:val="bbPlcHdr"/>
-        </w:types>
-        <w:behaviors>
-          <w:behavior w:val="content"/>
-        </w:behaviors>
-        <w:guid w:val="{5A3AC178-5C63-486B-835F-32819EDFB1B0}"/>
-      </w:docPartPr>
-      <w:docPartBody>
-        <w:p>
-          <w:r>
-            <w:t>Education</w:t>
-          </w:r>
-        </w:p>
-      </w:docPartBody>
-    </w:docPart>
-    <w:docPart>
-      <w:docPartPr>
-        <w:name w:val="0E2F117051AE4A218F3E5D6421F7EC22"/>
-        <w:category>
-          <w:name w:val="General"/>
-          <w:gallery w:val="placeholder"/>
-        </w:category>
-        <w:types>
-          <w:type w:val="bbPlcHdr"/>
-        </w:types>
-        <w:behaviors>
-          <w:behavior w:val="content"/>
-        </w:behaviors>
-        <w:guid w:val="{F4408148-A21C-4A3F-8832-6DD7F7852868}"/>
-      </w:docPartPr>
-      <w:docPartBody>
-        <w:p>
-          <w:r>
-            <w:t>20XX-20XX</w:t>
-          </w:r>
-        </w:p>
-      </w:docPartBody>
-    </w:docPart>
-    <w:docPart>
-      <w:docPartPr>
-        <w:name w:val="F608D30C0A594BDC83F9D4AB69B5FA04"/>
-        <w:category>
-          <w:name w:val="General"/>
-          <w:gallery w:val="placeholder"/>
-        </w:category>
-        <w:types>
-          <w:type w:val="bbPlcHdr"/>
-        </w:types>
-        <w:behaviors>
-          <w:behavior w:val="content"/>
-        </w:behaviors>
-        <w:guid w:val="{1B88B44D-478A-4046-AD1E-ED09756F6CA2}"/>
-      </w:docPartPr>
-      <w:docPartBody>
-        <w:p>
-          <w:r>
-            <w:t>Jasper University</w:t>
-          </w:r>
-        </w:p>
-      </w:docPartBody>
-    </w:docPart>
-    <w:docPart>
-      <w:docPartPr>
-        <w:name w:val="45438B6FEC804139862AF273575FDD72"/>
-        <w:category>
-          <w:name w:val="General"/>
-          <w:gallery w:val="placeholder"/>
-        </w:category>
-        <w:types>
-          <w:type w:val="bbPlcHdr"/>
-        </w:types>
-        <w:behaviors>
-          <w:behavior w:val="content"/>
-        </w:behaviors>
-        <w:guid w:val="{E1719C97-3DD7-4315-9480-16544A11BABB}"/>
-      </w:docPartPr>
-      <w:docPartBody>
-        <w:p>
-          <w:r>
-            <w:t>Committee: Undergraduate research (chair)</w:t>
-          </w:r>
-        </w:p>
-      </w:docPartBody>
-    </w:docPart>
-    <w:docPart>
-      <w:docPartPr>
-        <w:name w:val="775F86A9852746B5A3E2CA6B6481BB54"/>
-        <w:category>
-          <w:name w:val="General"/>
-          <w:gallery w:val="placeholder"/>
-        </w:category>
-        <w:types>
-          <w:type w:val="bbPlcHdr"/>
-        </w:types>
-        <w:behaviors>
-          <w:behavior w:val="content"/>
-        </w:behaviors>
-        <w:guid w:val="{2788BC65-4082-42D7-B0D8-DF7D37259A36}"/>
-      </w:docPartPr>
-      <w:docPartBody>
-        <w:p>
-          <w:r>
-            <w:t>LIIDIA PEETRE</w:t>
-          </w:r>
-          <w:r>
-            <w:t xml:space="preserve">  |  RESUME</w:t>
-          </w:r>
-        </w:p>
-      </w:docPartBody>
-    </w:docPart>
-    <w:docPart>
-      <w:docPartPr>
-        <w:name w:val="DE60EECFCFB749968CE189EC3D55430F"/>
-        <w:category>
-          <w:name w:val="General"/>
-          <w:gallery w:val="placeholder"/>
-        </w:category>
-        <w:types>
-          <w:type w:val="bbPlcHdr"/>
-        </w:types>
-        <w:behaviors>
-          <w:behavior w:val="content"/>
-        </w:behaviors>
-        <w:guid w:val="{A5E1A5F6-F5BA-45CC-BB03-A165AD65ED8B}"/>
-      </w:docPartPr>
-      <w:docPartBody>
-        <w:p>
-          <w:r>
-            <w:t>Honors and awards</w:t>
-          </w:r>
-        </w:p>
-      </w:docPartBody>
-    </w:docPart>
-    <w:docPart>
-      <w:docPartPr>
-        <w:name w:val="DA611EF7F4F4476498B60EC3917B14FA"/>
-        <w:category>
-          <w:name w:val="General"/>
-          <w:gallery w:val="placeholder"/>
-        </w:category>
-        <w:types>
-          <w:type w:val="bbPlcHdr"/>
-        </w:types>
-        <w:behaviors>
-          <w:behavior w:val="content"/>
-        </w:behaviors>
-        <w:guid w:val="{B750F60B-89A0-48EA-8C8D-2080616E77DD}"/>
-      </w:docPartPr>
-      <w:docPartBody>
-        <w:p>
-          <w:r>
-            <w:t>List relevant awards, fellowships, honors, grants, and academic distinctions in reverse chronological order. Include a short description if necessary.</w:t>
-          </w:r>
-        </w:p>
-      </w:docPartBody>
-    </w:docPart>
-    <w:docPart>
-      <w:docPartPr>
-        <w:name w:val="69BD63F8B22049DCAE62BE13DF1EEA02"/>
-        <w:category>
-          <w:name w:val="General"/>
-          <w:gallery w:val="placeholder"/>
-        </w:category>
-        <w:types>
-          <w:type w:val="bbPlcHdr"/>
-        </w:types>
-        <w:behaviors>
-          <w:behavior w:val="content"/>
-        </w:behaviors>
-        <w:guid w:val="{D6F9B057-FE17-40C4-9AB2-B62FD22141A2}"/>
-      </w:docPartPr>
-      <w:docPartBody>
-        <w:p>
-          <w:pPr>
-            <w:pStyle w:val="69BD63F8B22049DCAE62BE13DF1EEA02"/>
-          </w:pPr>
-          <w:r>
-            <w:t>May 200X</w:t>
-          </w:r>
-        </w:p>
-      </w:docPartBody>
-    </w:docPart>
-    <w:docPart>
-      <w:docPartPr>
-        <w:name w:val="C582B4523E8D4E9FB0FC6B24A58E44F7"/>
-        <w:category>
-          <w:name w:val="General"/>
-          <w:gallery w:val="placeholder"/>
-        </w:category>
-        <w:types>
-          <w:type w:val="bbPlcHdr"/>
-        </w:types>
-        <w:behaviors>
-          <w:behavior w:val="content"/>
-        </w:behaviors>
-        <w:guid w:val="{021CDE57-A50F-430E-A6F6-3255F836AC2C}"/>
-      </w:docPartPr>
-      <w:docPartBody>
-        <w:p>
-          <w:pPr>
-            <w:pStyle w:val="C582B4523E8D4E9FB0FC6B24A58E44F7"/>
-          </w:pPr>
-          <w:r>
-            <w:t>May 200X</w:t>
-          </w:r>
-        </w:p>
-      </w:docPartBody>
-    </w:docPart>
-    <w:docPart>
-      <w:docPartPr>
-        <w:name w:val="5FDAF89D24A94FA096C809A8B9036153"/>
-        <w:category>
-          <w:name w:val="General"/>
-          <w:gallery w:val="placeholder"/>
-        </w:category>
-        <w:types>
-          <w:type w:val="bbPlcHdr"/>
-        </w:types>
-        <w:behaviors>
-          <w:behavior w:val="content"/>
-        </w:behaviors>
-        <w:guid w:val="{FD0588D6-5A7A-4451-B4AD-94EB11FA84FB}"/>
-      </w:docPartPr>
-      <w:docPartBody>
-        <w:p>
-          <w:r>
-            <w:t>May 200X</w:t>
-          </w:r>
-        </w:p>
-      </w:docPartBody>
-    </w:docPart>
-    <w:docPart>
-      <w:docPartPr>
-        <w:name w:val="7E1475F4A47A4D2DA434E966F74C3F37"/>
-        <w:category>
-          <w:name w:val="General"/>
-          <w:gallery w:val="placeholder"/>
-        </w:category>
-        <w:types>
-          <w:type w:val="bbPlcHdr"/>
-        </w:types>
-        <w:behaviors>
-          <w:behavior w:val="content"/>
-        </w:behaviors>
-        <w:guid w:val="{23F10528-2B2C-4B6E-B504-0D548205AED2}"/>
-      </w:docPartPr>
-      <w:docPartBody>
-        <w:p>
-          <w:r>
-            <w:t>AP</w:t>
-          </w:r>
-          <w:r>
-            <w:t xml:space="preserve"> Scholar Award</w:t>
-          </w:r>
-        </w:p>
-      </w:docPartBody>
-    </w:docPart>
-    <w:docPart>
-      <w:docPartPr>
-        <w:name w:val="CC47F9FE81D84351A75AABB227336351"/>
-        <w:category>
-          <w:name w:val="General"/>
-          <w:gallery w:val="placeholder"/>
-        </w:category>
-        <w:types>
-          <w:type w:val="bbPlcHdr"/>
-        </w:types>
-        <w:behaviors>
-          <w:behavior w:val="content"/>
-        </w:behaviors>
-        <w:guid w:val="{56492B16-C0DD-4416-B819-29C7D4149990}"/>
-      </w:docPartPr>
-      <w:docPartBody>
-        <w:p>
-          <w:r>
-            <w:t>Brief description</w:t>
-          </w:r>
-        </w:p>
-      </w:docPartBody>
-    </w:docPart>
-    <w:docPart>
-      <w:docPartPr>
-        <w:name w:val="E0A079694E124318B526DB73C4FF5F70"/>
-        <w:category>
-          <w:name w:val="General"/>
-          <w:gallery w:val="placeholder"/>
-        </w:category>
-        <w:types>
-          <w:type w:val="bbPlcHdr"/>
-        </w:types>
-        <w:behaviors>
-          <w:behavior w:val="content"/>
-        </w:behaviors>
-        <w:guid w:val="{EA972BB4-FD4D-4557-9849-0A5E2A1C192E}"/>
-      </w:docPartPr>
-      <w:docPartBody>
-        <w:p>
-          <w:r>
-            <w:t>National Merit Award</w:t>
-          </w:r>
-        </w:p>
-      </w:docPartBody>
-    </w:docPart>
-    <w:docPart>
-      <w:docPartPr>
-        <w:name w:val="A9424B6277FB4AB4AAE48283B52CD420"/>
-        <w:category>
-          <w:name w:val="General"/>
-          <w:gallery w:val="placeholder"/>
-        </w:category>
-        <w:types>
-          <w:type w:val="bbPlcHdr"/>
-        </w:types>
-        <w:behaviors>
-          <w:behavior w:val="content"/>
-        </w:behaviors>
-        <w:guid w:val="{442B075F-CA61-4E28-AC11-55BD92FB3D0C}"/>
-      </w:docPartPr>
-      <w:docPartBody>
-        <w:p>
-          <w:r>
-            <w:t>Brief description</w:t>
-          </w:r>
-        </w:p>
-      </w:docPartBody>
-    </w:docPart>
-    <w:docPart>
-      <w:docPartPr>
-        <w:name w:val="05C9A7A6F86E4EDAADA74B0C780B12E8"/>
-        <w:category>
-          <w:name w:val="General"/>
-          <w:gallery w:val="placeholder"/>
-        </w:category>
-        <w:types>
-          <w:type w:val="bbPlcHdr"/>
-        </w:types>
-        <w:behaviors>
-          <w:behavior w:val="content"/>
-        </w:behaviors>
-        <w:guid w:val="{D9FDD158-10A6-4CC4-8641-479CC1BD4289}"/>
-      </w:docPartPr>
-      <w:docPartBody>
-        <w:p>
-          <w:r>
-            <w:t>Honor Roll</w:t>
-          </w:r>
-        </w:p>
-      </w:docPartBody>
-    </w:docPart>
-    <w:docPart>
-      <w:docPartPr>
-        <w:name w:val="A8AB613F12A141339FF0742F32882E41"/>
-        <w:category>
-          <w:name w:val="General"/>
-          <w:gallery w:val="placeholder"/>
-        </w:category>
-        <w:types>
-          <w:type w:val="bbPlcHdr"/>
-        </w:types>
-        <w:behaviors>
-          <w:behavior w:val="content"/>
-        </w:behaviors>
-        <w:guid w:val="{5C7E0F2F-60EA-403B-AD5B-541E5BB5C01B}"/>
-      </w:docPartPr>
-      <w:docPartBody>
-        <w:p>
-          <w:r>
-            <w:t>Brief description</w:t>
-          </w:r>
-        </w:p>
-      </w:docPartBody>
-    </w:docPart>
-    <w:docPart>
-      <w:docPartPr>
-        <w:name w:val="299B8260A0B743C6A06A18E0EC9F3852"/>
-        <w:category>
-          <w:name w:val="General"/>
-          <w:gallery w:val="placeholder"/>
-        </w:category>
-        <w:types>
-          <w:type w:val="bbPlcHdr"/>
-        </w:types>
-        <w:behaviors>
-          <w:behavior w:val="content"/>
-        </w:behaviors>
-        <w:guid w:val="{133A2795-F983-47A8-8308-01894BA99853}"/>
-      </w:docPartPr>
-      <w:docPartBody>
-        <w:p>
-          <w:pPr>
-            <w:pStyle w:val="299B8260A0B743C6A06A18E0EC9F3852"/>
-          </w:pPr>
-          <w:r>
-            <w:t>20XX-20XX</w:t>
-          </w:r>
-        </w:p>
-      </w:docPartBody>
-    </w:docPart>
-    <w:docPart>
-      <w:docPartPr>
-        <w:name w:val="BEAF5E3B17AC4E38B91AA75D14887A66"/>
-        <w:category>
-          <w:name w:val="General"/>
-          <w:gallery w:val="placeholder"/>
-        </w:category>
-        <w:types>
-          <w:type w:val="bbPlcHdr"/>
-        </w:types>
-        <w:behaviors>
-          <w:behavior w:val="content"/>
-        </w:behaviors>
-        <w:guid w:val="{9E80A942-75E6-47B9-A24F-06F0E47C4644}"/>
-      </w:docPartPr>
-      <w:docPartBody>
-        <w:p>
-          <w:pPr>
-            <w:pStyle w:val="BEAF5E3B17AC4E38B91AA75D14887A66"/>
-          </w:pPr>
-          <w:r>
-            <w:t>20XX-20XX</w:t>
-          </w:r>
-        </w:p>
-      </w:docPartBody>
-    </w:docPart>
-    <w:docPart>
-      <w:docPartPr>
-        <w:name w:val="5346673CFDEF4185BD6149897FC76BB1"/>
-        <w:category>
-          <w:name w:val="General"/>
-          <w:gallery w:val="placeholder"/>
-        </w:category>
-        <w:types>
-          <w:type w:val="bbPlcHdr"/>
-        </w:types>
-        <w:behaviors>
-          <w:behavior w:val="content"/>
-        </w:behaviors>
-        <w:guid w:val="{AA6C078E-FA1F-49E3-B0D5-5D1E6968C42E}"/>
-      </w:docPartPr>
-      <w:docPartBody>
-        <w:p>
-          <w:r>
-            <w:t>Research experience</w:t>
-          </w:r>
-        </w:p>
-      </w:docPartBody>
-    </w:docPart>
-    <w:docPart>
-      <w:docPartPr>
-        <w:name w:val="03561047D4194B9DA02A1ECC5351E590"/>
-        <w:category>
-          <w:name w:val="General"/>
-          <w:gallery w:val="placeholder"/>
-        </w:category>
-        <w:types>
-          <w:type w:val="bbPlcHdr"/>
-        </w:types>
-        <w:behaviors>
-          <w:behavior w:val="content"/>
-        </w:behaviors>
-        <w:guid w:val="{2AA882DC-7612-4118-9406-08DF05006118}"/>
-      </w:docPartPr>
-      <w:docPartBody>
-        <w:p>
-          <w:r>
-            <w:t>If you are applying for a teaching position, you might want to list the teaching experience section before the research experience section. Highlight important accomplishments, skills, and projects using concise sentences, beginning with an action verb. Complete sentences are not necessary. Be consistent in your grammatical style.</w:t>
-          </w:r>
-        </w:p>
-      </w:docPartBody>
-    </w:docPart>
-    <w:docPart>
-      <w:docPartPr>
-        <w:name w:val="092AB9CA4E4F4A588E97D2CDC3768251"/>
-        <w:category>
-          <w:name w:val="General"/>
-          <w:gallery w:val="placeholder"/>
-        </w:category>
-        <w:types>
-          <w:type w:val="bbPlcHdr"/>
-        </w:types>
-        <w:behaviors>
-          <w:behavior w:val="content"/>
-        </w:behaviors>
-        <w:guid w:val="{A1A045DC-5DA6-45CE-B527-3DC2D293836D}"/>
-      </w:docPartPr>
-      <w:docPartBody>
-        <w:p>
-          <w:r>
-            <w:t>20XX-20XX</w:t>
-          </w:r>
-        </w:p>
-      </w:docPartBody>
-    </w:docPart>
-    <w:docPart>
-      <w:docPartPr>
-        <w:name w:val="12858CF213974307A4D6C9FA603B17D9"/>
-        <w:category>
-          <w:name w:val="General"/>
-          <w:gallery w:val="placeholder"/>
-        </w:category>
-        <w:types>
-          <w:type w:val="bbPlcHdr"/>
-        </w:types>
-        <w:behaviors>
-          <w:behavior w:val="content"/>
-        </w:behaviors>
-        <w:guid w:val="{1749FD98-70CF-4365-837B-980B64FEC36B}"/>
-      </w:docPartPr>
-      <w:docPartBody>
-        <w:p>
-          <w:pPr>
-            <w:pStyle w:val="12858CF213974307A4D6C9FA603B17D95"/>
-          </w:pPr>
-          <w:r>
-            <w:rPr>
-              <w:rStyle w:val="Bold"/>
-            </w:rPr>
-            <w:t>Dissertation</w:t>
-          </w:r>
-        </w:p>
-      </w:docPartBody>
-    </w:docPart>
-    <w:docPart>
-      <w:docPartPr>
-        <w:name w:val="23F1C5250C644EF1A2469C1A43A52548"/>
-        <w:category>
-          <w:name w:val="General"/>
-          <w:gallery w:val="placeholder"/>
-        </w:category>
-        <w:types>
-          <w:type w:val="bbPlcHdr"/>
-        </w:types>
-        <w:behaviors>
-          <w:behavior w:val="content"/>
-        </w:behaviors>
-        <w:guid w:val="{07599F20-5760-4A66-A5C9-AA5E8EC81DFD}"/>
-      </w:docPartPr>
-      <w:docPartBody>
-        <w:p>
-          <w:r>
-            <w:t>Jasper University, Frankfort, KY</w:t>
-          </w:r>
-        </w:p>
-      </w:docPartBody>
-    </w:docPart>
-    <w:docPart>
-      <w:docPartPr>
-        <w:name w:val="D1ECC05A1F584854986EF5054562D6C3"/>
-        <w:category>
-          <w:name w:val="General"/>
-          <w:gallery w:val="placeholder"/>
-        </w:category>
-        <w:types>
-          <w:type w:val="bbPlcHdr"/>
-        </w:types>
-        <w:behaviors>
-          <w:behavior w:val="content"/>
-        </w:behaviors>
-        <w:guid w:val="{9A890585-A45B-43D6-A50E-EBD417B4C87F}"/>
-      </w:docPartPr>
-      <w:docPartBody>
-        <w:p>
-          <w:r>
-            <w:t>Advisor: Name</w:t>
-          </w:r>
-        </w:p>
-      </w:docPartBody>
-    </w:docPart>
-    <w:docPart>
-      <w:docPartPr>
-        <w:name w:val="874908C9BED2400A9132B320B73D0FAC"/>
-        <w:category>
-          <w:name w:val="General"/>
-          <w:gallery w:val="placeholder"/>
-        </w:category>
-        <w:types>
-          <w:type w:val="bbPlcHdr"/>
-        </w:types>
-        <w:behaviors>
-          <w:behavior w:val="content"/>
-        </w:behaviors>
-        <w:guid w:val="{F9E19417-0795-405D-B68C-4913D911452A}"/>
-      </w:docPartPr>
-      <w:docPartBody>
-        <w:p>
-          <w:r>
-            <w:t>Skill/Accomplishment/Project</w:t>
-          </w:r>
-        </w:p>
-      </w:docPartBody>
-    </w:docPart>
-    <w:docPart>
-      <w:docPartPr>
-        <w:name w:val="60D9B500E7A04BC0AEAB56D08B524444"/>
-        <w:category>
-          <w:name w:val="General"/>
-          <w:gallery w:val="placeholder"/>
-        </w:category>
-        <w:types>
-          <w:type w:val="bbPlcHdr"/>
-        </w:types>
-        <w:behaviors>
-          <w:behavior w:val="content"/>
-        </w:behaviors>
-        <w:guid w:val="{D856B16F-E304-45C7-A993-77D5DC30E096}"/>
-      </w:docPartPr>
-      <w:docPartBody>
-        <w:p>
-          <w:r>
-            <w:t>Skill/Accomplishment/Project</w:t>
-          </w:r>
-        </w:p>
-      </w:docPartBody>
-    </w:docPart>
-    <w:docPart>
-      <w:docPartPr>
-        <w:name w:val="8B36427B94394B5C95E94BD5EB30141C"/>
-        <w:category>
-          <w:name w:val="General"/>
-          <w:gallery w:val="placeholder"/>
-        </w:category>
-        <w:types>
-          <w:type w:val="bbPlcHdr"/>
-        </w:types>
-        <w:behaviors>
-          <w:behavior w:val="content"/>
-        </w:behaviors>
-        <w:guid w:val="{473697FE-CEB1-419D-B578-6AA1D384FAF2}"/>
-      </w:docPartPr>
-      <w:docPartBody>
-        <w:p>
-          <w:pPr>
-            <w:pStyle w:val="8B36427B94394B5C95E94BD5EB30141C5"/>
-          </w:pPr>
-          <w:r>
-            <w:rPr>
-              <w:rStyle w:val="Bold"/>
-            </w:rPr>
-            <w:t>Institution/Company/Organization,</w:t>
-          </w:r>
-        </w:p>
-      </w:docPartBody>
-    </w:docPart>
-    <w:docPart>
-      <w:docPartPr>
-        <w:name w:val="D8B438505EB84E62A4C1F8D69A78A677"/>
-        <w:category>
-          <w:name w:val="General"/>
-          <w:gallery w:val="placeholder"/>
-        </w:category>
-        <w:types>
-          <w:type w:val="bbPlcHdr"/>
-        </w:types>
-        <w:behaviors>
-          <w:behavior w:val="content"/>
-        </w:behaviors>
-        <w:guid w:val="{AA5D36F9-1424-4EBB-B032-6B1BF16730DE}"/>
-      </w:docPartPr>
-      <w:docPartBody>
-        <w:p>
-          <w:pPr>
-            <w:pStyle w:val="D8B438505EB84E62A4C1F8D69A78A6774"/>
-          </w:pPr>
-          <w:r>
-            <w:rPr>
-              <w:rStyle w:val="Bold"/>
-            </w:rPr>
-            <w:t>Position,</w:t>
-          </w:r>
-        </w:p>
-      </w:docPartBody>
-    </w:docPart>
-    <w:docPart>
-      <w:docPartPr>
-        <w:name w:val="EE7CC205B92D43DD8A283D7AC5E11344"/>
-        <w:category>
-          <w:name w:val="General"/>
-          <w:gallery w:val="placeholder"/>
-        </w:category>
-        <w:types>
-          <w:type w:val="bbPlcHdr"/>
-        </w:types>
-        <w:behaviors>
-          <w:behavior w:val="content"/>
-        </w:behaviors>
-        <w:guid w:val="{E4E204A8-CE60-4F6D-9564-6D3B758133DB}"/>
-      </w:docPartPr>
-      <w:docPartBody>
-        <w:p>
-          <w:r>
-            <w:t>Lab or Advisor Name</w:t>
-          </w:r>
-        </w:p>
-      </w:docPartBody>
-    </w:docPart>
-    <w:docPart>
-      <w:docPartPr>
-        <w:name w:val="CC7386534DA347C48D81C1ECAC934B00"/>
-        <w:category>
-          <w:name w:val="General"/>
-          <w:gallery w:val="placeholder"/>
-        </w:category>
-        <w:types>
-          <w:type w:val="bbPlcHdr"/>
-        </w:types>
-        <w:behaviors>
-          <w:behavior w:val="content"/>
-        </w:behaviors>
-        <w:guid w:val="{141A042D-07F0-4B6C-816B-949C88200434}"/>
-      </w:docPartPr>
-      <w:docPartBody>
-        <w:p>
-          <w:r>
-            <w:t>Skill/Accomplishment/Project</w:t>
-          </w:r>
-        </w:p>
-      </w:docPartBody>
-    </w:docPart>
-    <w:docPart>
-      <w:docPartPr>
-        <w:name w:val="DBED605942CA45B0B955FE147B9E5222"/>
-        <w:category>
-          <w:name w:val="General"/>
-          <w:gallery w:val="placeholder"/>
-        </w:category>
-        <w:types>
-          <w:type w:val="bbPlcHdr"/>
-        </w:types>
-        <w:behaviors>
-          <w:behavior w:val="content"/>
-        </w:behaviors>
-        <w:guid w:val="{CD77E33D-AED1-496F-AAFC-B3FE64CBA39D}"/>
-      </w:docPartPr>
-      <w:docPartBody>
-        <w:p>
-          <w:r>
-            <w:t>Skill/Accomplishment/Project</w:t>
-          </w:r>
-        </w:p>
-      </w:docPartBody>
-    </w:docPart>
-    <w:docPart>
-      <w:docPartPr>
-        <w:name w:val="3C150B5660C84B6DB2D0EAB7CED14D7F"/>
-        <w:category>
-          <w:name w:val="General"/>
-          <w:gallery w:val="placeholder"/>
-        </w:category>
-        <w:types>
-          <w:type w:val="bbPlcHdr"/>
-        </w:types>
-        <w:behaviors>
-          <w:behavior w:val="content"/>
-        </w:behaviors>
-        <w:guid w:val="{61CA60EE-E1C3-440B-AE25-605883018B2E}"/>
-      </w:docPartPr>
-      <w:docPartBody>
-        <w:p>
-          <w:pPr>
-            <w:pStyle w:val="3C150B5660C84B6DB2D0EAB7CED14D7F4"/>
-          </w:pPr>
-          <w:r>
-            <w:rPr>
-              <w:rStyle w:val="Bold"/>
-            </w:rPr>
-            <w:t>Company/Organization</w:t>
-          </w:r>
-          <w:r>
-            <w:rPr>
-              <w:rStyle w:val="Bold"/>
-            </w:rPr>
-            <w:t>,</w:t>
-          </w:r>
-        </w:p>
-      </w:docPartBody>
-    </w:docPart>
-    <w:docPart>
-      <w:docPartPr>
-        <w:name w:val="C57F0F92FCBF46BD90766AD5B5FE27BB"/>
-        <w:category>
-          <w:name w:val="General"/>
-          <w:gallery w:val="placeholder"/>
-        </w:category>
-        <w:types>
-          <w:type w:val="bbPlcHdr"/>
-        </w:types>
-        <w:behaviors>
-          <w:behavior w:val="content"/>
-        </w:behaviors>
-        <w:guid w:val="{711E9165-AAA5-4EB0-A497-96F3ABAB8BE2}"/>
-      </w:docPartPr>
-      <w:docPartBody>
-        <w:p>
-          <w:pPr>
-            <w:pStyle w:val="C57F0F92FCBF46BD90766AD5B5FE27BB4"/>
-          </w:pPr>
-          <w:r>
-            <w:rPr>
-              <w:rStyle w:val="Bold"/>
-            </w:rPr>
-            <w:t>Position</w:t>
-          </w:r>
-        </w:p>
-      </w:docPartBody>
-    </w:docPart>
-    <w:docPart>
-      <w:docPartPr>
-        <w:name w:val="32C2AFB85E88478FB07C3BA4FBB473A2"/>
-        <w:category>
-          <w:name w:val="General"/>
-          <w:gallery w:val="placeholder"/>
-        </w:category>
-        <w:types>
-          <w:type w:val="bbPlcHdr"/>
-        </w:types>
-        <w:behaviors>
-          <w:behavior w:val="content"/>
-        </w:behaviors>
-        <w:guid w:val="{C301FF08-B520-4FB8-8203-66F2E2A242DA}"/>
-      </w:docPartPr>
-      <w:docPartBody>
-        <w:p>
-          <w:r>
-            <w:t>Skill/Accomplishment/Project</w:t>
-          </w:r>
-        </w:p>
-      </w:docPartBody>
-    </w:docPart>
-    <w:docPart>
-      <w:docPartPr>
-        <w:name w:val="110FCFFD485945D78FEC115359BF02B3"/>
-        <w:category>
-          <w:name w:val="General"/>
-          <w:gallery w:val="placeholder"/>
-        </w:category>
-        <w:types>
-          <w:type w:val="bbPlcHdr"/>
-        </w:types>
-        <w:behaviors>
-          <w:behavior w:val="content"/>
-        </w:behaviors>
-        <w:guid w:val="{43DCDC45-9BE1-429B-BBEA-6D01FA111D74}"/>
-      </w:docPartPr>
-      <w:docPartBody>
-        <w:p>
-          <w:r>
-            <w:t>Skill/Accomplishment/Project</w:t>
-          </w:r>
-        </w:p>
-      </w:docPartBody>
-    </w:docPart>
-    <w:docPart>
-      <w:docPartPr>
-        <w:name w:val="A30BD914062E418B98D679041AE4F144"/>
-        <w:category>
-          <w:name w:val="General"/>
-          <w:gallery w:val="placeholder"/>
-        </w:category>
-        <w:types>
-          <w:type w:val="bbPlcHdr"/>
-        </w:types>
-        <w:behaviors>
-          <w:behavior w:val="content"/>
-        </w:behaviors>
-        <w:guid w:val="{F967794E-89BD-4328-A6DD-3384AC98E2C0}"/>
-      </w:docPartPr>
-      <w:docPartBody>
-        <w:p>
-          <w:pPr>
-            <w:pStyle w:val="A30BD914062E418B98D679041AE4F144"/>
-          </w:pPr>
-          <w:r>
-            <w:t>20XX-20XX</w:t>
-          </w:r>
-        </w:p>
-      </w:docPartBody>
-    </w:docPart>
-    <w:docPart>
-      <w:docPartPr>
-        <w:name w:val="B5DC766052314ABFB8188B0919C3E7DA"/>
-        <w:category>
-          <w:name w:val="General"/>
-          <w:gallery w:val="placeholder"/>
-        </w:category>
-        <w:types>
-          <w:type w:val="bbPlcHdr"/>
-        </w:types>
-        <w:behaviors>
-          <w:behavior w:val="content"/>
-        </w:behaviors>
-        <w:guid w:val="{BEF41660-C5B4-40D7-9BF4-ED617A9CB437}"/>
-      </w:docPartPr>
-      <w:docPartBody>
-        <w:p>
-          <w:pPr>
-            <w:pStyle w:val="B5DC766052314ABFB8188B0919C3E7DA"/>
-          </w:pPr>
-          <w:r>
-            <w:t>Name, “Thesis Title”, Date Graduated</w:t>
-          </w:r>
-        </w:p>
-      </w:docPartBody>
-    </w:docPart>
-    <w:docPart>
-      <w:docPartPr>
-        <w:name w:val="B14245164C5543C792A72BB46F381C5D"/>
-        <w:category>
-          <w:name w:val="General"/>
-          <w:gallery w:val="placeholder"/>
-        </w:category>
-        <w:types>
-          <w:type w:val="bbPlcHdr"/>
-        </w:types>
-        <w:behaviors>
-          <w:behavior w:val="content"/>
-        </w:behaviors>
-        <w:guid w:val="{9B93214F-0C15-446B-A620-85654DD1DAFF}"/>
-      </w:docPartPr>
-      <w:docPartBody>
-        <w:p>
-          <w:pPr>
-            <w:pStyle w:val="B14245164C5543C792A72BB46F381C5D"/>
-          </w:pPr>
-          <w:r>
-            <w:t>Name, “Thesis Title”, Date Graduated</w:t>
-          </w:r>
-        </w:p>
-      </w:docPartBody>
-    </w:docPart>
-    <w:docPart>
-      <w:docPartPr>
-        <w:name w:val="FFCA9D544015419B890339DD295FE05C"/>
-        <w:category>
-          <w:name w:val="General"/>
-          <w:gallery w:val="placeholder"/>
-        </w:category>
-        <w:types>
-          <w:type w:val="bbPlcHdr"/>
-        </w:types>
-        <w:behaviors>
-          <w:behavior w:val="content"/>
-        </w:behaviors>
-        <w:guid w:val="{F033E7D2-5FA5-45F8-A9E7-933C9C15C239}"/>
-      </w:docPartPr>
-      <w:docPartBody>
-        <w:p>
-          <w:r>
-            <w:t>Teaching experience</w:t>
-          </w:r>
-        </w:p>
-      </w:docPartBody>
-    </w:docPart>
-    <w:docPart>
-      <w:docPartPr>
-        <w:name w:val="239C17AF501449C8B687A6C4470DFDA0"/>
-        <w:category>
-          <w:name w:val="General"/>
-          <w:gallery w:val="placeholder"/>
-        </w:category>
-        <w:types>
-          <w:type w:val="bbPlcHdr"/>
-        </w:types>
-        <w:behaviors>
-          <w:behavior w:val="content"/>
-        </w:behaviors>
-        <w:guid w:val="{6044CC45-66B7-4246-95ED-9EEA9569487F}"/>
-      </w:docPartPr>
-      <w:docPartBody>
-        <w:p>
-          <w:r>
-            <w:t>When you list courses, include a brief description so that the course can be compared to a similar course at another university. You might want to include the typical number of students in the course as well as list your responsibilities such as developing course materials, lecturing, grading, developing the syllabus, etc. How you decide to list or group your courses, skills, teaching methods, roles, and responsibilities will depend on your amount of experience. The examples below are just a few ideas.</w:t>
-          </w:r>
-        </w:p>
-      </w:docPartBody>
-    </w:docPart>
-    <w:docPart>
-      <w:docPartPr>
-        <w:name w:val="87CD4026A70F4750BCDF5F9C838AE750"/>
-        <w:category>
-          <w:name w:val="General"/>
-          <w:gallery w:val="placeholder"/>
-        </w:category>
-        <w:types>
-          <w:type w:val="bbPlcHdr"/>
-        </w:types>
-        <w:behaviors>
-          <w:behavior w:val="content"/>
-        </w:behaviors>
-        <w:guid w:val="{57F1CD4C-1C7A-45FA-9B69-2BB7BC8623D4}"/>
-      </w:docPartPr>
-      <w:docPartBody>
-        <w:p>
-          <w:r>
-            <w:t>20XX-20XX</w:t>
-          </w:r>
-        </w:p>
-      </w:docPartBody>
-    </w:docPart>
-    <w:docPart>
-      <w:docPartPr>
-        <w:name w:val="A9A3301548084D6AB1A066EE8DF5E5FF"/>
-        <w:category>
-          <w:name w:val="General"/>
-          <w:gallery w:val="placeholder"/>
-        </w:category>
-        <w:types>
-          <w:type w:val="bbPlcHdr"/>
-        </w:types>
-        <w:behaviors>
-          <w:behavior w:val="content"/>
-        </w:behaviors>
-        <w:guid w:val="{6C1DB7B3-A3C4-4B48-A7FF-C75819F57C8C}"/>
-      </w:docPartPr>
-      <w:docPartBody>
-        <w:p>
-          <w:pPr>
-            <w:pStyle w:val="A9A3301548084D6AB1A066EE8DF5E5FF1"/>
-          </w:pPr>
-          <w:r>
-            <w:rPr>
-              <w:rStyle w:val="Bold"/>
-            </w:rPr>
-            <w:t>Name of University,</w:t>
-          </w:r>
-        </w:p>
-      </w:docPartBody>
-    </w:docPart>
-    <w:docPart>
-      <w:docPartPr>
-        <w:name w:val="9B24D6E848A6479DB079F01B09F5EA3D"/>
-        <w:category>
-          <w:name w:val="General"/>
-          <w:gallery w:val="placeholder"/>
-        </w:category>
-        <w:types>
-          <w:type w:val="bbPlcHdr"/>
-        </w:types>
-        <w:behaviors>
-          <w:behavior w:val="content"/>
-        </w:behaviors>
-        <w:guid w:val="{7EA39D39-F2CD-4A59-B39F-0DF803CF22C3}"/>
-      </w:docPartPr>
-      <w:docPartBody>
-        <w:p>
-          <w:pPr>
-            <w:pStyle w:val="9B24D6E848A6479DB079F01B09F5EA3D1"/>
-          </w:pPr>
-          <w:r>
-            <w:rPr>
-              <w:rStyle w:val="Bold"/>
-            </w:rPr>
-            <w:t>Associate Professor,</w:t>
-          </w:r>
-        </w:p>
-      </w:docPartBody>
-    </w:docPart>
-    <w:docPart>
-      <w:docPartPr>
-        <w:name w:val="37C449306654409197BF48C40DF127ED"/>
-        <w:category>
-          <w:name w:val="General"/>
-          <w:gallery w:val="placeholder"/>
-        </w:category>
-        <w:types>
-          <w:type w:val="bbPlcHdr"/>
-        </w:types>
-        <w:behaviors>
-          <w:behavior w:val="content"/>
-        </w:behaviors>
-        <w:guid w:val="{C162B54B-F488-4014-A014-A8C3ED9FD389}"/>
-      </w:docPartPr>
-      <w:docPartBody>
-        <w:p>
-          <w:r>
-            <w:t>Taught Name of Course, an undergraduate course averaging 120 students per semester, covering the following topics: topic, topic, topic, topic</w:t>
-          </w:r>
-        </w:p>
-      </w:docPartBody>
-    </w:docPart>
-    <w:docPart>
-      <w:docPartPr>
-        <w:name w:val="71DEBBB2AA0C4179B98F167222BAC6E3"/>
-        <w:category>
-          <w:name w:val="General"/>
-          <w:gallery w:val="placeholder"/>
-        </w:category>
-        <w:types>
-          <w:type w:val="bbPlcHdr"/>
-        </w:types>
-        <w:behaviors>
-          <w:behavior w:val="content"/>
-        </w:behaviors>
-        <w:guid w:val="{7A87C125-F104-46CC-8507-1B37625F79D9}"/>
-      </w:docPartPr>
-      <w:docPartBody>
-        <w:p>
-          <w:r>
-            <w:t>Developed quizzes, exams, and homework</w:t>
-          </w:r>
-        </w:p>
-      </w:docPartBody>
-    </w:docPart>
-    <w:docPart>
-      <w:docPartPr>
-        <w:name w:val="EB2CD26EBF6B4E048604DC643EF04EBC"/>
-        <w:category>
-          <w:name w:val="General"/>
-          <w:gallery w:val="placeholder"/>
-        </w:category>
-        <w:types>
-          <w:type w:val="bbPlcHdr"/>
-        </w:types>
-        <w:behaviors>
-          <w:behavior w:val="content"/>
-        </w:behaviors>
-        <w:guid w:val="{4F1BC3D0-04F6-45D7-8BB6-E2F4027C3393}"/>
-      </w:docPartPr>
-      <w:docPartBody>
-        <w:p>
-          <w:r>
-            <w:t>Revised the syllabus to meet accreditation standards</w:t>
-          </w:r>
-        </w:p>
-      </w:docPartBody>
-    </w:docPart>
-    <w:docPart>
-      <w:docPartPr>
-        <w:name w:val="B87E0CD10EAA440C81BE32C388602EE9"/>
-        <w:category>
-          <w:name w:val="General"/>
-          <w:gallery w:val="placeholder"/>
-        </w:category>
-        <w:types>
-          <w:type w:val="bbPlcHdr"/>
-        </w:types>
-        <w:behaviors>
-          <w:behavior w:val="content"/>
-        </w:behaviors>
-        <w:guid w:val="{B31A2836-D8D1-4C0F-A00E-22C64FC858CE}"/>
-      </w:docPartPr>
-      <w:docPartBody>
-        <w:p>
-          <w:r>
-            <w:t>Coordinated grading and labs with a team of 4 teaching assistants</w:t>
-          </w:r>
-        </w:p>
-      </w:docPartBody>
-    </w:docPart>
-    <w:docPart>
-      <w:docPartPr>
-        <w:name w:val="A5D97324567849D0BC983E1BE084181C"/>
-        <w:category>
-          <w:name w:val="General"/>
-          <w:gallery w:val="placeholder"/>
-        </w:category>
-        <w:types>
-          <w:type w:val="bbPlcHdr"/>
-        </w:types>
-        <w:behaviors>
-          <w:behavior w:val="content"/>
-        </w:behaviors>
-        <w:guid w:val="{8DE5614B-9DC3-449A-AF79-288990F4103E}"/>
-      </w:docPartPr>
-      <w:docPartBody>
-        <w:p>
-          <w:r>
-            <w:t xml:space="preserve">Doctoral </w:t>
-          </w:r>
-          <w:r>
-            <w:t>s</w:t>
-          </w:r>
-          <w:r>
-            <w:t xml:space="preserve">tudents </w:t>
-          </w:r>
-          <w:r>
-            <w:t>a</w:t>
-          </w:r>
-          <w:r>
-            <w:t>dvised</w:t>
-          </w:r>
-        </w:p>
-      </w:docPartBody>
-    </w:docPart>
-    <w:docPart>
-      <w:docPartPr>
-        <w:name w:val="4FB8E4E805DE493EB080A535F8B628E1"/>
-        <w:category>
-          <w:name w:val="General"/>
-          <w:gallery w:val="placeholder"/>
-        </w:category>
-        <w:types>
-          <w:type w:val="bbPlcHdr"/>
-        </w:types>
-        <w:behaviors>
-          <w:behavior w:val="content"/>
-        </w:behaviors>
-        <w:guid w:val="{41490C9B-8EAD-4095-8283-F1DBA7BFE9CF}"/>
-      </w:docPartPr>
-      <w:docPartBody>
-        <w:p>
-          <w:r>
-            <w:t>Name, “Thesis Title”, Date Graduated</w:t>
-          </w:r>
-        </w:p>
-      </w:docPartBody>
-    </w:docPart>
-    <w:docPart>
-      <w:docPartPr>
-        <w:name w:val="1039CBD746B14B609672E75718B0AE74"/>
-        <w:category>
-          <w:name w:val="General"/>
-          <w:gallery w:val="placeholder"/>
-        </w:category>
-        <w:types>
-          <w:type w:val="bbPlcHdr"/>
-        </w:types>
-        <w:behaviors>
-          <w:behavior w:val="content"/>
-        </w:behaviors>
-        <w:guid w:val="{F0C0EF13-C164-4E9B-B4BB-97DBEE3908A7}"/>
-      </w:docPartPr>
-      <w:docPartBody>
-        <w:p>
-          <w:r>
-            <w:t>Name, “Thesis Title”, Date Graduated</w:t>
-          </w:r>
-        </w:p>
-      </w:docPartBody>
-    </w:docPart>
-    <w:docPart>
-      <w:docPartPr>
-        <w:name w:val="EB7F16A219484DF19949DBE1A00A8C4E"/>
-        <w:category>
-          <w:name w:val="General"/>
-          <w:gallery w:val="placeholder"/>
-        </w:category>
-        <w:types>
-          <w:type w:val="bbPlcHdr"/>
-        </w:types>
-        <w:behaviors>
-          <w:behavior w:val="content"/>
-        </w:behaviors>
-        <w:guid w:val="{5622414C-C69A-4884-817C-63E948ECFDA0}"/>
-      </w:docPartPr>
-      <w:docPartBody>
-        <w:p>
-          <w:r>
-            <w:t>Name, “Thesis Title”, Date Graduated</w:t>
-          </w:r>
-        </w:p>
-      </w:docPartBody>
-    </w:docPart>
-    <w:docPart>
-      <w:docPartPr>
-        <w:name w:val="1BAF81C379AE4448BF08A927AC3CAACC"/>
-        <w:category>
-          <w:name w:val="General"/>
-          <w:gallery w:val="placeholder"/>
-        </w:category>
-        <w:types>
-          <w:type w:val="bbPlcHdr"/>
-        </w:types>
-        <w:behaviors>
-          <w:behavior w:val="content"/>
-        </w:behaviors>
-        <w:guid w:val="{ECC527D0-BD70-4A62-840B-936A77B9BDFB}"/>
-      </w:docPartPr>
-      <w:docPartBody>
-        <w:p>
-          <w:r>
-            <w:t xml:space="preserve">Master’s </w:t>
-          </w:r>
-          <w:r>
-            <w:t>s</w:t>
-          </w:r>
-          <w:r>
-            <w:t xml:space="preserve">tudents </w:t>
-          </w:r>
-          <w:r>
-            <w:t>a</w:t>
-          </w:r>
-          <w:r>
-            <w:t>dvised</w:t>
-          </w:r>
-        </w:p>
-      </w:docPartBody>
-    </w:docPart>
-    <w:docPart>
-      <w:docPartPr>
-        <w:name w:val="0B6D58F2AABA4A2880BF4C8CD26818B6"/>
-        <w:category>
-          <w:name w:val="General"/>
-          <w:gallery w:val="placeholder"/>
-        </w:category>
-        <w:types>
-          <w:type w:val="bbPlcHdr"/>
-        </w:types>
-        <w:behaviors>
-          <w:behavior w:val="content"/>
-        </w:behaviors>
-        <w:guid w:val="{9F7489BA-C1A2-45E8-912D-CFB4CFF9632A}"/>
-      </w:docPartPr>
-      <w:docPartBody>
-        <w:p>
-          <w:r>
-            <w:t>Name, “Thesis Title”, Date Graduated</w:t>
-          </w:r>
-        </w:p>
-      </w:docPartBody>
-    </w:docPart>
-    <w:docPart>
-      <w:docPartPr>
-        <w:name w:val="627E9B0584B6442381781A3EAF22329D"/>
-        <w:category>
-          <w:name w:val="General"/>
-          <w:gallery w:val="placeholder"/>
-        </w:category>
-        <w:types>
-          <w:type w:val="bbPlcHdr"/>
-        </w:types>
-        <w:behaviors>
-          <w:behavior w:val="content"/>
-        </w:behaviors>
-        <w:guid w:val="{483F0ECC-3BE0-4BDD-A7BF-F97262453EC7}"/>
-      </w:docPartPr>
-      <w:docPartBody>
-        <w:p>
-          <w:pPr>
-            <w:pStyle w:val="627E9B0584B6442381781A3EAF22329D"/>
-          </w:pPr>
-          <w:r>
-            <w:t>20XX</w:t>
-          </w:r>
-        </w:p>
-      </w:docPartBody>
-    </w:docPart>
-    <w:docPart>
-      <w:docPartPr>
-        <w:name w:val="DAC98A642AD14CC1859CBCDDDD65EE6E"/>
-        <w:category>
-          <w:name w:val="General"/>
-          <w:gallery w:val="placeholder"/>
-        </w:category>
-        <w:types>
-          <w:type w:val="bbPlcHdr"/>
-        </w:types>
-        <w:behaviors>
-          <w:behavior w:val="content"/>
-        </w:behaviors>
-        <w:guid w:val="{32BBA0EF-5890-4703-AB9D-5755BADB1D82}"/>
-      </w:docPartPr>
-      <w:docPartBody>
-        <w:p>
-          <w:pPr>
-            <w:pStyle w:val="DAC98A642AD14CC1859CBCDDDD65EE6E"/>
-          </w:pPr>
-          <w:r>
-            <w:t>20XX</w:t>
-          </w:r>
-        </w:p>
-      </w:docPartBody>
-    </w:docPart>
-    <w:docPart>
-      <w:docPartPr>
-        <w:name w:val="548A7ED676DA405EB0A52D269FB4F63D"/>
-        <w:category>
-          <w:name w:val="General"/>
-          <w:gallery w:val="placeholder"/>
-        </w:category>
-        <w:types>
-          <w:type w:val="bbPlcHdr"/>
-        </w:types>
-        <w:behaviors>
-          <w:behavior w:val="content"/>
-        </w:behaviors>
-        <w:guid w:val="{A28831F8-1D03-4A72-8AF0-1575722D80AD}"/>
-      </w:docPartPr>
-      <w:docPartBody>
-        <w:p>
-          <w:pPr>
-            <w:pStyle w:val="548A7ED676DA405EB0A52D269FB4F63D"/>
-          </w:pPr>
-          <w:r>
-            <w:t>20XX</w:t>
-          </w:r>
-        </w:p>
-      </w:docPartBody>
-    </w:docPart>
-    <w:docPart>
-      <w:docPartPr>
-        <w:name w:val="D1BF5738199C400EB3983415CA06A4F4"/>
-        <w:category>
-          <w:name w:val="General"/>
-          <w:gallery w:val="placeholder"/>
-        </w:category>
-        <w:types>
-          <w:type w:val="bbPlcHdr"/>
-        </w:types>
-        <w:behaviors>
-          <w:behavior w:val="content"/>
-        </w:behaviors>
-        <w:guid w:val="{E42920A3-FF43-42CE-AA83-2B417722A44D}"/>
-      </w:docPartPr>
-      <w:docPartBody>
-        <w:p>
-          <w:pPr>
-            <w:pStyle w:val="D1BF5738199C400EB3983415CA06A4F4"/>
-          </w:pPr>
-          <w:r>
-            <w:t>20XX</w:t>
-          </w:r>
-        </w:p>
-      </w:docPartBody>
-    </w:docPart>
-    <w:docPart>
-      <w:docPartPr>
-        <w:name w:val="833CCCC3F9A34B8496737BF7F00F29BE"/>
-        <w:category>
-          <w:name w:val="General"/>
-          <w:gallery w:val="placeholder"/>
-        </w:category>
-        <w:types>
-          <w:type w:val="bbPlcHdr"/>
-        </w:types>
-        <w:behaviors>
-          <w:behavior w:val="content"/>
-        </w:behaviors>
-        <w:guid w:val="{8480A738-6472-42C5-A52C-C4B43930403F}"/>
-      </w:docPartPr>
-      <w:docPartBody>
-        <w:p>
-          <w:pPr>
-            <w:pStyle w:val="833CCCC3F9A34B8496737BF7F00F29BE"/>
-          </w:pPr>
-          <w:r>
-            <w:t>Lastname, F.M., Lastname, F.M., and Lastname, F.M., “Article Title,” Journal Name, vol. 1, no. 3, 2008, pp. 503-509.</w:t>
-          </w:r>
-        </w:p>
-      </w:docPartBody>
-    </w:docPart>
-    <w:docPart>
-      <w:docPartPr>
-        <w:name w:val="0E5A549E80B94463B39058B9532FB536"/>
-        <w:category>
-          <w:name w:val="General"/>
-          <w:gallery w:val="placeholder"/>
-        </w:category>
-        <w:types>
-          <w:type w:val="bbPlcHdr"/>
-        </w:types>
-        <w:behaviors>
-          <w:behavior w:val="content"/>
-        </w:behaviors>
-        <w:guid w:val="{96875622-A4E9-4AB6-824E-11C926F7D900}"/>
-      </w:docPartPr>
-      <w:docPartBody>
-        <w:p>
-          <w:pPr>
-            <w:pStyle w:val="0E5A549E80B94463B39058B9532FB536"/>
-          </w:pPr>
-          <w:r>
-            <w:t>Lastname, F.M., Lastname, F.M., and Lastname, F.M., “Article Title,” Submitted to: Name of Journal.</w:t>
-          </w:r>
-        </w:p>
-      </w:docPartBody>
-    </w:docPart>
-    <w:docPart>
-      <w:docPartPr>
-        <w:name w:val="899A1EFC7C7C49EEAADB2298FCAE98DC"/>
-        <w:category>
-          <w:name w:val="General"/>
-          <w:gallery w:val="placeholder"/>
-        </w:category>
-        <w:types>
-          <w:type w:val="bbPlcHdr"/>
-        </w:types>
-        <w:behaviors>
-          <w:behavior w:val="content"/>
-        </w:behaviors>
-        <w:guid w:val="{26ED13AF-B45B-400F-84DF-FBE03D2F2857}"/>
-      </w:docPartPr>
-      <w:docPartBody>
-        <w:p>
-          <w:pPr>
-            <w:pStyle w:val="899A1EFC7C7C49EEAADB2298FCAE98DC"/>
-          </w:pPr>
-          <w:r>
-            <w:t>Lastname, F.M. and Lastname, F.M., “Article Title,” Proceedings of Conference Name, Nov. 17-18, 2008, PAPERID-000000, pp. 503-509.</w:t>
-          </w:r>
-        </w:p>
-      </w:docPartBody>
-    </w:docPart>
-    <w:docPart>
-      <w:docPartPr>
-        <w:name w:val="F9BA7ED465364DCF8E78B4B9CE141F85"/>
-        <w:category>
-          <w:name w:val="General"/>
-          <w:gallery w:val="placeholder"/>
-        </w:category>
-        <w:types>
-          <w:type w:val="bbPlcHdr"/>
-        </w:types>
-        <w:behaviors>
-          <w:behavior w:val="content"/>
-        </w:behaviors>
-        <w:guid w:val="{5EEA8FED-AB51-4E10-8D40-595E16819362}"/>
-      </w:docPartPr>
-      <w:docPartBody>
-        <w:p>
-          <w:pPr>
-            <w:pStyle w:val="F9BA7ED465364DCF8E78B4B9CE141F85"/>
-          </w:pPr>
-          <w:r>
-            <w:t>Lastname, F.M. and Lastname, F.M., “Article Title,” Proceedings of Conference Name, Nov. 17-18, 2008, PAPERID-000000, pp. 503-509.</w:t>
-          </w:r>
-        </w:p>
-      </w:docPartBody>
-    </w:docPart>
-    <w:docPart>
-      <w:docPartPr>
-        <w:name w:val="3827B929ED5D4A9190FC49EBE9B5797B"/>
-        <w:category>
-          <w:name w:val="General"/>
-          <w:gallery w:val="placeholder"/>
-        </w:category>
-        <w:types>
-          <w:type w:val="bbPlcHdr"/>
-        </w:types>
-        <w:behaviors>
-          <w:behavior w:val="content"/>
-        </w:behaviors>
-        <w:guid w:val="{04490FD5-12D6-4FBF-ABE6-A45673C8D272}"/>
-      </w:docPartPr>
-      <w:docPartBody>
-        <w:p>
-          <w:pPr>
-            <w:pStyle w:val="3827B929ED5D4A9190FC49EBE9B5797B"/>
-          </w:pPr>
-          <w:r>
-            <w:t>Lastname, F.M. and Lastname, F.M., “Article Title,” Proceedings of Conference Name, Nov. 17-18, 2008, PAPERID-000000, pp. 503-509.</w:t>
-          </w:r>
-        </w:p>
-      </w:docPartBody>
-    </w:docPart>
-    <w:docPart>
-      <w:docPartPr>
-        <w:name w:val="C5970DDFE8774C4A8122397A9947C618"/>
-        <w:category>
-          <w:name w:val="General"/>
-          <w:gallery w:val="placeholder"/>
-        </w:category>
-        <w:types>
-          <w:type w:val="bbPlcHdr"/>
-        </w:types>
-        <w:behaviors>
-          <w:behavior w:val="content"/>
-        </w:behaviors>
-        <w:guid w:val="{E37AD917-12DD-4FC5-AB66-23627DDC7979}"/>
-      </w:docPartPr>
-      <w:docPartBody>
-        <w:p>
-          <w:pPr>
-            <w:pStyle w:val="C5970DDFE8774C4A8122397A9947C618"/>
-          </w:pPr>
-          <w:r>
-            <w:t>InventorLastName, F.M., InventorLastName, F.M., “Title of Invention,” Unites States Patent, No. 0000000</w:t>
-          </w:r>
-        </w:p>
-      </w:docPartBody>
-    </w:docPart>
-    <w:docPart>
-      <w:docPartPr>
-        <w:name w:val="78E804B05163451DA0F5660A84DED3CE"/>
-        <w:category>
-          <w:name w:val="General"/>
-          <w:gallery w:val="placeholder"/>
-        </w:category>
-        <w:types>
-          <w:type w:val="bbPlcHdr"/>
-        </w:types>
-        <w:behaviors>
-          <w:behavior w:val="content"/>
-        </w:behaviors>
-        <w:guid w:val="{D867CDA3-4D0C-48B3-A320-12FE50E8277E}"/>
-      </w:docPartPr>
-      <w:docPartBody>
-        <w:p>
-          <w:pPr>
-            <w:pStyle w:val="78E804B05163451DA0F5660A84DED3CE"/>
-          </w:pPr>
-          <w:r>
-            <w:t>20XX-20XX</w:t>
-          </w:r>
-        </w:p>
-      </w:docPartBody>
-    </w:docPart>
-    <w:docPart>
-      <w:docPartPr>
-        <w:name w:val="AC649AEB72EE48D3A1226827582D91C6"/>
-        <w:category>
-          <w:name w:val="General"/>
-          <w:gallery w:val="placeholder"/>
-        </w:category>
-        <w:types>
-          <w:type w:val="bbPlcHdr"/>
-        </w:types>
-        <w:behaviors>
-          <w:behavior w:val="content"/>
-        </w:behaviors>
-        <w:guid w:val="{64642C4E-998D-4DB0-8214-150E219ED046}"/>
-      </w:docPartPr>
-      <w:docPartBody>
-        <w:p>
-          <w:pPr>
-            <w:pStyle w:val="AC649AEB72EE48D3A1226827582D91C6"/>
-          </w:pPr>
-          <w:r>
-            <w:t>20XX-20XX</w:t>
-          </w:r>
-        </w:p>
-      </w:docPartBody>
-    </w:docPart>
-    <w:docPart>
-      <w:docPartPr>
-        <w:name w:val="96379B9297674FC697FEB274D33805F1"/>
-        <w:category>
-          <w:name w:val="General"/>
-          <w:gallery w:val="placeholder"/>
-        </w:category>
-        <w:types>
-          <w:type w:val="bbPlcHdr"/>
-        </w:types>
-        <w:behaviors>
-          <w:behavior w:val="content"/>
-        </w:behaviors>
-        <w:guid w:val="{56D42727-C11E-4380-AC60-84E029717616}"/>
-      </w:docPartPr>
-      <w:docPartBody>
-        <w:p>
-          <w:pPr>
-            <w:pStyle w:val="96379B9297674FC697FEB274D33805F1"/>
-          </w:pPr>
-          <w:r>
-            <w:t>20XX</w:t>
-          </w:r>
-        </w:p>
-      </w:docPartBody>
-    </w:docPart>
-    <w:docPart>
-      <w:docPartPr>
-        <w:name w:val="41D84FA9481741808E40BAA276EDC536"/>
-        <w:category>
-          <w:name w:val="General"/>
-          <w:gallery w:val="placeholder"/>
-        </w:category>
-        <w:types>
-          <w:type w:val="bbPlcHdr"/>
-        </w:types>
-        <w:behaviors>
-          <w:behavior w:val="content"/>
-        </w:behaviors>
-        <w:guid w:val="{3B09FF3A-F5F4-4665-B136-53E4512B599D}"/>
-      </w:docPartPr>
-      <w:docPartBody>
-        <w:p>
-          <w:pPr>
-            <w:pStyle w:val="41D84FA9481741808E40BAA276EDC536"/>
-          </w:pPr>
-          <w:r>
-            <w:t>20XX-20XX</w:t>
-          </w:r>
-        </w:p>
-      </w:docPartBody>
-    </w:docPart>
-    <w:docPart>
-      <w:docPartPr>
-        <w:name w:val="26CB2FDE68DE445EAD5E3AC896DE4E79"/>
-        <w:category>
-          <w:name w:val="General"/>
-          <w:gallery w:val="placeholder"/>
-        </w:category>
-        <w:types>
-          <w:type w:val="bbPlcHdr"/>
-        </w:types>
-        <w:behaviors>
-          <w:behavior w:val="content"/>
-        </w:behaviors>
-        <w:guid w:val="{CCA73132-5FC4-4335-9C17-BC67A93B3D3B}"/>
-      </w:docPartPr>
-      <w:docPartBody>
-        <w:p>
-          <w:pPr>
-            <w:pStyle w:val="26CB2FDE68DE445EAD5E3AC896DE4E79"/>
-          </w:pPr>
-          <w:r>
-            <w:t>20XX-20XX</w:t>
-          </w:r>
-        </w:p>
-      </w:docPartBody>
-    </w:docPart>
-    <w:docPart>
-      <w:docPartPr>
-        <w:name w:val="ED41A321A9DF42648631C3101C3E237E"/>
-        <w:category>
-          <w:name w:val="General"/>
-          <w:gallery w:val="placeholder"/>
-        </w:category>
-        <w:types>
-          <w:type w:val="bbPlcHdr"/>
-        </w:types>
-        <w:behaviors>
-          <w:behavior w:val="content"/>
-        </w:behaviors>
-        <w:guid w:val="{96F0D902-DD4B-4AFD-9DAD-EDD8A3CE57F5}"/>
-      </w:docPartPr>
-      <w:docPartBody>
-        <w:p>
-          <w:pPr>
-            <w:pStyle w:val="ED41A321A9DF42648631C3101C3E237E"/>
-          </w:pPr>
-          <w:r>
-            <w:t>20XX</w:t>
-          </w:r>
-        </w:p>
-      </w:docPartBody>
-    </w:docPart>
-    <w:docPart>
-      <w:docPartPr>
-        <w:name w:val="FAEA240AA0EF4343A532691C66AF1209"/>
-        <w:category>
-          <w:name w:val="General"/>
-          <w:gallery w:val="placeholder"/>
-        </w:category>
-        <w:types>
-          <w:type w:val="bbPlcHdr"/>
-        </w:types>
-        <w:behaviors>
-          <w:behavior w:val="content"/>
-        </w:behaviors>
-        <w:guid w:val="{DC8E0426-A3AA-4A6F-9D56-FB56D07C7840}"/>
-      </w:docPartPr>
-      <w:docPartBody>
-        <w:p>
-          <w:pPr>
-            <w:pStyle w:val="FAEA240AA0EF4343A532691C66AF1209"/>
-          </w:pPr>
-          <w:r>
-            <w:t>Skill/Accomplishment/Award/Certification</w:t>
-          </w:r>
-        </w:p>
-      </w:docPartBody>
-    </w:docPart>
-    <w:docPart>
-      <w:docPartPr>
-        <w:name w:val="483657CC706341C5AE98560936654129"/>
-        <w:category>
-          <w:name w:val="General"/>
-          <w:gallery w:val="placeholder"/>
-        </w:category>
-        <w:types>
-          <w:type w:val="bbPlcHdr"/>
-        </w:types>
-        <w:behaviors>
-          <w:behavior w:val="content"/>
-        </w:behaviors>
-        <w:guid w:val="{0EA20E67-2301-4025-B0F4-EE8544A46A93}"/>
-      </w:docPartPr>
-      <w:docPartBody>
-        <w:p>
-          <w:pPr>
-            <w:pStyle w:val="483657CC706341C5AE98560936654129"/>
-          </w:pPr>
-          <w:r>
-            <w:t>200</w:t>
-          </w:r>
-          <w:r>
-            <w:t>X</w:t>
-          </w:r>
-          <w:r>
-            <w:t>-Present</w:t>
-          </w:r>
-        </w:p>
-      </w:docPartBody>
-    </w:docPart>
-    <w:docPart>
-      <w:docPartPr>
-        <w:name w:val="63A965F0A1AF4975BC09BF0588218400"/>
-        <w:category>
-          <w:name w:val="General"/>
-          <w:gallery w:val="placeholder"/>
-        </w:category>
-        <w:types>
-          <w:type w:val="bbPlcHdr"/>
-        </w:types>
-        <w:behaviors>
-          <w:behavior w:val="content"/>
-        </w:behaviors>
-        <w:guid w:val="{14259B72-3835-457E-94E5-ADB37932BD2F}"/>
-      </w:docPartPr>
-      <w:docPartBody>
-        <w:p>
-          <w:pPr>
-            <w:pStyle w:val="63A965F0A1AF4975BC09BF0588218400"/>
-          </w:pPr>
-          <w:r>
-            <w:t>200</w:t>
-          </w:r>
-          <w:r>
-            <w:t>X</w:t>
-          </w:r>
-          <w:r>
-            <w:t>-Present</w:t>
-          </w:r>
-        </w:p>
-      </w:docPartBody>
-    </w:docPart>
-    <w:docPart>
-      <w:docPartPr>
-        <w:name w:val="ED61665265964464B4B7532B3CFF4F94"/>
-        <w:category>
-          <w:name w:val="General"/>
-          <w:gallery w:val="placeholder"/>
-        </w:category>
-        <w:types>
-          <w:type w:val="bbPlcHdr"/>
-        </w:types>
-        <w:behaviors>
-          <w:behavior w:val="content"/>
-        </w:behaviors>
-        <w:guid w:val="{AF73F1B7-7EAC-41BE-BFEA-C8E83DD3D22B}"/>
-      </w:docPartPr>
-      <w:docPartBody>
-        <w:p>
-          <w:pPr>
-            <w:pStyle w:val="ED61665265964464B4B7532B3CFF4F94"/>
-          </w:pPr>
-          <w:r>
-            <w:t>200</w:t>
-          </w:r>
-          <w:r>
-            <w:t>X</w:t>
-          </w:r>
-          <w:r>
-            <w:t>-Present</w:t>
-          </w:r>
-        </w:p>
-      </w:docPartBody>
-    </w:docPart>
-    <w:docPart>
-      <w:docPartPr>
-        <w:name w:val="1F7EA238F0A44B339A99DB5174AD3542"/>
-        <w:category>
-          <w:name w:val="General"/>
-          <w:gallery w:val="placeholder"/>
-        </w:category>
-        <w:types>
-          <w:type w:val="bbPlcHdr"/>
-        </w:types>
-        <w:behaviors>
-          <w:behavior w:val="content"/>
-        </w:behaviors>
-        <w:guid w:val="{FCB942EB-93ED-45AB-8EF4-37687FF8EF37}"/>
-      </w:docPartPr>
-      <w:docPartBody>
-        <w:p>
-          <w:pPr>
-            <w:pStyle w:val="1F7EA238F0A44B339A99DB5174AD3542"/>
-          </w:pPr>
-          <w:r>
-            <w:t xml:space="preserve">Name of </w:t>
-          </w:r>
-          <w:r>
-            <w:t>O</w:t>
-          </w:r>
-          <w:r>
-            <w:t>rganization,</w:t>
-          </w:r>
-        </w:p>
-      </w:docPartBody>
-    </w:docPart>
-    <w:docPart>
-      <w:docPartPr>
-        <w:name w:val="9A74A8391196493BB12FBADDF67B67A2"/>
-        <w:category>
-          <w:name w:val="General"/>
-          <w:gallery w:val="placeholder"/>
-        </w:category>
-        <w:types>
-          <w:type w:val="bbPlcHdr"/>
-        </w:types>
-        <w:behaviors>
-          <w:behavior w:val="content"/>
-        </w:behaviors>
-        <w:guid w:val="{1575CBE5-1DD5-4D9B-A1E8-D22D6E7B9292}"/>
-      </w:docPartPr>
-      <w:docPartBody>
-        <w:p>
-          <w:pPr>
-            <w:pStyle w:val="9A74A8391196493BB12FBADDF67B67A2"/>
-          </w:pPr>
-          <w:r>
-            <w:t>Description of role or responsibilities, if applicable.</w:t>
-          </w:r>
-        </w:p>
-      </w:docPartBody>
-    </w:docPart>
-    <w:docPart>
-      <w:docPartPr>
-        <w:name w:val="0161D2406C994485A6BDFA18910E13E6"/>
-        <w:category>
-          <w:name w:val="General"/>
-          <w:gallery w:val="placeholder"/>
-        </w:category>
-        <w:types>
-          <w:type w:val="bbPlcHdr"/>
-        </w:types>
-        <w:behaviors>
-          <w:behavior w:val="content"/>
-        </w:behaviors>
-        <w:guid w:val="{F26D57C9-3BC0-4098-B497-4A7FC0325E6C}"/>
-      </w:docPartPr>
-      <w:docPartBody>
-        <w:p>
-          <w:pPr>
-            <w:pStyle w:val="0161D2406C994485A6BDFA18910E13E6"/>
-          </w:pPr>
-          <w:r>
-            <w:t>Name of Journal</w:t>
-          </w:r>
-        </w:p>
-      </w:docPartBody>
-    </w:docPart>
-    <w:docPart>
-      <w:docPartPr>
-        <w:name w:val="E8CB2F2331FD4218B1730F8399BE0DC2"/>
-        <w:category>
-          <w:name w:val="General"/>
-          <w:gallery w:val="placeholder"/>
-        </w:category>
-        <w:types>
-          <w:type w:val="bbPlcHdr"/>
-        </w:types>
-        <w:behaviors>
-          <w:behavior w:val="content"/>
-        </w:behaviors>
-        <w:guid w:val="{228B103C-D585-45D9-AC19-65438013F9C4}"/>
-      </w:docPartPr>
-      <w:docPartBody>
-        <w:p>
-          <w:pPr>
-            <w:pStyle w:val="E8CB2F2331FD4218B1730F8399BE0DC2"/>
-          </w:pPr>
-          <w:r>
-            <w:t>Organization</w:t>
-          </w:r>
-        </w:p>
-      </w:docPartBody>
-    </w:docPart>
-    <w:docPart>
-      <w:docPartPr>
-        <w:name w:val="42F90F78C867480583162F7AC961C7CD"/>
-        <w:category>
-          <w:name w:val="General"/>
-          <w:gallery w:val="placeholder"/>
-        </w:category>
-        <w:types>
-          <w:type w:val="bbPlcHdr"/>
-        </w:types>
-        <w:behaviors>
-          <w:behavior w:val="content"/>
-        </w:behaviors>
-        <w:guid w:val="{107465D8-B8A3-4E04-8F13-62B2AFA09326}"/>
-      </w:docPartPr>
-      <w:docPartBody>
-        <w:p>
-          <w:pPr>
-            <w:pStyle w:val="42F90F78C867480583162F7AC961C7CD"/>
-          </w:pPr>
-          <w:r>
-            <w:t>[Title/Position/Duty], [Location], Dates</w:t>
-          </w:r>
-        </w:p>
-      </w:docPartBody>
-    </w:docPart>
-    <w:docPart>
-      <w:docPartPr>
-        <w:name w:val="FBB13E67BA504315A971BC8B4A391E79"/>
-        <w:category>
-          <w:name w:val="General"/>
-          <w:gallery w:val="placeholder"/>
-        </w:category>
-        <w:types>
-          <w:type w:val="bbPlcHdr"/>
-        </w:types>
-        <w:behaviors>
-          <w:behavior w:val="content"/>
-        </w:behaviors>
-        <w:guid w:val="{9BF3FC9D-8223-452C-9722-AB37B2A65CA5}"/>
-      </w:docPartPr>
-      <w:docPartBody>
-        <w:p>
-          <w:pPr>
-            <w:pStyle w:val="FBB13E67BA504315A971BC8B4A391E79"/>
-          </w:pPr>
-          <w:r>
-            <w:t>skill 1, skill 2, skill 3, skill 4</w:t>
-          </w:r>
-        </w:p>
-      </w:docPartBody>
-    </w:docPart>
-    <w:docPart>
-      <w:docPartPr>
-        <w:name w:val="BA770BBF44A740DABD3FA333F0042647"/>
-        <w:category>
-          <w:name w:val="General"/>
-          <w:gallery w:val="placeholder"/>
-        </w:category>
-        <w:types>
-          <w:type w:val="bbPlcHdr"/>
-        </w:types>
-        <w:behaviors>
-          <w:behavior w:val="content"/>
-        </w:behaviors>
-        <w:guid w:val="{59786C57-2E45-4121-A4E9-94C8D127E242}"/>
-      </w:docPartPr>
-      <w:docPartBody>
-        <w:p>
-          <w:pPr>
-            <w:pStyle w:val="BA770BBF44A740DABD3FA333F0042647"/>
-          </w:pPr>
-          <w:r>
-            <w:t>skill 1, skill 2, skill 3, skill 4</w:t>
-          </w:r>
-        </w:p>
-      </w:docPartBody>
-    </w:docPart>
-    <w:docPart>
-      <w:docPartPr>
-        <w:name w:val="6EE02A1EAE224018A4C830C706236B11"/>
-        <w:category>
-          <w:name w:val="General"/>
-          <w:gallery w:val="placeholder"/>
-        </w:category>
-        <w:types>
-          <w:type w:val="bbPlcHdr"/>
-        </w:types>
-        <w:behaviors>
-          <w:behavior w:val="content"/>
-        </w:behaviors>
-        <w:guid w:val="{6E758CA6-5E01-455B-854E-43A7F3314C9C}"/>
-      </w:docPartPr>
-      <w:docPartBody>
-        <w:p>
-          <w:pPr>
-            <w:pStyle w:val="6EE02A1EAE224018A4C830C706236B11"/>
-          </w:pPr>
-          <w:r>
-            <w:t>[Title]</w:t>
-          </w:r>
-          <w:r>
-            <w:t xml:space="preserve">, </w:t>
-          </w:r>
-          <w:r>
-            <w:t>[Department Name]</w:t>
-          </w:r>
-          <w:r>
-            <w:t xml:space="preserve">, </w:t>
-          </w:r>
-          <w:r>
-            <w:t>[University Name]</w:t>
-          </w:r>
-        </w:p>
-      </w:docPartBody>
-    </w:docPart>
-    <w:docPart>
-      <w:docPartPr>
-        <w:name w:val="AD2B5E336DC74B0ABF33687B2533C718"/>
-        <w:category>
-          <w:name w:val="General"/>
-          <w:gallery w:val="placeholder"/>
-        </w:category>
-        <w:types>
-          <w:type w:val="bbPlcHdr"/>
-        </w:types>
-        <w:behaviors>
-          <w:behavior w:val="content"/>
-        </w:behaviors>
-        <w:guid w:val="{59EA66B8-4B3A-4C09-AFB8-7FED86C239B4}"/>
-      </w:docPartPr>
-      <w:docPartBody>
-        <w:p>
-          <w:pPr>
-            <w:pStyle w:val="AD2B5E336DC74B0ABF33687B2533C718"/>
-          </w:pPr>
-          <w:r>
-            <w:t>[Mailing Address]</w:t>
-          </w:r>
-          <w:r>
-            <w:t xml:space="preserve">, </w:t>
-          </w:r>
-          <w:r>
-            <w:t>Phone: [Phone #]</w:t>
-          </w:r>
-          <w:r>
-            <w:t xml:space="preserve">, </w:t>
-          </w:r>
-          <w:r>
-            <w:t>Email: [email address]</w:t>
-          </w:r>
-        </w:p>
-      </w:docPartBody>
-    </w:docPart>
-    <w:docPart>
-      <w:docPartPr>
-        <w:name w:val="A52E141F15164FA5909C00C6C80D594B"/>
-        <w:category>
-          <w:name w:val="General"/>
-          <w:gallery w:val="placeholder"/>
-        </w:category>
-        <w:types>
-          <w:type w:val="bbPlcHdr"/>
-        </w:types>
-        <w:behaviors>
-          <w:behavior w:val="content"/>
-        </w:behaviors>
-        <w:guid w:val="{40C5D4B8-33C3-4F5E-9A80-3C7470E2D5B7}"/>
-      </w:docPartPr>
-      <w:docPartBody>
-        <w:p>
-          <w:pPr>
-            <w:pStyle w:val="A52E141F15164FA5909C00C6C80D594B"/>
-          </w:pPr>
-          <w:r>
-            <w:t>skill 1, skill 2, skill 3, skill 4</w:t>
-          </w:r>
-        </w:p>
-      </w:docPartBody>
-    </w:docPart>
-    <w:docPart>
-      <w:docPartPr>
-        <w:name w:val="FDFAE619F98A4D28BEFD634955A6A422"/>
-        <w:category>
-          <w:name w:val="General"/>
-          <w:gallery w:val="placeholder"/>
-        </w:category>
-        <w:types>
-          <w:type w:val="bbPlcHdr"/>
-        </w:types>
-        <w:behaviors>
-          <w:behavior w:val="content"/>
-        </w:behaviors>
-        <w:guid w:val="{C6B1465B-0606-4AD9-A8E7-308BEAE08E4F}"/>
-      </w:docPartPr>
-      <w:docPartBody>
-        <w:p>
-          <w:r>
-            <w:t>Dissertation: “Current trends in electrical engineering”</w:t>
-          </w:r>
-        </w:p>
-      </w:docPartBody>
-    </w:docPart>
-    <w:docPart>
-      <w:docPartPr>
-        <w:name w:val="30BC8605701144A8B67282CE8B9FCDEE"/>
-        <w:category>
-          <w:name w:val="General"/>
-          <w:gallery w:val="placeholder"/>
-        </w:category>
-        <w:types>
-          <w:type w:val="bbPlcHdr"/>
-        </w:types>
-        <w:behaviors>
-          <w:behavior w:val="content"/>
-        </w:behaviors>
-        <w:guid w:val="{8C28C0E7-0E68-4076-94C6-ED8488EB08C1}"/>
-      </w:docPartPr>
-      <w:docPartBody>
-        <w:p>
-          <w:r>
-            <w:t>Thesis: “Sparking curiosity in the minds of young engineers”</w:t>
-          </w:r>
-        </w:p>
-      </w:docPartBody>
-    </w:docPart>
-    <w:docPart>
-      <w:docPartPr>
-        <w:name w:val="703B83BD94014AC3A8D6BC4C066BB4A7"/>
-        <w:category>
-          <w:name w:val="General"/>
-          <w:gallery w:val="placeholder"/>
-        </w:category>
-        <w:types>
-          <w:type w:val="bbPlcHdr"/>
-        </w:types>
-        <w:behaviors>
-          <w:behavior w:val="content"/>
-        </w:behaviors>
-        <w:guid w:val="{595E7CAD-C086-472B-ABEE-138FC5146D56}"/>
-      </w:docPartPr>
-      <w:docPartBody>
-        <w:p>
-          <w:r>
-            <w:t>Graduated Summa Cum Laude</w:t>
-          </w:r>
-        </w:p>
-      </w:docPartBody>
-    </w:docPart>
-    <w:docPart>
-      <w:docPartPr>
-        <w:name w:val="3274148B7514430D800B5291933BA9BF"/>
-        <w:category>
-          <w:name w:val="General"/>
-          <w:gallery w:val="placeholder"/>
-        </w:category>
-        <w:types>
-          <w:type w:val="bbPlcHdr"/>
-        </w:types>
-        <w:behaviors>
-          <w:behavior w:val="content"/>
-        </w:behaviors>
-        <w:guid w:val="{54C085B3-89E0-4061-B0FB-6BB07F4611C1}"/>
-      </w:docPartPr>
-      <w:docPartBody>
-        <w:p>
-          <w:r>
-            <w:t>Highlight important projects, duties, skills, and responsibilities following a consistent grammatical style</w:t>
-          </w:r>
-        </w:p>
-      </w:docPartBody>
-    </w:docPart>
-    <w:docPart>
-      <w:docPartPr>
-        <w:name w:val="65DCA4BDC4C646EF930026C66D1A8D3F"/>
-        <w:category>
-          <w:name w:val="General"/>
-          <w:gallery w:val="placeholder"/>
-        </w:category>
-        <w:types>
-          <w:type w:val="bbPlcHdr"/>
-        </w:types>
-        <w:behaviors>
-          <w:behavior w:val="content"/>
-        </w:behaviors>
-        <w:guid w:val="{1603B145-EFB2-4F14-A583-8278898FF890}"/>
-      </w:docPartPr>
-      <w:docPartBody>
-        <w:p>
-          <w:r>
-            <w:t>Publications</w:t>
-          </w:r>
-        </w:p>
-      </w:docPartBody>
-    </w:docPart>
-    <w:docPart>
-      <w:docPartPr>
-        <w:name w:val="C59E18E5F298451B9B9034BE540B32F2"/>
-        <w:category>
-          <w:name w:val="General"/>
-          <w:gallery w:val="placeholder"/>
-        </w:category>
-        <w:types>
-          <w:type w:val="bbPlcHdr"/>
-        </w:types>
-        <w:behaviors>
-          <w:behavior w:val="content"/>
-        </w:behaviors>
-        <w:guid w:val="{DDDB4C51-E605-4ADE-83BF-DCC890C0467F}"/>
-      </w:docPartPr>
-      <w:docPartBody>
-        <w:p>
-          <w:r>
-            <w:t xml:space="preserve">List your publications in reverse chronological order. Use an acceptable reference format commonly used in your field. Group your publications into different categories if you have a sufficient number to do so. </w:t>
-          </w:r>
-        </w:p>
-      </w:docPartBody>
-    </w:docPart>
-    <w:docPart>
-      <w:docPartPr>
-        <w:name w:val="A974996884C4472489A71FB2543CEC8B"/>
-        <w:category>
-          <w:name w:val="General"/>
-          <w:gallery w:val="placeholder"/>
-        </w:category>
-        <w:types>
-          <w:type w:val="bbPlcHdr"/>
-        </w:types>
-        <w:behaviors>
-          <w:behavior w:val="content"/>
-        </w:behaviors>
-        <w:guid w:val="{51DCB06B-ABD3-4B8D-8EF8-392B6EAFC5BD}"/>
-      </w:docPartPr>
-      <w:docPartBody>
-        <w:p>
-          <w:r>
-            <w:t>20XX</w:t>
-          </w:r>
-        </w:p>
-      </w:docPartBody>
-    </w:docPart>
-    <w:docPart>
-      <w:docPartPr>
-        <w:name w:val="693274FFEC6D459BB95D644712093FA7"/>
-        <w:category>
-          <w:name w:val="General"/>
-          <w:gallery w:val="placeholder"/>
-        </w:category>
-        <w:types>
-          <w:type w:val="bbPlcHdr"/>
-        </w:types>
-        <w:behaviors>
-          <w:behavior w:val="content"/>
-        </w:behaviors>
-        <w:guid w:val="{B4A379E1-E256-4768-BDE8-854624550AB1}"/>
-      </w:docPartPr>
-      <w:docPartBody>
-        <w:p>
-          <w:r>
-            <w:t>Books</w:t>
-          </w:r>
-        </w:p>
-      </w:docPartBody>
-    </w:docPart>
-    <w:docPart>
-      <w:docPartPr>
-        <w:name w:val="47612E1AC33F43698CE08A586C5F1A46"/>
-        <w:category>
-          <w:name w:val="General"/>
-          <w:gallery w:val="placeholder"/>
-        </w:category>
-        <w:types>
-          <w:type w:val="bbPlcHdr"/>
-        </w:types>
-        <w:behaviors>
-          <w:behavior w:val="content"/>
-        </w:behaviors>
-        <w:guid w:val="{B5E15934-8EDF-45B7-85D2-01F8349E25E5}"/>
-      </w:docPartPr>
-      <w:docPartBody>
-        <w:p>
-          <w:r>
-            <w:t>Lastname, F.M., Book Title, Location: Publisher</w:t>
-          </w:r>
-        </w:p>
-      </w:docPartBody>
-    </w:docPart>
-    <w:docPart>
-      <w:docPartPr>
-        <w:name w:val="A8ECB2628157430281F398143D5A6E9A"/>
-        <w:category>
-          <w:name w:val="General"/>
-          <w:gallery w:val="placeholder"/>
-        </w:category>
-        <w:types>
-          <w:type w:val="bbPlcHdr"/>
-        </w:types>
-        <w:behaviors>
-          <w:behavior w:val="content"/>
-        </w:behaviors>
-        <w:guid w:val="{18266EE4-EFD0-4BCC-BCD3-38434BF51C57}"/>
-      </w:docPartPr>
-      <w:docPartBody>
-        <w:p>
-          <w:r>
-            <w:t xml:space="preserve">Journal </w:t>
-          </w:r>
-          <w:r>
-            <w:t>p</w:t>
-          </w:r>
-          <w:r>
-            <w:t>ublications</w:t>
-          </w:r>
-        </w:p>
-      </w:docPartBody>
-    </w:docPart>
-    <w:docPart>
-      <w:docPartPr>
-        <w:name w:val="CA4336E3C95D424587F0A529DF48B06E"/>
-        <w:category>
-          <w:name w:val="General"/>
-          <w:gallery w:val="placeholder"/>
-        </w:category>
-        <w:types>
-          <w:type w:val="bbPlcHdr"/>
-        </w:types>
-        <w:behaviors>
-          <w:behavior w:val="content"/>
-        </w:behaviors>
-        <w:guid w:val="{D7E52700-22B6-49ED-8D5C-647561F69834}"/>
-      </w:docPartPr>
-      <w:docPartBody>
-        <w:p>
-          <w:r>
-            <w:t>Lastname, F.M., Lastname, F.M., and Lastname, F.M., “Article Title,” Journal Name, vol. 1, no. 3, 2008, pp. 503-509.</w:t>
-          </w:r>
-        </w:p>
-      </w:docPartBody>
-    </w:docPart>
-    <w:docPart>
-      <w:docPartPr>
-        <w:name w:val="72BFE973DC584144A3E43A90A5274B96"/>
-        <w:category>
-          <w:name w:val="General"/>
-          <w:gallery w:val="placeholder"/>
-        </w:category>
-        <w:types>
-          <w:type w:val="bbPlcHdr"/>
-        </w:types>
-        <w:behaviors>
-          <w:behavior w:val="content"/>
-        </w:behaviors>
-        <w:guid w:val="{953A6F99-27E5-4F03-97C8-42A9852C320A}"/>
-      </w:docPartPr>
-      <w:docPartBody>
-        <w:p>
-          <w:r>
-            <w:t xml:space="preserve">Journal </w:t>
-          </w:r>
-          <w:r>
-            <w:t>p</w:t>
-          </w:r>
-          <w:r>
-            <w:t xml:space="preserve">apers </w:t>
-          </w:r>
-          <w:r>
-            <w:t>a</w:t>
-          </w:r>
-          <w:r>
-            <w:t>ccepted</w:t>
-          </w:r>
-        </w:p>
-      </w:docPartBody>
-    </w:docPart>
-    <w:docPart>
-      <w:docPartPr>
-        <w:name w:val="ED05D6CD56C74F449C381CC2AB866CA4"/>
-        <w:category>
-          <w:name w:val="General"/>
-          <w:gallery w:val="placeholder"/>
-        </w:category>
-        <w:types>
-          <w:type w:val="bbPlcHdr"/>
-        </w:types>
-        <w:behaviors>
-          <w:behavior w:val="content"/>
-        </w:behaviors>
-        <w:guid w:val="{4755DAFB-5C50-44DE-B678-C871313A1CC1}"/>
-      </w:docPartPr>
-      <w:docPartBody>
-        <w:p>
-          <w:r>
-            <w:t>Lastname, F.M., Lastname, F.M., and Lastname, F.M., “Article Title,” To be published in: Journal Name.</w:t>
-          </w:r>
-        </w:p>
-      </w:docPartBody>
-    </w:docPart>
-    <w:docPart>
-      <w:docPartPr>
-        <w:name w:val="4FD6650E21B9468EBC356FC1AD0088AE"/>
-        <w:category>
-          <w:name w:val="General"/>
-          <w:gallery w:val="placeholder"/>
-        </w:category>
-        <w:types>
-          <w:type w:val="bbPlcHdr"/>
-        </w:types>
-        <w:behaviors>
-          <w:behavior w:val="content"/>
-        </w:behaviors>
-        <w:guid w:val="{978297A4-8D17-4CD1-B889-42D5456D12CE}"/>
-      </w:docPartPr>
-      <w:docPartBody>
-        <w:p>
-          <w:r>
-            <w:t>Lastname, F.M., Lastname, F.M., and Lastname, F.M., “Article Title,” To be published in: Journal Name.</w:t>
-          </w:r>
-        </w:p>
-      </w:docPartBody>
-    </w:docPart>
-    <w:docPart>
-      <w:docPartPr>
-        <w:name w:val="5E6E2847EBFE4FEF9B4376F1E02E10AE"/>
-        <w:category>
-          <w:name w:val="General"/>
-          <w:gallery w:val="placeholder"/>
-        </w:category>
-        <w:types>
-          <w:type w:val="bbPlcHdr"/>
-        </w:types>
-        <w:behaviors>
-          <w:behavior w:val="content"/>
-        </w:behaviors>
-        <w:guid w:val="{741A6521-ECA6-4D55-90D3-1D7C21199141}"/>
-      </w:docPartPr>
-      <w:docPartBody>
-        <w:p>
-          <w:r>
-            <w:t xml:space="preserve">Journal </w:t>
-          </w:r>
-          <w:r>
-            <w:t>p</w:t>
-          </w:r>
-          <w:r>
-            <w:t xml:space="preserve">apers in </w:t>
-          </w:r>
-          <w:r>
-            <w:t>r</w:t>
-          </w:r>
-          <w:r>
-            <w:t>eview</w:t>
-          </w:r>
-        </w:p>
-      </w:docPartBody>
-    </w:docPart>
-    <w:docPart>
-      <w:docPartPr>
-        <w:name w:val="439D80D11C97491ABE4B4967C3BE5EBE"/>
-        <w:category>
-          <w:name w:val="General"/>
-          <w:gallery w:val="placeholder"/>
-        </w:category>
-        <w:types>
-          <w:type w:val="bbPlcHdr"/>
-        </w:types>
-        <w:behaviors>
-          <w:behavior w:val="content"/>
-        </w:behaviors>
-        <w:guid w:val="{835773ED-AC45-4AED-A8B9-6103A489AAB0}"/>
-      </w:docPartPr>
-      <w:docPartBody>
-        <w:p>
-          <w:r>
-            <w:t>Lastname, F.M., Lastname, F.M., and Lastname, F.M., “Article Title,” Submitted to: Name of Journal.</w:t>
-          </w:r>
-        </w:p>
-      </w:docPartBody>
-    </w:docPart>
-    <w:docPart>
-      <w:docPartPr>
-        <w:name w:val="577BC12FE10546258035F45CBC3114EB"/>
-        <w:category>
-          <w:name w:val="General"/>
-          <w:gallery w:val="placeholder"/>
-        </w:category>
-        <w:types>
-          <w:type w:val="bbPlcHdr"/>
-        </w:types>
-        <w:behaviors>
-          <w:behavior w:val="content"/>
-        </w:behaviors>
-        <w:guid w:val="{46708384-8433-4AD5-9EA9-DAC278AA1DE5}"/>
-      </w:docPartPr>
-      <w:docPartBody>
-        <w:p>
-          <w:r>
-            <w:t xml:space="preserve">Conference </w:t>
-          </w:r>
-          <w:r>
-            <w:t>p</w:t>
-          </w:r>
-          <w:r>
-            <w:t>apers</w:t>
-          </w:r>
-        </w:p>
-      </w:docPartBody>
-    </w:docPart>
-    <w:docPart>
-      <w:docPartPr>
-        <w:name w:val="2D1B1F53812E4DD6A5C924C97B4E0159"/>
-        <w:category>
-          <w:name w:val="General"/>
-          <w:gallery w:val="placeholder"/>
-        </w:category>
-        <w:types>
-          <w:type w:val="bbPlcHdr"/>
-        </w:types>
-        <w:behaviors>
-          <w:behavior w:val="content"/>
-        </w:behaviors>
-        <w:guid w:val="{BB7AB2B9-EBB5-41AF-8D25-D5E61DFFB1B9}"/>
-      </w:docPartPr>
-      <w:docPartBody>
-        <w:p>
-          <w:r>
-            <w:t>(Peer-Reviewed)</w:t>
-          </w:r>
-        </w:p>
-      </w:docPartBody>
-    </w:docPart>
-    <w:docPart>
-      <w:docPartPr>
-        <w:name w:val="C34B3BAB54EF4DD4B86ED10A611F7D26"/>
-        <w:category>
-          <w:name w:val="General"/>
-          <w:gallery w:val="placeholder"/>
-        </w:category>
-        <w:types>
-          <w:type w:val="bbPlcHdr"/>
-        </w:types>
-        <w:behaviors>
-          <w:behavior w:val="content"/>
-        </w:behaviors>
-        <w:guid w:val="{6ADB9E9E-41A7-4DE6-AD3C-21F322E73635}"/>
-      </w:docPartPr>
-      <w:docPartBody>
-        <w:p>
-          <w:r>
-            <w:t>Lastname, F.M. and Lastname, F.M., “Article Title,” Proceedings of Conference Name, Nov. 17-18, 2008, PAPERID-000000, pp. 503-509.</w:t>
-          </w:r>
-        </w:p>
-      </w:docPartBody>
-    </w:docPart>
-    <w:docPart>
-      <w:docPartPr>
-        <w:name w:val="CBD0BA71942C402BB7A763B7C5253E97"/>
-        <w:category>
-          <w:name w:val="General"/>
-          <w:gallery w:val="placeholder"/>
-        </w:category>
-        <w:types>
-          <w:type w:val="bbPlcHdr"/>
-        </w:types>
-        <w:behaviors>
-          <w:behavior w:val="content"/>
-        </w:behaviors>
-        <w:guid w:val="{6206D7D5-9D8F-4130-9D3C-68C8F385B159}"/>
-      </w:docPartPr>
-      <w:docPartBody>
-        <w:p>
-          <w:r>
-            <w:t>(Abstract-Reviewed)</w:t>
-          </w:r>
-        </w:p>
-      </w:docPartBody>
-    </w:docPart>
-    <w:docPart>
-      <w:docPartPr>
-        <w:name w:val="0CD8B9B880AD4FEE97A14D857BD61B7C"/>
-        <w:category>
-          <w:name w:val="General"/>
-          <w:gallery w:val="placeholder"/>
-        </w:category>
-        <w:types>
-          <w:type w:val="bbPlcHdr"/>
-        </w:types>
-        <w:behaviors>
-          <w:behavior w:val="content"/>
-        </w:behaviors>
-        <w:guid w:val="{FBF2A56E-1CDC-4D36-8931-187C7BB34D5A}"/>
-      </w:docPartPr>
-      <w:docPartBody>
-        <w:p>
-          <w:r>
-            <w:t>Lastname, F.M. and Lastname, F.M., “Article Title,” Proceedings of Conference Name, Nov. 17-18, 2008, PAPERID-000000, pp. 503-509.</w:t>
-          </w:r>
-        </w:p>
-      </w:docPartBody>
-    </w:docPart>
-    <w:docPart>
-      <w:docPartPr>
-        <w:name w:val="535EF4D563AC464F9949EB73D26313B0"/>
-        <w:category>
-          <w:name w:val="General"/>
-          <w:gallery w:val="placeholder"/>
-        </w:category>
-        <w:types>
-          <w:type w:val="bbPlcHdr"/>
-        </w:types>
-        <w:behaviors>
-          <w:behavior w:val="content"/>
-        </w:behaviors>
-        <w:guid w:val="{4D19DCD0-474B-49B4-831F-B9427EE8A0A6}"/>
-      </w:docPartPr>
-      <w:docPartBody>
-        <w:p>
-          <w:r>
-            <w:t xml:space="preserve">Conference </w:t>
-          </w:r>
-          <w:r>
-            <w:t>p</w:t>
-          </w:r>
-          <w:r>
-            <w:t xml:space="preserve">apers in </w:t>
-          </w:r>
-          <w:r>
-            <w:t>r</w:t>
-          </w:r>
-          <w:r>
-            <w:t>eview</w:t>
-          </w:r>
-        </w:p>
-      </w:docPartBody>
-    </w:docPart>
-    <w:docPart>
-      <w:docPartPr>
-        <w:name w:val="B5761E77BD844F9695ABC52978F45238"/>
-        <w:category>
-          <w:name w:val="General"/>
-          <w:gallery w:val="placeholder"/>
-        </w:category>
-        <w:types>
-          <w:type w:val="bbPlcHdr"/>
-        </w:types>
-        <w:behaviors>
-          <w:behavior w:val="content"/>
-        </w:behaviors>
-        <w:guid w:val="{2EFFC72B-E72D-47F1-A6BA-533B318496D1}"/>
-      </w:docPartPr>
-      <w:docPartBody>
-        <w:p>
-          <w:r>
-            <w:t>Lastname, F.M. and Lastname, F.M., “Article Title,” Proceedings of Conference Name, Nov. 17-18, 2008, PAPERID-000000, pp. 503-509.</w:t>
-          </w:r>
-        </w:p>
-      </w:docPartBody>
-    </w:docPart>
-    <w:docPart>
-      <w:docPartPr>
-        <w:name w:val="98E8893D68C2467E9F35A8679D0B7BBD"/>
-        <w:category>
-          <w:name w:val="General"/>
-          <w:gallery w:val="placeholder"/>
-        </w:category>
-        <w:types>
-          <w:type w:val="bbPlcHdr"/>
-        </w:types>
-        <w:behaviors>
-          <w:behavior w:val="content"/>
-        </w:behaviors>
-        <w:guid w:val="{69060857-B6A0-4916-9BE6-299CABC5B009}"/>
-      </w:docPartPr>
-      <w:docPartBody>
-        <w:p>
-          <w:r>
-            <w:t>Patents</w:t>
-          </w:r>
-        </w:p>
-      </w:docPartBody>
-    </w:docPart>
-    <w:docPart>
-      <w:docPartPr>
-        <w:name w:val="B27AD4FAC68E48DEA3013A3EC7A098B5"/>
-        <w:category>
-          <w:name w:val="General"/>
-          <w:gallery w:val="placeholder"/>
-        </w:category>
-        <w:types>
-          <w:type w:val="bbPlcHdr"/>
-        </w:types>
-        <w:behaviors>
-          <w:behavior w:val="content"/>
-        </w:behaviors>
-        <w:guid w:val="{E4B2184A-259C-416D-BCAB-8612935EB2F8}"/>
-      </w:docPartPr>
-      <w:docPartBody>
-        <w:p>
-          <w:r>
-            <w:t>20XX-20XX</w:t>
-          </w:r>
-        </w:p>
-      </w:docPartBody>
-    </w:docPart>
-    <w:docPart>
-      <w:docPartPr>
-        <w:name w:val="5EA317B9C4E549059E8B4909EF962DBE"/>
-        <w:category>
-          <w:name w:val="General"/>
-          <w:gallery w:val="placeholder"/>
-        </w:category>
-        <w:types>
-          <w:type w:val="bbPlcHdr"/>
-        </w:types>
-        <w:behaviors>
-          <w:behavior w:val="content"/>
-        </w:behaviors>
-        <w:guid w:val="{99E90CBF-71F7-4843-B3AF-1D5DD56D7644}"/>
-      </w:docPartPr>
-      <w:docPartBody>
-        <w:p>
-          <w:r>
-            <w:t>InventorLastName, F.M., InventorLastName, F.M., “Title of Invention,” Unites States Patent, No. 0000000</w:t>
-          </w:r>
-        </w:p>
-      </w:docPartBody>
-    </w:docPart>
-    <w:docPart>
-      <w:docPartPr>
-        <w:name w:val="57C3BAD3AB2B4C49949EC82CDD03714F"/>
-        <w:category>
-          <w:name w:val="General"/>
-          <w:gallery w:val="placeholder"/>
-        </w:category>
-        <w:types>
-          <w:type w:val="bbPlcHdr"/>
-        </w:types>
-        <w:behaviors>
-          <w:behavior w:val="content"/>
-        </w:behaviors>
-        <w:guid w:val="{0B549578-2CF9-40DE-AB9B-785872AF4DA9}"/>
-      </w:docPartPr>
-      <w:docPartBody>
-        <w:p>
-          <w:r>
-            <w:t>20XX-20XX</w:t>
-          </w:r>
-        </w:p>
-      </w:docPartBody>
-    </w:docPart>
-    <w:docPart>
-      <w:docPartPr>
-        <w:name w:val="89A15011B841412B88BA1E05450A66C8"/>
-        <w:category>
-          <w:name w:val="General"/>
-          <w:gallery w:val="placeholder"/>
-        </w:category>
-        <w:types>
-          <w:type w:val="bbPlcHdr"/>
-        </w:types>
-        <w:behaviors>
-          <w:behavior w:val="content"/>
-        </w:behaviors>
-        <w:guid w:val="{3FE1C79C-36FC-47A2-84C0-F1BF546141F8}"/>
-      </w:docPartPr>
-      <w:docPartBody>
-        <w:p>
-          <w:r>
-            <w:t xml:space="preserve">Presentations and </w:t>
-          </w:r>
-          <w:r>
-            <w:t>i</w:t>
-          </w:r>
-          <w:r>
-            <w:t xml:space="preserve">nvited </w:t>
-          </w:r>
-          <w:r>
-            <w:t>l</w:t>
-          </w:r>
-          <w:r>
-            <w:t>ectures</w:t>
-          </w:r>
-        </w:p>
-      </w:docPartBody>
-    </w:docPart>
-    <w:docPart>
-      <w:docPartPr>
-        <w:name w:val="F940CE4292FF403283ED329A2B680FAA"/>
-        <w:category>
-          <w:name w:val="General"/>
-          <w:gallery w:val="placeholder"/>
-        </w:category>
-        <w:types>
-          <w:type w:val="bbPlcHdr"/>
-        </w:types>
-        <w:behaviors>
-          <w:behavior w:val="content"/>
-        </w:behaviors>
-        <w:guid w:val="{6B3803C0-957E-46D9-8BF5-EC05F49F860B}"/>
-      </w:docPartPr>
-      <w:docPartBody>
-        <w:p>
-          <w:r>
-            <w:t>Paper Presentation</w:t>
-          </w:r>
-        </w:p>
-      </w:docPartBody>
-    </w:docPart>
-    <w:docPart>
-      <w:docPartPr>
-        <w:name w:val="D08EC3E13F7741C2A201A7A1209BF76E"/>
-        <w:category>
-          <w:name w:val="General"/>
-          <w:gallery w:val="placeholder"/>
-        </w:category>
-        <w:types>
-          <w:type w:val="bbPlcHdr"/>
-        </w:types>
-        <w:behaviors>
-          <w:behavior w:val="content"/>
-        </w:behaviors>
-        <w:guid w:val="{ED15B8A6-1590-462E-8E92-4696E71E2004}"/>
-      </w:docPartPr>
-      <w:docPartBody>
-        <w:p>
-          <w:r>
-            <w:t>“Title of Paper,” Name of Conference</w:t>
-          </w:r>
-        </w:p>
-      </w:docPartBody>
-    </w:docPart>
-    <w:docPart>
-      <w:docPartPr>
-        <w:name w:val="B1830D9E7F434A008330A52206D342C3"/>
-        <w:category>
-          <w:name w:val="General"/>
-          <w:gallery w:val="placeholder"/>
-        </w:category>
-        <w:types>
-          <w:type w:val="bbPlcHdr"/>
-        </w:types>
-        <w:behaviors>
-          <w:behavior w:val="content"/>
-        </w:behaviors>
-        <w:guid w:val="{AD3F4C99-09D8-4B30-BC4C-E948A312989E}"/>
-      </w:docPartPr>
-      <w:docPartBody>
-        <w:p>
-          <w:r>
-            <w:t>Keynote Address</w:t>
-          </w:r>
-        </w:p>
-      </w:docPartBody>
-    </w:docPart>
-    <w:docPart>
-      <w:docPartPr>
-        <w:name w:val="FAC4DE8F912347B19BA4C663099F7EFA"/>
-        <w:category>
-          <w:name w:val="General"/>
-          <w:gallery w:val="placeholder"/>
-        </w:category>
-        <w:types>
-          <w:type w:val="bbPlcHdr"/>
-        </w:types>
-        <w:behaviors>
-          <w:behavior w:val="content"/>
-        </w:behaviors>
-        <w:guid w:val="{E72CF3D6-AD6D-4B74-BD55-7C026625CAC2}"/>
-      </w:docPartPr>
-      <w:docPartBody>
-        <w:p>
-          <w:r>
-            <w:t>“Title of Presentation,” Name of Conference</w:t>
-          </w:r>
-        </w:p>
-      </w:docPartBody>
-    </w:docPart>
-    <w:docPart>
-      <w:docPartPr>
-        <w:name w:val="1E4F942F2EA54792972738219419D794"/>
-        <w:category>
-          <w:name w:val="General"/>
-          <w:gallery w:val="placeholder"/>
-        </w:category>
-        <w:types>
-          <w:type w:val="bbPlcHdr"/>
-        </w:types>
-        <w:behaviors>
-          <w:behavior w:val="content"/>
-        </w:behaviors>
-        <w:guid w:val="{A34990A7-6DDF-4A2A-B60B-08A75BC77CE5}"/>
-      </w:docPartPr>
-      <w:docPartBody>
-        <w:p>
-          <w:r>
-            <w:t>Workshop</w:t>
-          </w:r>
-        </w:p>
-      </w:docPartBody>
-    </w:docPart>
-    <w:docPart>
-      <w:docPartPr>
-        <w:name w:val="08BB3E9F538C4D699DCEC5BC9BEC818E"/>
-        <w:category>
-          <w:name w:val="General"/>
-          <w:gallery w:val="placeholder"/>
-        </w:category>
-        <w:types>
-          <w:type w:val="bbPlcHdr"/>
-        </w:types>
-        <w:behaviors>
-          <w:behavior w:val="content"/>
-        </w:behaviors>
-        <w:guid w:val="{AC2E2D6C-436B-4C3A-9ABE-24D97E76F552}"/>
-      </w:docPartPr>
-      <w:docPartBody>
-        <w:p>
-          <w:r>
-            <w:t>“Title of Presentation,” Name of Workshop</w:t>
-          </w:r>
-        </w:p>
-      </w:docPartBody>
-    </w:docPart>
-    <w:docPart>
-      <w:docPartPr>
-        <w:name w:val="8BAC8C8E56D445C396FA1C65E12645EA"/>
-        <w:category>
-          <w:name w:val="General"/>
-          <w:gallery w:val="placeholder"/>
-        </w:category>
-        <w:types>
-          <w:type w:val="bbPlcHdr"/>
-        </w:types>
-        <w:behaviors>
-          <w:behavior w:val="content"/>
-        </w:behaviors>
-        <w:guid w:val="{DD21EB3C-D6C3-4FD1-A2D4-08BF810B5BA1}"/>
-      </w:docPartPr>
-      <w:docPartBody>
-        <w:p>
-          <w:r>
-            <w:t>Seminar or Workshop</w:t>
-          </w:r>
-        </w:p>
-      </w:docPartBody>
-    </w:docPart>
-    <w:docPart>
-      <w:docPartPr>
-        <w:name w:val="4DF1EABB8DD64BA7843B32031E70C392"/>
-        <w:category>
-          <w:name w:val="General"/>
-          <w:gallery w:val="placeholder"/>
-        </w:category>
-        <w:types>
-          <w:type w:val="bbPlcHdr"/>
-        </w:types>
-        <w:behaviors>
-          <w:behavior w:val="content"/>
-        </w:behaviors>
-        <w:guid w:val="{9FF8BB9D-9E08-48B8-A65F-F946D8E0A495}"/>
-      </w:docPartPr>
-      <w:docPartBody>
-        <w:p>
-          <w:r>
-            <w:t>Name of Institution, Location</w:t>
-          </w:r>
-        </w:p>
-      </w:docPartBody>
-    </w:docPart>
-    <w:docPart>
-      <w:docPartPr>
-        <w:name w:val="42567B738B3F49BB8815F41D3FEFB029"/>
-        <w:category>
-          <w:name w:val="General"/>
-          <w:gallery w:val="placeholder"/>
-        </w:category>
-        <w:types>
-          <w:type w:val="bbPlcHdr"/>
-        </w:types>
-        <w:behaviors>
-          <w:behavior w:val="content"/>
-        </w:behaviors>
-        <w:guid w:val="{3D83A5E2-6D0D-4067-9637-82E087402D3C}"/>
-      </w:docPartPr>
-      <w:docPartBody>
-        <w:p>
-          <w:r>
-            <w:t>Description: Include a brief description, if necessary.</w:t>
-          </w:r>
-        </w:p>
-      </w:docPartBody>
-    </w:docPart>
-    <w:docPart>
-      <w:docPartPr>
-        <w:name w:val="B3213F354D144D0A874A67C1EEBF4F46"/>
-        <w:category>
-          <w:name w:val="General"/>
-          <w:gallery w:val="placeholder"/>
-        </w:category>
-        <w:types>
-          <w:type w:val="bbPlcHdr"/>
-        </w:types>
-        <w:behaviors>
-          <w:behavior w:val="content"/>
-        </w:behaviors>
-        <w:guid w:val="{509177F3-23DD-4927-97B2-89BAC8E33BAE}"/>
-      </w:docPartPr>
-      <w:docPartBody>
-        <w:p>
-          <w:r>
-            <w:t>ABC Certification, Name of Organization]</w:t>
-          </w:r>
-        </w:p>
-      </w:docPartBody>
-    </w:docPart>
-    <w:docPart>
-      <w:docPartPr>
-        <w:name w:val="2D46A587681F4C63A836C61CC7CD398B"/>
-        <w:category>
-          <w:name w:val="General"/>
-          <w:gallery w:val="placeholder"/>
-        </w:category>
-        <w:types>
-          <w:type w:val="bbPlcHdr"/>
-        </w:types>
-        <w:behaviors>
-          <w:behavior w:val="content"/>
-        </w:behaviors>
-        <w:guid w:val="{BE5BA9B4-8EB3-42E9-B37D-1C6DCF5AEA1A}"/>
-      </w:docPartPr>
-      <w:docPartBody>
-        <w:p>
-          <w:r>
-            <w:t>Description: Include a brief description, if necessary.</w:t>
-          </w:r>
-        </w:p>
-      </w:docPartBody>
-    </w:docPart>
-    <w:docPart>
-      <w:docPartPr>
-        <w:name w:val="0201C15F5E014D7AB7CD94E780A7338D"/>
-        <w:category>
-          <w:name w:val="General"/>
-          <w:gallery w:val="placeholder"/>
-        </w:category>
-        <w:types>
-          <w:type w:val="bbPlcHdr"/>
-        </w:types>
-        <w:behaviors>
-          <w:behavior w:val="content"/>
-        </w:behaviors>
-        <w:guid w:val="{FCE052F5-783C-4D0E-A8F2-4DF3320CBD0E}"/>
-      </w:docPartPr>
-      <w:docPartBody>
-        <w:p>
-          <w:r>
-            <w:t>Company/Organization, [Position], [Department], Dates</w:t>
-          </w:r>
-        </w:p>
-      </w:docPartBody>
-    </w:docPart>
-    <w:docPart>
-      <w:docPartPr>
-        <w:name w:val="B4A0B6ED97EE4DEEA61A09AC9F4FEB8F"/>
-        <w:category>
-          <w:name w:val="General"/>
-          <w:gallery w:val="placeholder"/>
-        </w:category>
-        <w:types>
-          <w:type w:val="bbPlcHdr"/>
-        </w:types>
-        <w:behaviors>
-          <w:behavior w:val="content"/>
-        </w:behaviors>
-        <w:guid w:val="{5A7C1984-120B-419D-A20B-6DA8ABCD1E3A}"/>
-      </w:docPartPr>
-      <w:docPartBody>
-        <w:p>
-          <w:r>
-            <w:t>Skill/Accomplishment/Award/Certification</w:t>
-          </w:r>
-        </w:p>
-      </w:docPartBody>
-    </w:docPart>
-    <w:docPart>
-      <w:docPartPr>
-        <w:name w:val="3B1163F7C811487BBDC97BD6366F0ECE"/>
-        <w:category>
-          <w:name w:val="General"/>
-          <w:gallery w:val="placeholder"/>
-        </w:category>
-        <w:types>
-          <w:type w:val="bbPlcHdr"/>
-        </w:types>
-        <w:behaviors>
-          <w:behavior w:val="content"/>
-        </w:behaviors>
-        <w:guid w:val="{22DCD3D7-99DB-44B9-9E71-77E425FD0E31}"/>
-      </w:docPartPr>
-      <w:docPartBody>
-        <w:p>
-          <w:r>
-            <w:t xml:space="preserve">Professional </w:t>
-          </w:r>
-          <w:r>
-            <w:t>a</w:t>
-          </w:r>
-          <w:r>
-            <w:t>ffiliations</w:t>
-          </w:r>
-        </w:p>
-      </w:docPartBody>
-    </w:docPart>
-    <w:docPart>
-      <w:docPartPr>
-        <w:name w:val="8B3F47D82C1444579243BF1FD59A0B45"/>
-        <w:category>
-          <w:name w:val="General"/>
-          <w:gallery w:val="placeholder"/>
-        </w:category>
-        <w:types>
-          <w:type w:val="bbPlcHdr"/>
-        </w:types>
-        <w:behaviors>
-          <w:behavior w:val="content"/>
-        </w:behaviors>
-        <w:guid w:val="{4048DD1A-B27A-49E2-99B4-A92A702A1F85}"/>
-      </w:docPartPr>
-      <w:docPartBody>
-        <w:p>
-          <w:r>
-            <w:t>200</w:t>
-          </w:r>
-          <w:r>
-            <w:t>X</w:t>
-          </w:r>
-          <w:r>
-            <w:t>-Present</w:t>
-          </w:r>
-        </w:p>
-      </w:docPartBody>
-    </w:docPart>
-    <w:docPart>
-      <w:docPartPr>
-        <w:name w:val="02AE3C1E22BB43E5A9984B5091E5ADCB"/>
-        <w:category>
-          <w:name w:val="General"/>
-          <w:gallery w:val="placeholder"/>
-        </w:category>
-        <w:types>
-          <w:type w:val="bbPlcHdr"/>
-        </w:types>
-        <w:behaviors>
-          <w:behavior w:val="content"/>
-        </w:behaviors>
-        <w:guid w:val="{E2754B59-8D8E-46CD-A8CE-747E328021BC}"/>
-      </w:docPartPr>
-      <w:docPartBody>
-        <w:p>
-          <w:r>
-            <w:t xml:space="preserve">Name of </w:t>
-          </w:r>
-          <w:r>
-            <w:t>O</w:t>
-          </w:r>
-          <w:r>
-            <w:t>rganization,</w:t>
-          </w:r>
-        </w:p>
-      </w:docPartBody>
-    </w:docPart>
-    <w:docPart>
-      <w:docPartPr>
-        <w:name w:val="F5E11F1BFA0643428A41DDA2B843910E"/>
-        <w:category>
-          <w:name w:val="General"/>
-          <w:gallery w:val="placeholder"/>
-        </w:category>
-        <w:types>
-          <w:type w:val="bbPlcHdr"/>
-        </w:types>
-        <w:behaviors>
-          <w:behavior w:val="content"/>
-        </w:behaviors>
-        <w:guid w:val="{881F958A-E8B9-46C3-ADE6-69525A032074}"/>
-      </w:docPartPr>
-      <w:docPartBody>
-        <w:p>
-          <w:r>
-            <w:t>Description of role or responsibilities, if applicable.</w:t>
-          </w:r>
-        </w:p>
-      </w:docPartBody>
-    </w:docPart>
-    <w:docPart>
-      <w:docPartPr>
-        <w:name w:val="D27F65F6F9174099943B360415D4C73F"/>
-        <w:category>
-          <w:name w:val="General"/>
-          <w:gallery w:val="placeholder"/>
-        </w:category>
-        <w:types>
-          <w:type w:val="bbPlcHdr"/>
-        </w:types>
-        <w:behaviors>
-          <w:behavior w:val="content"/>
-        </w:behaviors>
-        <w:guid w:val="{43231754-8332-4C5E-BE2E-3502AD10C5B1}"/>
-      </w:docPartPr>
-      <w:docPartBody>
-        <w:p>
-          <w:r>
-            <w:t>Professional Service</w:t>
-          </w:r>
-        </w:p>
-      </w:docPartBody>
-    </w:docPart>
-    <w:docPart>
-      <w:docPartPr>
-        <w:name w:val="BAFD7F59F9454A1CBA4BAFDFE61A9559"/>
-        <w:category>
-          <w:name w:val="General"/>
-          <w:gallery w:val="placeholder"/>
-        </w:category>
-        <w:types>
-          <w:type w:val="bbPlcHdr"/>
-        </w:types>
-        <w:behaviors>
-          <w:behavior w:val="content"/>
-        </w:behaviors>
-        <w:guid w:val="{ED548EEF-A9FF-409A-B6A8-BC98171A2565}"/>
-      </w:docPartPr>
-      <w:docPartBody>
-        <w:p>
-          <w:r>
-            <w:t>200</w:t>
-          </w:r>
-          <w:r>
-            <w:t>X</w:t>
-          </w:r>
-        </w:p>
-      </w:docPartBody>
-    </w:docPart>
-    <w:docPart>
-      <w:docPartPr>
-        <w:name w:val="323A64C46E034C3F851082B84D21CD38"/>
-        <w:category>
-          <w:name w:val="General"/>
-          <w:gallery w:val="placeholder"/>
-        </w:category>
-        <w:types>
-          <w:type w:val="bbPlcHdr"/>
-        </w:types>
-        <w:behaviors>
-          <w:behavior w:val="content"/>
-        </w:behaviors>
-        <w:guid w:val="{73EDAAA5-51F5-4E03-8602-842CDE639EBF}"/>
-      </w:docPartPr>
-      <w:docPartBody>
-        <w:p>
-          <w:r>
-            <w:t>Symposium Co-Organizer</w:t>
-          </w:r>
-        </w:p>
-      </w:docPartBody>
-    </w:docPart>
-    <w:docPart>
-      <w:docPartPr>
-        <w:name w:val="9A4C802E457D428EA61859CDD3707BE7"/>
-        <w:category>
-          <w:name w:val="General"/>
-          <w:gallery w:val="placeholder"/>
-        </w:category>
-        <w:types>
-          <w:type w:val="bbPlcHdr"/>
-        </w:types>
-        <w:behaviors>
-          <w:behavior w:val="content"/>
-        </w:behaviors>
-        <w:guid w:val="{752F35B7-A41D-4372-AB49-A802C367F86E}"/>
-      </w:docPartPr>
-      <w:docPartBody>
-        <w:p>
-          <w:r>
-            <w:t>Name of Conference, Symposium</w:t>
-          </w:r>
-        </w:p>
-      </w:docPartBody>
-    </w:docPart>
-    <w:docPart>
-      <w:docPartPr>
-        <w:name w:val="B703760F280F4422AC2A619C6AF086C7"/>
-        <w:category>
-          <w:name w:val="General"/>
-          <w:gallery w:val="placeholder"/>
-        </w:category>
-        <w:types>
-          <w:type w:val="bbPlcHdr"/>
-        </w:types>
-        <w:behaviors>
-          <w:behavior w:val="content"/>
-        </w:behaviors>
-        <w:guid w:val="{D32D8F83-CDD1-400F-9D3F-1BEDCA8772C6}"/>
-      </w:docPartPr>
-      <w:docPartBody>
-        <w:p>
-          <w:r>
-            <w:t>Peer-Reviewed Articles for:</w:t>
-          </w:r>
-        </w:p>
-      </w:docPartBody>
-    </w:docPart>
-    <w:docPart>
-      <w:docPartPr>
-        <w:name w:val="C98F3B369B7F4DE69C7E4788CDC0FD2A"/>
-        <w:category>
-          <w:name w:val="General"/>
-          <w:gallery w:val="placeholder"/>
-        </w:category>
-        <w:types>
-          <w:type w:val="bbPlcHdr"/>
-        </w:types>
-        <w:behaviors>
-          <w:behavior w:val="content"/>
-        </w:behaviors>
-        <w:guid w:val="{99D7BFF8-5FDB-4A5E-8310-4994E049EC52}"/>
-      </w:docPartPr>
-      <w:docPartBody>
-        <w:p>
-          <w:r>
-            <w:t>Name of Journal</w:t>
-          </w:r>
-        </w:p>
-      </w:docPartBody>
-    </w:docPart>
-    <w:docPart>
-      <w:docPartPr>
-        <w:name w:val="624B830EAF604451B51F3665C416DD93"/>
-        <w:category>
-          <w:name w:val="General"/>
-          <w:gallery w:val="placeholder"/>
-        </w:category>
-        <w:types>
-          <w:type w:val="bbPlcHdr"/>
-        </w:types>
-        <w:behaviors>
-          <w:behavior w:val="content"/>
-        </w:behaviors>
-        <w:guid w:val="{B23D7A6E-A5E0-4119-8093-3EB0F0194F5E}"/>
-      </w:docPartPr>
-      <w:docPartBody>
-        <w:p>
-          <w:r>
-            <w:t>Community Service</w:t>
-          </w:r>
-        </w:p>
-      </w:docPartBody>
-    </w:docPart>
-    <w:docPart>
-      <w:docPartPr>
-        <w:name w:val="6F4B602D895B47F3874DE6F86EBDF997"/>
-        <w:category>
-          <w:name w:val="General"/>
-          <w:gallery w:val="placeholder"/>
-        </w:category>
-        <w:types>
-          <w:type w:val="bbPlcHdr"/>
-        </w:types>
-        <w:behaviors>
-          <w:behavior w:val="content"/>
-        </w:behaviors>
-        <w:guid w:val="{014FC5D6-2742-4F4F-8DE2-155E898263BC}"/>
-      </w:docPartPr>
-      <w:docPartBody>
-        <w:p>
-          <w:r>
-            <w:t>200</w:t>
-          </w:r>
-          <w:r>
-            <w:t>X</w:t>
-          </w:r>
-        </w:p>
-      </w:docPartBody>
-    </w:docPart>
-    <w:docPart>
-      <w:docPartPr>
-        <w:name w:val="06C40E882A4A450D9D0671754EC94E43"/>
-        <w:category>
-          <w:name w:val="General"/>
-          <w:gallery w:val="placeholder"/>
-        </w:category>
-        <w:types>
-          <w:type w:val="bbPlcHdr"/>
-        </w:types>
-        <w:behaviors>
-          <w:behavior w:val="content"/>
-        </w:behaviors>
-        <w:guid w:val="{4CBE0605-F749-4BD9-A619-3CD3C1540F14}"/>
-      </w:docPartPr>
-      <w:docPartBody>
-        <w:p>
-          <w:r>
-            <w:t>Organization</w:t>
-          </w:r>
-        </w:p>
-      </w:docPartBody>
-    </w:docPart>
-    <w:docPart>
-      <w:docPartPr>
-        <w:name w:val="BEF7763421234257BBA63C2A4244A5F1"/>
-        <w:category>
-          <w:name w:val="General"/>
-          <w:gallery w:val="placeholder"/>
-        </w:category>
-        <w:types>
-          <w:type w:val="bbPlcHdr"/>
-        </w:types>
-        <w:behaviors>
-          <w:behavior w:val="content"/>
-        </w:behaviors>
-        <w:guid w:val="{64CFCE45-AD43-44BD-9E54-069DDF90E569}"/>
-      </w:docPartPr>
-      <w:docPartBody>
-        <w:p>
-          <w:r>
-            <w:t>[Title/Position/Duty], [Location], Dates</w:t>
-          </w:r>
-        </w:p>
-      </w:docPartBody>
-    </w:docPart>
-    <w:docPart>
-      <w:docPartPr>
-        <w:name w:val="D5E496B05BA7407E845DDB891C5DB430"/>
-        <w:category>
-          <w:name w:val="General"/>
-          <w:gallery w:val="placeholder"/>
-        </w:category>
-        <w:types>
-          <w:type w:val="bbPlcHdr"/>
-        </w:types>
-        <w:behaviors>
-          <w:behavior w:val="content"/>
-        </w:behaviors>
-        <w:guid w:val="{217A7B98-24B5-46CF-9C9E-AB93F7ADB8A5}"/>
-      </w:docPartPr>
-      <w:docPartBody>
-        <w:p>
-          <w:r>
-            <w:t>Languages</w:t>
-          </w:r>
-        </w:p>
-      </w:docPartBody>
-    </w:docPart>
-    <w:docPart>
-      <w:docPartPr>
-        <w:name w:val="4FD666B8A55C464390343FCB69DD0560"/>
-        <w:category>
-          <w:name w:val="General"/>
-          <w:gallery w:val="placeholder"/>
-        </w:category>
-        <w:types>
-          <w:type w:val="bbPlcHdr"/>
-        </w:types>
-        <w:behaviors>
-          <w:behavior w:val="content"/>
-        </w:behaviors>
-        <w:guid w:val="{5674A81A-DF2A-4FC4-BC8E-0C5E1257A3FA}"/>
-      </w:docPartPr>
-      <w:docPartBody>
-        <w:p>
-          <w:r>
-            <w:t>English</w:t>
-          </w:r>
-        </w:p>
-      </w:docPartBody>
-    </w:docPart>
-    <w:docPart>
-      <w:docPartPr>
-        <w:name w:val="89DB3FA5DFC04539B88E357ABE38FC33"/>
-        <w:category>
-          <w:name w:val="General"/>
-          <w:gallery w:val="placeholder"/>
-        </w:category>
-        <w:types>
-          <w:type w:val="bbPlcHdr"/>
-        </w:types>
-        <w:behaviors>
-          <w:behavior w:val="content"/>
-        </w:behaviors>
-        <w:guid w:val="{F3E6DC5C-7E05-40F1-BB00-4DE58C9A12E4}"/>
-      </w:docPartPr>
-      <w:docPartBody>
-        <w:p>
-          <w:r>
-            <w:t>Native language</w:t>
-          </w:r>
-        </w:p>
-      </w:docPartBody>
-    </w:docPart>
-    <w:docPart>
-      <w:docPartPr>
-        <w:name w:val="A0A8501B62804B89A0A5EFBC5217D3E7"/>
-        <w:category>
-          <w:name w:val="General"/>
-          <w:gallery w:val="placeholder"/>
-        </w:category>
-        <w:types>
-          <w:type w:val="bbPlcHdr"/>
-        </w:types>
-        <w:behaviors>
-          <w:behavior w:val="content"/>
-        </w:behaviors>
-        <w:guid w:val="{3F986581-A9DD-41C0-8D27-D56FC50AF06C}"/>
-      </w:docPartPr>
-      <w:docPartBody>
-        <w:p>
-          <w:r>
-            <w:t>Spanish</w:t>
-          </w:r>
-        </w:p>
-      </w:docPartBody>
-    </w:docPart>
-    <w:docPart>
-      <w:docPartPr>
-        <w:name w:val="5E32E166919F43D2864FFF2135D2E43E"/>
-        <w:category>
-          <w:name w:val="General"/>
-          <w:gallery w:val="placeholder"/>
-        </w:category>
-        <w:types>
-          <w:type w:val="bbPlcHdr"/>
-        </w:types>
-        <w:behaviors>
-          <w:behavior w:val="content"/>
-        </w:behaviors>
-        <w:guid w:val="{54A57B8D-19A2-4779-9306-D37812C014EF}"/>
-      </w:docPartPr>
-      <w:docPartBody>
-        <w:p>
-          <w:r>
-            <w:t>Intermediate Listener, Novice Speaker, Advanced Reading and Writing</w:t>
-          </w:r>
-        </w:p>
-      </w:docPartBody>
-    </w:docPart>
-    <w:docPart>
-      <w:docPartPr>
-        <w:name w:val="30D1C18D6BDC48FFB62502801F77E46C"/>
-        <w:category>
-          <w:name w:val="General"/>
-          <w:gallery w:val="placeholder"/>
-        </w:category>
-        <w:types>
-          <w:type w:val="bbPlcHdr"/>
-        </w:types>
-        <w:behaviors>
-          <w:behavior w:val="content"/>
-        </w:behaviors>
-        <w:guid w:val="{6CEA54A9-D79D-4F18-9828-BEB819491A1A}"/>
-      </w:docPartPr>
-      <w:docPartBody>
-        <w:p>
-          <w:r>
-            <w:t>Computer skills</w:t>
-          </w:r>
-        </w:p>
-      </w:docPartBody>
-    </w:docPart>
-    <w:docPart>
-      <w:docPartPr>
-        <w:name w:val="92DDE8DA74824C779C9B59665972C48C"/>
-        <w:category>
-          <w:name w:val="General"/>
-          <w:gallery w:val="placeholder"/>
-        </w:category>
-        <w:types>
-          <w:type w:val="bbPlcHdr"/>
-        </w:types>
-        <w:behaviors>
-          <w:behavior w:val="content"/>
-        </w:behaviors>
-        <w:guid w:val="{4BC9DDCA-F4D2-4756-B53C-DB717FC6C388}"/>
-      </w:docPartPr>
-      <w:docPartBody>
-        <w:p>
-          <w:r>
-            <w:t>Programming</w:t>
-          </w:r>
-        </w:p>
-      </w:docPartBody>
-    </w:docPart>
-    <w:docPart>
-      <w:docPartPr>
-        <w:name w:val="1F11CC01614B443DA1CD91042533F4CB"/>
-        <w:category>
-          <w:name w:val="General"/>
-          <w:gallery w:val="placeholder"/>
-        </w:category>
-        <w:types>
-          <w:type w:val="bbPlcHdr"/>
-        </w:types>
-        <w:behaviors>
-          <w:behavior w:val="content"/>
-        </w:behaviors>
-        <w:guid w:val="{4C889321-3F6C-4288-848F-7FEF3529ADC2}"/>
-      </w:docPartPr>
-      <w:docPartBody>
-        <w:p>
-          <w:r>
-            <w:t>skill 1, skill 2, skill 3, skill 4</w:t>
-          </w:r>
-        </w:p>
-      </w:docPartBody>
-    </w:docPart>
-    <w:docPart>
-      <w:docPartPr>
-        <w:name w:val="BD25F1079AE3470F93928F08FB4AC333"/>
-        <w:category>
-          <w:name w:val="General"/>
-          <w:gallery w:val="placeholder"/>
-        </w:category>
-        <w:types>
-          <w:type w:val="bbPlcHdr"/>
-        </w:types>
-        <w:behaviors>
-          <w:behavior w:val="content"/>
-        </w:behaviors>
-        <w:guid w:val="{825F56F4-D340-4650-942C-58B142DD26E0}"/>
-      </w:docPartPr>
-      <w:docPartBody>
-        <w:p>
-          <w:r>
-            <w:t>Applications</w:t>
-          </w:r>
-        </w:p>
-      </w:docPartBody>
-    </w:docPart>
-    <w:docPart>
-      <w:docPartPr>
-        <w:name w:val="A410C24DF578499290D9C6B2BF126D59"/>
-        <w:category>
-          <w:name w:val="General"/>
-          <w:gallery w:val="placeholder"/>
-        </w:category>
-        <w:types>
-          <w:type w:val="bbPlcHdr"/>
-        </w:types>
-        <w:behaviors>
-          <w:behavior w:val="content"/>
-        </w:behaviors>
-        <w:guid w:val="{4B816542-27C9-4295-9CEE-E1ECA779C4EC}"/>
-      </w:docPartPr>
-      <w:docPartBody>
-        <w:p>
-          <w:r>
-            <w:t>Platforms</w:t>
-          </w:r>
-        </w:p>
-      </w:docPartBody>
-    </w:docPart>
-    <w:docPart>
-      <w:docPartPr>
-        <w:name w:val="FA2D1A459B204122AB22E39CB3A69927"/>
-        <w:category>
-          <w:name w:val="General"/>
-          <w:gallery w:val="placeholder"/>
-        </w:category>
-        <w:types>
-          <w:type w:val="bbPlcHdr"/>
-        </w:types>
-        <w:behaviors>
-          <w:behavior w:val="content"/>
-        </w:behaviors>
-        <w:guid w:val="{8BC1D2B3-5B6E-4316-9333-CC6BCD75DE46}"/>
-      </w:docPartPr>
-      <w:docPartBody>
-        <w:p>
-          <w:r>
-            <w:t>References</w:t>
-          </w:r>
-        </w:p>
-      </w:docPartBody>
-    </w:docPart>
-    <w:docPart>
-      <w:docPartPr>
-        <w:name w:val="7A9EF3A369BD473A8832498CC6200D0B"/>
-        <w:category>
-          <w:name w:val="General"/>
-          <w:gallery w:val="placeholder"/>
-        </w:category>
-        <w:types>
-          <w:type w:val="bbPlcHdr"/>
-        </w:types>
-        <w:behaviors>
-          <w:behavior w:val="content"/>
-        </w:behaviors>
-        <w:guid w:val="{4263A73A-2036-4BBD-96C5-1450152B41F1}"/>
-      </w:docPartPr>
-      <w:docPartBody>
-        <w:p>
-          <w:r>
-            <w:t>Dr. Albert Jones</w:t>
-          </w:r>
-        </w:p>
-      </w:docPartBody>
-    </w:docPart>
-    <w:docPart>
-      <w:docPartPr>
-        <w:name w:val="DDF25BE6D3FC4133913A3F4CFCB43F0A"/>
-        <w:category>
-          <w:name w:val="General"/>
-          <w:gallery w:val="placeholder"/>
-        </w:category>
-        <w:types>
-          <w:type w:val="bbPlcHdr"/>
-        </w:types>
-        <w:behaviors>
-          <w:behavior w:val="content"/>
-        </w:behaviors>
-        <w:guid w:val="{14A08F28-E4E3-4922-B600-0542785E1064}"/>
-      </w:docPartPr>
-      <w:docPartBody>
-        <w:p>
-          <w:r>
-            <w:t>[Title]</w:t>
-          </w:r>
-          <w:r>
-            <w:t xml:space="preserve">, </w:t>
-          </w:r>
-          <w:r>
-            <w:t>[Department Name]</w:t>
-          </w:r>
-          <w:r>
-            <w:t xml:space="preserve">, </w:t>
-          </w:r>
-          <w:r>
-            <w:t>[University Name]</w:t>
-          </w:r>
-        </w:p>
-      </w:docPartBody>
-    </w:docPart>
-    <w:docPart>
-      <w:docPartPr>
-        <w:name w:val="7CB34480484743F38DD3B803CC9B6DA9"/>
-        <w:category>
-          <w:name w:val="General"/>
-          <w:gallery w:val="placeholder"/>
-        </w:category>
-        <w:types>
-          <w:type w:val="bbPlcHdr"/>
-        </w:types>
-        <w:behaviors>
-          <w:behavior w:val="content"/>
-        </w:behaviors>
-        <w:guid w:val="{D67B0E27-394D-4385-AE55-041943711BCF}"/>
-      </w:docPartPr>
-      <w:docPartBody>
-        <w:p>
-          <w:r>
-            <w:t>[Mailing Address]</w:t>
-          </w:r>
-          <w:r>
-            <w:t xml:space="preserve">, </w:t>
-          </w:r>
-          <w:r>
-            <w:t>Phone: [Phone #]</w:t>
-          </w:r>
-          <w:r>
-            <w:t xml:space="preserve">, </w:t>
-          </w:r>
-          <w:r>
-            <w:t>Email: [email address]</w:t>
-          </w:r>
-        </w:p>
-      </w:docPartBody>
-    </w:docPart>
-    <w:docPart>
-      <w:docPartPr>
-        <w:name w:val="7AE432BD380E4C6B913C5CE3E6196277"/>
-        <w:category>
-          <w:name w:val="General"/>
-          <w:gallery w:val="placeholder"/>
-        </w:category>
-        <w:types>
-          <w:type w:val="bbPlcHdr"/>
-        </w:types>
-        <w:behaviors>
-          <w:behavior w:val="content"/>
-        </w:behaviors>
-        <w:guid w:val="{B2781C7A-3964-4794-BD27-7C600E4680B0}"/>
-      </w:docPartPr>
-      <w:docPartBody>
-        <w:p>
-          <w:r>
-            <w:t>Dr. Anne Smith</w:t>
-          </w:r>
-        </w:p>
-      </w:docPartBody>
-    </w:docPart>
-    <w:docPart>
-      <w:docPartPr>
-        <w:name w:val="A9CE37D2382F488BB37A419DDF729D63"/>
-        <w:category>
-          <w:name w:val="General"/>
-          <w:gallery w:val="placeholder"/>
-        </w:category>
-        <w:types>
-          <w:type w:val="bbPlcHdr"/>
-        </w:types>
-        <w:behaviors>
-          <w:behavior w:val="content"/>
-        </w:behaviors>
-        <w:guid w:val="{71FE74ED-2A96-4553-8733-123D5369E341}"/>
-      </w:docPartPr>
-      <w:docPartBody>
-        <w:p>
-          <w:r>
-            <w:t>Platforms</w:t>
-          </w:r>
-        </w:p>
-      </w:docPartBody>
-    </w:docPart>
-    <w:docPart>
-      <w:docPartPr>
-        <w:name w:val="D948E52069EB47629193DC049CFE48E9"/>
-        <w:category>
-          <w:name w:val="General"/>
-          <w:gallery w:val="placeholder"/>
-        </w:category>
-        <w:types>
-          <w:type w:val="bbPlcHdr"/>
-        </w:types>
-        <w:behaviors>
-          <w:behavior w:val="content"/>
-        </w:behaviors>
-        <w:guid w:val="{D32D5154-BEBA-4F1F-98C8-0E218DC410CB}"/>
-      </w:docPartPr>
-      <w:docPartBody>
-        <w:p>
-          <w:pPr>
-            <w:pStyle w:val="D948E52069EB47629193DC049CFE48E9"/>
-          </w:pPr>
-          <w:r>
-            <w:rPr>
-              <w:rStyle w:val="PlaceholderText"/>
-            </w:rPr>
-            <w:t>Click or tap here to enter text.</w:t>
-          </w:r>
-        </w:p>
-      </w:docPartBody>
-    </w:docPart>
-    <w:docPart>
-      <w:docPartPr>
-        <w:name w:val="58E622BD70AB40998B424D5AA1EF11C3"/>
-        <w:category>
-          <w:name w:val="General"/>
-          <w:gallery w:val="placeholder"/>
-        </w:category>
-        <w:types>
-          <w:type w:val="bbPlcHdr"/>
-        </w:types>
-        <w:behaviors>
-          <w:behavior w:val="content"/>
-        </w:behaviors>
-        <w:guid w:val="{85122825-59D7-47C9-97B2-79DE3E207D4C}"/>
-      </w:docPartPr>
-      <w:docPartBody>
-        <w:p>
-          <w:pPr>
-            <w:pStyle w:val="58E622BD70AB40998B424D5AA1EF11C3"/>
-          </w:pPr>
-          <w:r>
-            <w:t>Lab or Advisor Name</w:t>
-          </w:r>
-        </w:p>
-      </w:docPartBody>
-    </w:docPart>
-    <w:docPart>
-      <w:docPartPr>
-        <w:name w:val="F03D0AD4FE724C65B0355214DE6AB9EF"/>
-        <w:category>
-          <w:name w:val="General"/>
-          <w:gallery w:val="placeholder"/>
-        </w:category>
-        <w:types>
-          <w:type w:val="bbPlcHdr"/>
-        </w:types>
-        <w:behaviors>
-          <w:behavior w:val="content"/>
-        </w:behaviors>
-        <w:guid w:val="{CB882CE3-C8CE-41F9-A3A6-16F18BBC0BFD}"/>
-      </w:docPartPr>
-      <w:docPartBody>
-        <w:p>
-          <w:pPr>
-            <w:pStyle w:val="F03D0AD4FE724C65B0355214DE6AB9EF"/>
-          </w:pPr>
-          <w:r>
-            <w:rPr>
-              <w:rStyle w:val="PlaceholderText"/>
-            </w:rPr>
-            <w:t>Click or tap here to enter text.</w:t>
-          </w:r>
-        </w:p>
-      </w:docPartBody>
-    </w:docPart>
-    <w:docPart>
-      <w:docPartPr>
-        <w:name w:val="B2C7961639FC48B1882FB41443A6D465"/>
-        <w:category>
-          <w:name w:val="General"/>
-          <w:gallery w:val="placeholder"/>
-        </w:category>
-        <w:types>
-          <w:type w:val="bbPlcHdr"/>
-        </w:types>
-        <w:behaviors>
-          <w:behavior w:val="content"/>
-        </w:behaviors>
-        <w:guid w:val="{47B0194C-6118-4C75-A3AB-5B0556610580}"/>
-      </w:docPartPr>
-      <w:docPartBody>
-        <w:p>
-          <w:pPr>
-            <w:pStyle w:val="B2C7961639FC48B1882FB41443A6D4652"/>
-          </w:pPr>
-          <w:r>
-            <w:rPr>
-              <w:rStyle w:val="Bold"/>
-            </w:rPr>
-            <w:t>Name of University,</w:t>
-          </w:r>
-        </w:p>
-      </w:docPartBody>
-    </w:docPart>
-    <w:docPart>
-      <w:docPartPr>
-        <w:name w:val="D4DD9644BA314032BC7081244A27576E"/>
-        <w:category>
-          <w:name w:val="General"/>
-          <w:gallery w:val="placeholder"/>
-        </w:category>
-        <w:types>
-          <w:type w:val="bbPlcHdr"/>
-        </w:types>
-        <w:behaviors>
-          <w:behavior w:val="content"/>
-        </w:behaviors>
-        <w:guid w:val="{ACF3E762-B539-427B-814B-EAD5BF4268B8}"/>
-      </w:docPartPr>
-      <w:docPartBody>
-        <w:p>
-          <w:pPr>
-            <w:pStyle w:val="D4DD9644BA314032BC7081244A27576E"/>
-          </w:pPr>
-          <w:r>
-            <w:rPr>
-              <w:rStyle w:val="PlaceholderText"/>
-            </w:rPr>
-            <w:t>Click or tap here to enter text.</w:t>
-          </w:r>
-        </w:p>
-      </w:docPartBody>
-    </w:docPart>
-    <w:docPart>
-      <w:docPartPr>
-        <w:name w:val="C541E9946C584CC082E2FDA839537FAC"/>
-        <w:category>
-          <w:name w:val="General"/>
-          <w:gallery w:val="placeholder"/>
-        </w:category>
-        <w:types>
-          <w:type w:val="bbPlcHdr"/>
-        </w:types>
-        <w:behaviors>
-          <w:behavior w:val="content"/>
-        </w:behaviors>
-        <w:guid w:val="{34B3D4BD-7DC5-4527-9B3C-7D93C40427B1}"/>
-      </w:docPartPr>
-      <w:docPartBody>
-        <w:p>
-          <w:pPr>
-            <w:pStyle w:val="C541E9946C584CC082E2FDA839537FAC2"/>
-          </w:pPr>
-          <w:r>
-            <w:rPr>
-              <w:rStyle w:val="Bold"/>
-            </w:rPr>
-            <w:t>Teaching Assistant</w:t>
-          </w:r>
-          <w:r>
-            <w:rPr>
-              <w:rStyle w:val="Bold"/>
-            </w:rPr>
-            <w:t>,</w:t>
-          </w:r>
-        </w:p>
-      </w:docPartBody>
-    </w:docPart>
-    <w:docPart>
-      <w:docPartPr>
-        <w:name w:val="1423697951D14497B4785D486DF25B39"/>
-        <w:category>
-          <w:name w:val="General"/>
-          <w:gallery w:val="placeholder"/>
-        </w:category>
-        <w:types>
-          <w:type w:val="bbPlcHdr"/>
-        </w:types>
-        <w:behaviors>
-          <w:behavior w:val="content"/>
-        </w:behaviors>
-        <w:guid w:val="{2787CFF5-1A56-4881-83D0-59EAFC48E07F}"/>
-      </w:docPartPr>
-      <w:docPartBody>
-        <w:p>
-          <w:pPr>
-            <w:pStyle w:val="1423697951D14497B4785D486DF25B39"/>
-          </w:pPr>
-          <w:r>
-            <w:t>Department</w:t>
-          </w:r>
-        </w:p>
-      </w:docPartBody>
-    </w:docPart>
-    <w:docPart>
-      <w:docPartPr>
-        <w:name w:val="241E731B19FB4CDD8559E492BE8078F5"/>
-        <w:category>
-          <w:name w:val="General"/>
-          <w:gallery w:val="placeholder"/>
-        </w:category>
-        <w:types>
-          <w:type w:val="bbPlcHdr"/>
-        </w:types>
-        <w:behaviors>
-          <w:behavior w:val="content"/>
-        </w:behaviors>
-        <w:guid w:val="{1EEAFE8A-1C21-408E-A98F-2E6742D95619}"/>
-      </w:docPartPr>
-      <w:docPartBody>
-        <w:p>
-          <w:r>
-            <w:t>Department</w:t>
-          </w:r>
-        </w:p>
-      </w:docPartBody>
-    </w:docPart>
-  </w:docParts>
-</w:glossaryDocument>
-</file>
-
-<file path=word/glossary/fontTable2.xml><?xml version="1.0" encoding="utf-8"?>
-<w:fonts xmlns:mc="http://schemas.openxmlformats.org/markup-compatibility/2006" xmlns:r="http://schemas.openxmlformats.org/officeDocument/2006/relationships" xmlns:w="http://schemas.openxmlformats.org/wordprocessingml/2006/main" xmlns:w14="http://schemas.microsoft.com/office/word/2010/wordml" xmlns:w15="http://schemas.microsoft.com/office/word/2012/wordml" xmlns:w16cex="http://schemas.microsoft.com/office/word/2018/wordml/cex" xmlns:w16cid="http://schemas.microsoft.com/office/word/2016/wordml/cid" xmlns:w16="http://schemas.microsoft.com/office/word/2018/wordml" xmlns:w16sdtdh="http://schemas.microsoft.com/office/word/2020/wordml/sdtdatahash" xmlns:w16se="http://schemas.microsoft.com/office/word/2015/wordml/symex" mc:Ignorable="w14 w15 w16se w16cid w16 w16cex w16sdtdh">
-  <w:font w:name="Symbol">
-    <w:panose1 w:val="05050102010706020507"/>
-    <w:charset w:val="02"/>
-    <w:family w:val="roman"/>
-    <w:pitch w:val="variable"/>
-    <w:sig w:usb0="00000000" w:usb1="10000000" w:usb2="00000000" w:usb3="00000000" w:csb0="80000000" w:csb1="00000000"/>
-  </w:font>
-  <w:font w:name="Times New Roman">
-    <w:panose1 w:val="02020603050405020304"/>
-    <w:charset w:val="00"/>
-    <w:family w:val="roman"/>
-    <w:pitch w:val="variable"/>
-    <w:sig w:usb0="E0002EFF" w:usb1="C000785B" w:usb2="00000009" w:usb3="00000000" w:csb0="000001FF" w:csb1="00000000"/>
-  </w:font>
-  <w:font w:name="Courier New">
-    <w:panose1 w:val="02070309020205020404"/>
-    <w:charset w:val="00"/>
-    <w:family w:val="modern"/>
-    <w:pitch w:val="fixed"/>
-    <w:sig w:usb0="E0002EFF" w:usb1="C0007843" w:usb2="00000009" w:usb3="00000000" w:csb0="000001FF" w:csb1="00000000"/>
-  </w:font>
-  <w:font w:name="Wingdings">
-    <w:panose1 w:val="05000000000000000000"/>
-    <w:charset w:val="02"/>
-    <w:family w:val="auto"/>
-    <w:pitch w:val="variable"/>
-    <w:sig w:usb0="00000000" w:usb1="10000000" w:usb2="00000000" w:usb3="00000000" w:csb0="80000000" w:csb1="00000000"/>
-  </w:font>
-  <w:font w:name="Century Gothic">
-    <w:panose1 w:val="020B0502020202020204"/>
-    <w:charset w:val="00"/>
-    <w:family w:val="swiss"/>
-    <w:pitch w:val="variable"/>
-    <w:sig w:usb0="00000287" w:usb1="00000000" w:usb2="00000000" w:usb3="00000000" w:csb0="0000009F" w:csb1="00000000"/>
-  </w:font>
-  <w:font w:name="Arial">
-    <w:panose1 w:val="020B0604020202020204"/>
-    <w:charset w:val="00"/>
-    <w:family w:val="swiss"/>
-    <w:pitch w:val="variable"/>
-    <w:sig w:usb0="E0002EFF" w:usb1="C000785B" w:usb2="00000009" w:usb3="00000000" w:csb0="000001FF" w:csb1="00000000"/>
-  </w:font>
-  <w:font w:name="Calibri">
-    <w:panose1 w:val="020F0502020204030204"/>
-    <w:charset w:val="00"/>
-    <w:family w:val="swiss"/>
-    <w:pitch w:val="variable"/>
-    <w:sig w:usb0="E4002EFF" w:usb1="C000247B" w:usb2="00000009" w:usb3="00000000" w:csb0="000001FF" w:csb1="00000000"/>
-  </w:font>
-  <w:font w:name="Calibri Light">
-    <w:panose1 w:val="020F0302020204030204"/>
-    <w:charset w:val="00"/>
-    <w:family w:val="swiss"/>
-    <w:pitch w:val="variable"/>
-    <w:sig w:usb0="E4002EFF" w:usb1="C000247B" w:usb2="00000009" w:usb3="00000000" w:csb0="000001FF" w:csb1="00000000"/>
-  </w:font>
-</w:fonts>
-</file>
-
-<file path=word/glossary/settings2.xml><?xml version="1.0" encoding="utf-8"?>
-<w:settings xmlns:mc="http://schemas.openxmlformats.org/markup-compatibility/2006" xmlns:o="urn:schemas-microsoft-com:office:office" xmlns:r="http://schemas.openxmlformats.org/officeDocument/2006/relationships" xmlns:m="http://schemas.openxmlformats.org/officeDocument/2006/math" xmlns:v="urn:schemas-microsoft-com:vml" xmlns:w10="urn:schemas-microsoft-com:office:word" xmlns:w="http://schemas.openxmlformats.org/wordprocessingml/2006/main" xmlns:w14="http://schemas.microsoft.com/office/word/2010/wordml" xmlns:w15="http://schemas.microsoft.com/office/word/2012/wordml" xmlns:w16cex="http://schemas.microsoft.com/office/word/2018/wordml/cex" xmlns:w16cid="http://schemas.microsoft.com/office/word/2016/wordml/cid" xmlns:w16="http://schemas.microsoft.com/office/word/2018/wordml" xmlns:w16sdtdh="http://schemas.microsoft.com/office/word/2020/wordml/sdtdatahash" xmlns:w16se="http://schemas.microsoft.com/office/word/2015/wordml/symex" xmlns:sl="http://schemas.openxmlformats.org/schemaLibrary/2006/main" mc:Ignorable="w14 w15 w16se w16cid w16 w16cex w16sdtdh">
-  <w:view w:val="normal"/>
-  <w:defaultTabStop w:val="720"/>
-  <w:characterSpacingControl w:val="doNotCompress"/>
-  <w:compat>
-    <w:useFELayout/>
-    <w:compatSetting w:name="compatibilityMode" w:uri="http://schemas.microsoft.com/office/word" w:val="15"/>
-    <w:compatSetting w:name="overrideTableStyleFontSizeAndJustification" w:uri="http://schemas.microsoft.com/office/word" w:val="1"/>
-    <w:compatSetting w:name="enableOpenTypeFeatures" w:uri="http://schemas.microsoft.com/office/word" w:val="1"/>
-    <w:compatSetting w:name="doNotFlipMirrorIndents" w:uri="http://schemas.microsoft.com/office/word" w:val="1"/>
-    <w:compatSetting w:name="differentiateMultirowTableHeaders" w:uri="http://schemas.microsoft.com/office/word" w:val="1"/>
-    <w:compatSetting w:name="useWord2013TrackBottomHyphenation" w:uri="http://schemas.microsoft.com/office/word" w:val="1"/>
-  </w:compat>
-  <w:rsids>
-    <w:rsidRoot w:val="005D2481"/>
-    <w:rsid w:val="00215F96"/>
-    <w:rsid w:val="002A39C1"/>
-    <w:rsid w:val="005D2481"/>
-    <w:rsid w:val="00721625"/>
-    <w:rsid w:val="008B3838"/>
-    <w:rsid w:val="00C37D61"/>
-  </w:rsids>
-  <m:mathPr>
-    <m:mathFont m:val="Cambria Math"/>
-    <m:brkBin m:val="before"/>
-    <m:brkBinSub m:val="--"/>
-    <m:smallFrac m:val="0"/>
-    <m:dispDef/>
-    <m:lMargin m:val="0"/>
-    <m:rMargin m:val="0"/>
-    <m:defJc m:val="centerGroup"/>
-    <m:wrapIndent m:val="1440"/>
-    <m:intLim m:val="subSup"/>
-    <m:naryLim m:val="undOvr"/>
-  </m:mathPr>
-  <w:themeFontLang w:val="en-AU"/>
-  <w:clrSchemeMapping w:bg1="light1" w:t1="dark1" w:bg2="light2" w:t2="dark2" w:accent1="accent1" w:accent2="accent2" w:accent3="accent3" w:accent4="accent4" w:accent5="accent5" w:accent6="accent6" w:hyperlink="hyperlink" w:followedHyperlink="followedHyperlink"/>
-  <w:decimalSymbol w:val="."/>
-  <w:listSeparator w:val=","/>
-  <w15:chartTrackingRefBased/>
-</w:settings>
-</file>
-
-<file path=word/glossary/styles2.xml><?xml version="1.0" encoding="utf-8"?>
-<w:styles xmlns:mc="http://schemas.openxmlformats.org/markup-compatibility/2006" xmlns:r="http://schemas.openxmlformats.org/officeDocument/2006/relationships" xmlns:w="http://schemas.openxmlformats.org/wordprocessingml/2006/main" xmlns:w14="http://schemas.microsoft.com/office/word/2010/wordml" xmlns:w15="http://schemas.microsoft.com/office/word/2012/wordml" xmlns:w16cex="http://schemas.microsoft.com/office/word/2018/wordml/cex" xmlns:w16cid="http://schemas.microsoft.com/office/word/2016/wordml/cid" xmlns:w16="http://schemas.microsoft.com/office/word/2018/wordml" xmlns:w16sdtdh="http://schemas.microsoft.com/office/word/2020/wordml/sdtdatahash" xmlns:w16se="http://schemas.microsoft.com/office/word/2015/wordml/symex" mc:Ignorable="w14 w15 w16se w16cid w16 w16cex w16sdtdh">
-  <w:docDefaults>
-    <w:rPrDefault>
-      <w:rPr>
-        <w:rFonts w:asciiTheme="minorHAnsi" w:eastAsiaTheme="minorEastAsia" w:hAnsiTheme="minorHAnsi" w:cstheme="minorBidi"/>
-        <w:sz w:val="22"/>
-        <w:szCs w:val="22"/>
-        <w:lang w:val="en-AU" w:eastAsia="en-AU" w:bidi="ar-SA"/>
-      </w:rPr>
-    </w:rPrDefault>
-    <w:pPrDefault>
-      <w:pPr>
-        <w:spacing w:after="160" w:line="259" w:lineRule="auto"/>
-      </w:pPr>
-    </w:pPrDefault>
-  </w:docDefaults>
-  <w:latentStyles w:defLockedState="0" w:defUIPriority="99" w:defSemiHidden="0" w:defUnhideWhenUsed="0" w:defQFormat="0" w:count="376">
-    <w:lsdException w:name="Normal" w:uiPriority="0" w:qFormat="1"/>
-    <w:lsdException w:name="heading 1" w:uiPriority="9" w:qFormat="1"/>
-    <w:lsdException w:name="heading 2" w:semiHidden="1" w:uiPriority="9" w:unhideWhenUsed="1" w:qFormat="1"/>
-    <w:lsdException w:name="heading 3" w:semiHidden="1" w:uiPriority="9" w:unhideWhenUsed="1" w:qFormat="1"/>
-    <w:lsdException w:name="heading 4" w:semiHidden="1" w:uiPriority="9" w:unhideWhenUsed="1" w:qFormat="1"/>
-    <w:lsdException w:name="heading 5" w:semiHidden="1" w:uiPriority="9" w:unhideWhenUsed="1" w:qFormat="1"/>
-    <w:lsdException w:name="heading 6" w:semiHidden="1" w:uiPriority="9" w:unhideWhenUsed="1" w:qFormat="1"/>
-    <w:lsdException w:name="heading 7" w:semiHidden="1" w:uiPriority="9" w:unhideWhenUsed="1" w:qFormat="1"/>
-    <w:lsdException w:name="heading 8" w:semiHidden="1" w:uiPriority="9" w:unhideWhenUsed="1" w:qFormat="1"/>
-    <w:lsdException w:name="heading 9" w:semiHidden="1" w:uiPriority="9" w:unhideWhenUsed="1" w:qFormat="1"/>
-    <w:lsdException w:name="index 1" w:semiHidden="1" w:unhideWhenUsed="1"/>
-    <w:lsdException w:name="index 2" w:semiHidden="1" w:unhideWhenUsed="1"/>
-    <w:lsdException w:name="index 3" w:semiHidden="1" w:unhideWhenUsed="1"/>
-    <w:lsdException w:name="index 4" w:semiHidden="1" w:unhideWhenUsed="1"/>
-    <w:lsdException w:name="index 5" w:semiHidden="1" w:unhideWhenUsed="1"/>
-    <w:lsdException w:name="index 6" w:semiHidden="1" w:unhideWhenUsed="1"/>
-    <w:lsdException w:name="index 7" w:semiHidden="1" w:unhideWhenUsed="1"/>
-    <w:lsdException w:name="index 8" w:semiHidden="1" w:unhideWhenUsed="1"/>
-    <w:lsdException w:name="index 9" w:semiHidden="1" w:unhideWhenUsed="1"/>
-    <w:lsdException w:name="toc 1" w:semiHidden="1" w:uiPriority="39" w:unhideWhenUsed="1"/>
-    <w:lsdException w:name="toc 2" w:semiHidden="1" w:uiPriority="39" w:unhideWhenUsed="1"/>
-    <w:lsdException w:name="toc 3" w:semiHidden="1" w:uiPriority="39" w:unhideWhenUsed="1"/>
-    <w:lsdException w:name="toc 4" w:semiHidden="1" w:uiPriority="39" w:unhideWhenUsed="1"/>
-    <w:lsdException w:name="toc 5" w:semiHidden="1" w:uiPriority="39" w:unhideWhenUsed="1"/>
-    <w:lsdException w:name="toc 6" w:semiHidden="1" w:uiPriority="39" w:unhideWhenUsed="1"/>
-    <w:lsdException w:name="toc 7" w:semiHidden="1" w:uiPriority="39" w:unhideWhenUsed="1"/>
-    <w:lsdException w:name="toc 8" w:semiHidden="1" w:uiPriority="39" w:unhideWhenUsed="1"/>
-    <w:lsdException w:name="toc 9" w:semiHidden="1" w:uiPriority="39" w:unhideWhenUsed="1"/>
-    <w:lsdException w:name="Normal Indent" w:semiHidden="1" w:unhideWhenUsed="1"/>
-    <w:lsdException w:name="footnote text" w:semiHidden="1" w:unhideWhenUsed="1"/>
-    <w:lsdException w:name="annotation text" w:semiHidden="1" w:unhideWhenUsed="1"/>
-    <w:lsdException w:name="header" w:semiHidden="1" w:unhideWhenUsed="1"/>
-    <w:lsdException w:name="footer" w:semiHidden="1" w:unhideWhenUsed="1"/>
-    <w:lsdException w:name="index heading" w:semiHidden="1" w:unhideWhenUsed="1"/>
-    <w:lsdException w:name="caption" w:semiHidden="1" w:uiPriority="35" w:unhideWhenUsed="1" w:qFormat="1"/>
-    <w:lsdException w:name="table of figures" w:semiHidden="1" w:unhideWhenUsed="1"/>
-    <w:lsdException w:name="envelope address" w:semiHidden="1" w:unhideWhenUsed="1"/>
-    <w:lsdException w:name="envelope return" w:semiHidden="1" w:unhideWhenUsed="1"/>
-    <w:lsdException w:name="footnote reference" w:semiHidden="1" w:unhideWhenUsed="1"/>
-    <w:lsdException w:name="annotation reference" w:semiHidden="1" w:unhideWhenUsed="1"/>
-    <w:lsdException w:name="line number" w:semiHidden="1" w:unhideWhenUsed="1"/>
-    <w:lsdException w:name="page number" w:semiHidden="1" w:unhideWhenUsed="1"/>
-    <w:lsdException w:name="endnote reference" w:semiHidden="1" w:unhideWhenUsed="1"/>
-    <w:lsdException w:name="endnote text" w:semiHidden="1" w:unhideWhenUsed="1"/>
-    <w:lsdException w:name="table of authorities" w:semiHidden="1" w:unhideWhenUsed="1"/>
-    <w:lsdException w:name="macro" w:semiHidden="1" w:unhideWhenUsed="1"/>
-    <w:lsdException w:name="toa heading" w:semiHidden="1" w:unhideWhenUsed="1"/>
-    <w:lsdException w:name="List" w:semiHidden="1" w:unhideWhenUsed="1"/>
-    <w:lsdException w:name="List Bullet" w:semiHidden="1" w:unhideWhenUsed="1"/>
-    <w:lsdException w:name="List Number" w:semiHidden="1" w:unhideWhenUsed="1"/>
-    <w:lsdException w:name="List 2" w:semiHidden="1" w:unhideWhenUsed="1"/>
-    <w:lsdException w:name="List 3" w:semiHidden="1" w:unhideWhenUsed="1"/>
-    <w:lsdException w:name="List 4" w:semiHidden="1" w:unhideWhenUsed="1"/>
-    <w:lsdException w:name="List 5" w:semiHidden="1" w:unhideWhenUsed="1"/>
-    <w:lsdException w:name="List Bullet 2" w:semiHidden="1" w:unhideWhenUsed="1"/>
-    <w:lsdException w:name="List Bullet 3" w:semiHidden="1" w:unhideWhenUsed="1"/>
-    <w:lsdException w:name="List Bullet 4" w:semiHidden="1" w:unhideWhenUsed="1"/>
-    <w:lsdException w:name="List Bullet 5" w:semiHidden="1" w:unhideWhenUsed="1"/>
-    <w:lsdException w:name="List Number 2" w:semiHidden="1" w:unhideWhenUsed="1"/>
-    <w:lsdException w:name="List Number 3" w:semiHidden="1" w:unhideWhenUsed="1"/>
-    <w:lsdException w:name="List Number 4" w:semiHidden="1" w:unhideWhenUsed="1"/>
-    <w:lsdException w:name="List Number 5" w:semiHidden="1" w:unhideWhenUsed="1"/>
-    <w:lsdException w:name="Title" w:uiPriority="10" w:qFormat="1"/>
-    <w:lsdException w:name="Closing" w:semiHidden="1" w:unhideWhenUsed="1"/>
-    <w:lsdException w:name="Signature" w:semiHidden="1" w:unhideWhenUsed="1"/>
-    <w:lsdException w:name="Default Paragraph Font" w:semiHidden="1" w:uiPriority="1" w:unhideWhenUsed="1"/>
-    <w:lsdException w:name="Body Text" w:semiHidden="1" w:unhideWhenUsed="1"/>
-    <w:lsdException w:name="Body Text Indent" w:semiHidden="1" w:unhideWhenUsed="1"/>
-    <w:lsdException w:name="List Continue" w:semiHidden="1" w:unhideWhenUsed="1"/>
-    <w:lsdException w:name="List Continue 2" w:semiHidden="1" w:unhideWhenUsed="1"/>
-    <w:lsdException w:name="List Continue 3" w:semiHidden="1" w:unhideWhenUsed="1"/>
-    <w:lsdException w:name="List Continue 4" w:semiHidden="1" w:unhideWhenUsed="1"/>
-    <w:lsdException w:name="List Continue 5" w:semiHidden="1" w:unhideWhenUsed="1"/>
-    <w:lsdException w:name="Message Header" w:semiHidden="1" w:unhideWhenUsed="1"/>
-    <w:lsdException w:name="Subtitle" w:uiPriority="11" w:qFormat="1"/>
-    <w:lsdException w:name="Salutation" w:semiHidden="1" w:unhideWhenUsed="1"/>
-    <w:lsdException w:name="Date" w:semiHidden="1" w:unhideWhenUsed="1"/>
-    <w:lsdException w:name="Body Text First Indent" w:semiHidden="1" w:unhideWhenUsed="1"/>
-    <w:lsdException w:name="Body Text First Indent 2" w:semiHidden="1" w:unhideWhenUsed="1"/>
-    <w:lsdException w:name="Note Heading" w:semiHidden="1" w:unhideWhenUsed="1"/>
-    <w:lsdException w:name="Body Text 2" w:semiHidden="1" w:unhideWhenUsed="1"/>
-    <w:lsdException w:name="Body Text 3" w:semiHidden="1" w:unhideWhenUsed="1"/>
-    <w:lsdException w:name="Body Text Indent 2" w:semiHidden="1" w:unhideWhenUsed="1"/>
-    <w:lsdException w:name="Body Text Indent 3" w:semiHidden="1" w:unhideWhenUsed="1"/>
-    <w:lsdException w:name="Block Text" w:semiHidden="1" w:unhideWhenUsed="1"/>
-    <w:lsdException w:name="Hyperlink" w:semiHidden="1" w:uiPriority="9" w:unhideWhenUsed="1"/>
-    <w:lsdException w:name="FollowedHyperlink" w:semiHidden="1" w:unhideWhenUsed="1"/>
-    <w:lsdException w:name="Strong" w:uiPriority="22" w:qFormat="1"/>
-    <w:lsdException w:name="Emphasis" w:uiPriority="20" w:qFormat="1"/>
-    <w:lsdException w:name="Document Map" w:semiHidden="1" w:unhideWhenUsed="1"/>
-    <w:lsdException w:name="Plain Text" w:semiHidden="1" w:unhideWhenUsed="1"/>
-    <w:lsdException w:name="E-mail Signature" w:semiHidden="1" w:unhideWhenUsed="1"/>
-    <w:lsdException w:name="HTML Top of Form" w:semiHidden="1" w:unhideWhenUsed="1"/>
-    <w:lsdException w:name="HTML Bottom of Form" w:semiHidden="1" w:unhideWhenUsed="1"/>
-    <w:lsdException w:name="Normal (Web)" w:semiHidden="1" w:unhideWhenUsed="1"/>
-    <w:lsdException w:name="HTML Acronym" w:semiHidden="1" w:unhideWhenUsed="1"/>
-    <w:lsdException w:name="HTML Address" w:semiHidden="1" w:unhideWhenUsed="1"/>
-    <w:lsdException w:name="HTML Cite" w:semiHidden="1" w:unhideWhenUsed="1"/>
-    <w:lsdException w:name="HTML Code" w:semiHidden="1" w:unhideWhenUsed="1"/>
-    <w:lsdException w:name="HTML Definition" w:semiHidden="1" w:unhideWhenUsed="1"/>
-    <w:lsdException w:name="HTML Keyboard" w:semiHidden="1" w:unhideWhenUsed="1"/>
-    <w:lsdException w:name="HTML Preformatted" w:semiHidden="1" w:unhideWhenUsed="1"/>
-    <w:lsdException w:name="HTML Sample" w:semiHidden="1" w:unhideWhenUsed="1"/>
-    <w:lsdException w:name="HTML Typewriter" w:semiHidden="1" w:unhideWhenUsed="1"/>
-    <w:lsdException w:name="HTML Variable" w:semiHidden="1" w:unhideWhenUsed="1"/>
-    <w:lsdException w:name="Normal Table" w:semiHidden="1" w:unhideWhenUsed="1"/>
-    <w:lsdException w:name="annotation subject" w:semiHidden="1" w:unhideWhenUsed="1"/>
-    <w:lsdException w:name="No List" w:semiHidden="1" w:unhideWhenUsed="1"/>
-    <w:lsdException w:name="Outline List 1" w:semiHidden="1" w:unhideWhenUsed="1"/>
-    <w:lsdException w:name="Outline List 2" w:semiHidden="1" w:unhideWhenUsed="1"/>
-    <w:lsdException w:name="Outline List 3" w:semiHidden="1" w:unhideWhenUsed="1"/>
-    <w:lsdException w:name="Table Simple 1" w:semiHidden="1" w:unhideWhenUsed="1"/>
-    <w:lsdException w:name="Table Simple 2" w:semiHidden="1" w:unhideWhenUsed="1"/>
-    <w:lsdException w:name="Table Simple 3" w:semiHidden="1" w:unhideWhenUsed="1"/>
-    <w:lsdException w:name="Table Classic 1" w:semiHidden="1" w:unhideWhenUsed="1"/>
-    <w:lsdException w:name="Table Classic 2" w:semiHidden="1" w:unhideWhenUsed="1"/>
-    <w:lsdException w:name="Table Classic 3" w:semiHidden="1" w:unhideWhenUsed="1"/>
-    <w:lsdException w:name="Table Classic 4" w:semiHidden="1" w:unhideWhenUsed="1"/>
-    <w:lsdException w:name="Table Colorful 1" w:semiHidden="1" w:unhideWhenUsed="1"/>
-    <w:lsdException w:name="Table Colorful 2" w:semiHidden="1" w:unhideWhenUsed="1"/>
-    <w:lsdException w:name="Table Colorful 3" w:semiHidden="1" w:unhideWhenUsed="1"/>
-    <w:lsdException w:name="Table Columns 1" w:semiHidden="1" w:unhideWhenUsed="1"/>
-    <w:lsdException w:name="Table Columns 2" w:semiHidden="1" w:unhideWhenUsed="1"/>
-    <w:lsdException w:name="Table Columns 3" w:semiHidden="1" w:unhideWhenUsed="1"/>
-    <w:lsdException w:name="Table Columns 4" w:semiHidden="1" w:unhideWhenUsed="1"/>
-    <w:lsdException w:name="Table Columns 5" w:semiHidden="1" w:unhideWhenUsed="1"/>
-    <w:lsdException w:name="Table Grid 1" w:semiHidden="1" w:unhideWhenUsed="1"/>
-    <w:lsdException w:name="Table Grid 2" w:semiHidden="1" w:unhideWhenUsed="1"/>
-    <w:lsdException w:name="Table Grid 3" w:semiHidden="1" w:unhideWhenUsed="1"/>
-    <w:lsdException w:name="Table Grid 4" w:semiHidden="1" w:unhideWhenUsed="1"/>
-    <w:lsdException w:name="Table Grid 5" w:semiHidden="1" w:unhideWhenUsed="1"/>
-    <w:lsdException w:name="Table Grid 6" w:semiHidden="1" w:unhideWhenUsed="1"/>
-    <w:lsdException w:name="Table Grid 7" w:semiHidden="1" w:unhideWhenUsed="1"/>
-    <w:lsdException w:name="Table Grid 8" w:semiHidden="1" w:unhideWhenUsed="1"/>
-    <w:lsdException w:name="Table List 1" w:semiHidden="1" w:unhideWhenUsed="1"/>
-    <w:lsdException w:name="Table List 2" w:semiHidden="1" w:unhideWhenUsed="1"/>
-    <w:lsdException w:name="Table List 3" w:semiHidden="1" w:unhideWhenUsed="1"/>
-    <w:lsdException w:name="Table List 4" w:semiHidden="1" w:unhideWhenUsed="1"/>
-    <w:lsdException w:name="Table List 5" w:semiHidden="1" w:unhideWhenUsed="1"/>
-    <w:lsdException w:name="Table List 6" w:semiHidden="1" w:unhideWhenUsed="1"/>
-    <w:lsdException w:name="Table List 7" w:semiHidden="1" w:unhideWhenUsed="1"/>
-    <w:lsdException w:name="Table List 8" w:semiHidden="1" w:unhideWhenUsed="1"/>
-    <w:lsdException w:name="Table 3D effects 1" w:semiHidden="1" w:unhideWhenUsed="1"/>
-    <w:lsdException w:name="Table 3D effects 2" w:semiHidden="1" w:unhideWhenUsed="1"/>
-    <w:lsdException w:name="Table 3D effects 3" w:semiHidden="1" w:unhideWhenUsed="1"/>
-    <w:lsdException w:name="Table Contemporary" w:semiHidden="1" w:unhideWhenUsed="1"/>
-    <w:lsdException w:name="Table Elegant" w:semiHidden="1" w:unhideWhenUsed="1"/>
-    <w:lsdException w:name="Table Professional" w:semiHidden="1" w:unhideWhenUsed="1"/>
-    <w:lsdException w:name="Table Subtle 1" w:semiHidden="1" w:unhideWhenUsed="1"/>
-    <w:lsdException w:name="Table Subtle 2" w:semiHidden="1" w:unhideWhenUsed="1"/>
-    <w:lsdException w:name="Table Web 1" w:semiHidden="1" w:unhideWhenUsed="1"/>
-    <w:lsdException w:name="Table Web 2" w:semiHidden="1" w:unhideWhenUsed="1"/>
-    <w:lsdException w:name="Table Web 3" w:semiHidden="1" w:unhideWhenUsed="1"/>
-    <w:lsdException w:name="Balloon Text" w:semiHidden="1" w:unhideWhenUsed="1"/>
-    <w:lsdException w:name="Table Grid" w:uiPriority="39"/>
-    <w:lsdException w:name="Table Theme" w:semiHidden="1" w:unhideWhenUsed="1"/>
-    <w:lsdException w:name="Placeholder Text" w:semiHidden="1"/>
-    <w:lsdException w:name="No Spacing" w:uiPriority="1" w:qFormat="1"/>
-    <w:lsdException w:name="Light Shading" w:uiPriority="60"/>
-    <w:lsdException w:name="Light List" w:uiPriority="61"/>
-    <w:lsdException w:name="Light Grid" w:uiPriority="62"/>
-    <w:lsdException w:name="Medium Shading 1" w:uiPriority="63"/>
-    <w:lsdException w:name="Medium Shading 2" w:uiPriority="64"/>
-    <w:lsdException w:name="Medium List 1" w:uiPriority="65"/>
-    <w:lsdException w:name="Medium List 2" w:uiPriority="66"/>
-    <w:lsdException w:name="Medium Grid 1" w:uiPriority="67"/>
-    <w:lsdException w:name="Medium Grid 2" w:uiPriority="68"/>
-    <w:lsdException w:name="Medium Grid 3" w:uiPriority="69"/>
-    <w:lsdException w:name="Dark List" w:uiPriority="70"/>
-    <w:lsdException w:name="Colorful Shading" w:uiPriority="71"/>
-    <w:lsdException w:name="Colorful List" w:uiPriority="72"/>
-    <w:lsdException w:name="Colorful Grid" w:uiPriority="73"/>
-    <w:lsdException w:name="Light Shading Accent 1" w:uiPriority="60"/>
-    <w:lsdException w:name="Light List Accent 1" w:uiPriority="61"/>
-    <w:lsdException w:name="Light Grid Accent 1" w:uiPriority="62"/>
-    <w:lsdException w:name="Medium Shading 1 Accent 1" w:uiPriority="63"/>
-    <w:lsdException w:name="Medium Shading 2 Accent 1" w:uiPriority="64"/>
-    <w:lsdException w:name="Medium List 1 Accent 1" w:uiPriority="65"/>
-    <w:lsdException w:name="Revision" w:semiHidden="1"/>
-    <w:lsdException w:name="List Paragraph" w:uiPriority="34" w:qFormat="1"/>
-    <w:lsdException w:name="Quote" w:uiPriority="29" w:qFormat="1"/>
-    <w:lsdException w:name="Intense Quote" w:uiPriority="30" w:qFormat="1"/>
-    <w:lsdException w:name="Medium List 2 Accent 1" w:uiPriority="66"/>
-    <w:lsdException w:name="Medium Grid 1 Accent 1" w:uiPriority="67"/>
-    <w:lsdException w:name="Medium Grid 2 Accent 1" w:uiPriority="68"/>
-    <w:lsdException w:name="Medium Grid 3 Accent 1" w:uiPriority="69"/>
-    <w:lsdException w:name="Dark List Accent 1" w:uiPriority="70"/>
-    <w:lsdException w:name="Colorful Shading Accent 1" w:uiPriority="71"/>
-    <w:lsdException w:name="Colorful List Accent 1" w:uiPriority="72"/>
-    <w:lsdException w:name="Colorful Grid Accent 1" w:uiPriority="73"/>
-    <w:lsdException w:name="Light Shading Accent 2" w:uiPriority="60"/>
-    <w:lsdException w:name="Light List Accent 2" w:uiPriority="61"/>
-    <w:lsdException w:name="Light Grid Accent 2" w:uiPriority="62"/>
-    <w:lsdException w:name="Medium Shading 1 Accent 2" w:uiPriority="63"/>
-    <w:lsdException w:name="Medium Shading 2 Accent 2" w:uiPriority="64"/>
-    <w:lsdException w:name="Medium List 1 Accent 2" w:uiPriority="65"/>
-    <w:lsdException w:name="Medium List 2 Accent 2" w:uiPriority="66"/>
-    <w:lsdException w:name="Medium Grid 1 Accent 2" w:uiPriority="67"/>
-    <w:lsdException w:name="Medium Grid 2 Accent 2" w:uiPriority="68"/>
-    <w:lsdException w:name="Medium Grid 3 Accent 2" w:uiPriority="69"/>
-    <w:lsdException w:name="Dark List Accent 2" w:uiPriority="70"/>
-    <w:lsdException w:name="Colorful Shading Accent 2" w:uiPriority="71"/>
-    <w:lsdException w:name="Colorful List Accent 2" w:uiPriority="72"/>
-    <w:lsdException w:name="Colorful Grid Accent 2" w:uiPriority="73"/>
-    <w:lsdException w:name="Light Shading Accent 3" w:uiPriority="60"/>
-    <w:lsdException w:name="Light List Accent 3" w:uiPriority="61"/>
-    <w:lsdException w:name="Light Grid Accent 3" w:uiPriority="62"/>
-    <w:lsdException w:name="Medium Shading 1 Accent 3" w:uiPriority="63"/>
-    <w:lsdException w:name="Medium Shading 2 Accent 3" w:uiPriority="64"/>
-    <w:lsdException w:name="Medium List 1 Accent 3" w:uiPriority="65"/>
-    <w:lsdException w:name="Medium List 2 Accent 3" w:uiPriority="66"/>
-    <w:lsdException w:name="Medium Grid 1 Accent 3" w:uiPriority="67"/>
-    <w:lsdException w:name="Medium Grid 2 Accent 3" w:uiPriority="68"/>
-    <w:lsdException w:name="Medium Grid 3 Accent 3" w:uiPriority="69"/>
-    <w:lsdException w:name="Dark List Accent 3" w:uiPriority="70"/>
-    <w:lsdException w:name="Colorful Shading Accent 3" w:uiPriority="71"/>
-    <w:lsdException w:name="Colorful List Accent 3" w:uiPriority="72"/>
-    <w:lsdException w:name="Colorful Grid Accent 3" w:uiPriority="73"/>
-    <w:lsdException w:name="Light Shading Accent 4" w:uiPriority="60"/>
-    <w:lsdException w:name="Light List Accent 4" w:uiPriority="61"/>
-    <w:lsdException w:name="Light Grid Accent 4" w:uiPriority="62"/>
-    <w:lsdException w:name="Medium Shading 1 Accent 4" w:uiPriority="63"/>
-    <w:lsdException w:name="Medium Shading 2 Accent 4" w:uiPriority="64"/>
-    <w:lsdException w:name="Medium List 1 Accent 4" w:uiPriority="65"/>
-    <w:lsdException w:name="Medium List 2 Accent 4" w:uiPriority="66"/>
-    <w:lsdException w:name="Medium Grid 1 Accent 4" w:uiPriority="67"/>
-    <w:lsdException w:name="Medium Grid 2 Accent 4" w:uiPriority="68"/>
-    <w:lsdException w:name="Medium Grid 3 Accent 4" w:uiPriority="69"/>
-    <w:lsdException w:name="Dark List Accent 4" w:uiPriority="70"/>
-    <w:lsdException w:name="Colorful Shading Accent 4" w:uiPriority="71"/>
-    <w:lsdException w:name="Colorful List Accent 4" w:uiPriority="72"/>
-    <w:lsdException w:name="Colorful Grid Accent 4" w:uiPriority="73"/>
-    <w:lsdException w:name="Light Shading Accent 5" w:uiPriority="60"/>
-    <w:lsdException w:name="Light List Accent 5" w:uiPriority="61"/>
-    <w:lsdException w:name="Light Grid Accent 5" w:uiPriority="62"/>
-    <w:lsdException w:name="Medium Shading 1 Accent 5" w:uiPriority="63"/>
-    <w:lsdException w:name="Medium Shading 2 Accent 5" w:uiPriority="64"/>
-    <w:lsdException w:name="Medium List 1 Accent 5" w:uiPriority="65"/>
-    <w:lsdException w:name="Medium List 2 Accent 5" w:uiPriority="66"/>
-    <w:lsdException w:name="Medium Grid 1 Accent 5" w:uiPriority="67"/>
-    <w:lsdException w:name="Medium Grid 2 Accent 5" w:uiPriority="68"/>
-    <w:lsdException w:name="Medium Grid 3 Accent 5" w:uiPriority="69"/>
-    <w:lsdException w:name="Dark List Accent 5" w:uiPriority="70"/>
-    <w:lsdException w:name="Colorful Shading Accent 5" w:uiPriority="71"/>
-    <w:lsdException w:name="Colorful List Accent 5" w:uiPriority="72"/>
-    <w:lsdException w:name="Colorful Grid Accent 5" w:uiPriority="73"/>
-    <w:lsdException w:name="Light Shading Accent 6" w:uiPriority="60"/>
-    <w:lsdException w:name="Light List Accent 6" w:uiPriority="61"/>
-    <w:lsdException w:name="Light Grid Accent 6" w:uiPriority="62"/>
-    <w:lsdException w:name="Medium Shading 1 Accent 6" w:uiPriority="63"/>
-    <w:lsdException w:name="Medium Shading 2 Accent 6" w:uiPriority="64"/>
-    <w:lsdException w:name="Medium List 1 Accent 6" w:uiPriority="65"/>
-    <w:lsdException w:name="Medium List 2 Accent 6" w:uiPriority="66"/>
-    <w:lsdException w:name="Medium Grid 1 Accent 6" w:uiPriority="67"/>
-    <w:lsdException w:name="Medium Grid 2 Accent 6" w:uiPriority="68"/>
-    <w:lsdException w:name="Medium Grid 3 Accent 6" w:uiPriority="69"/>
-    <w:lsdException w:name="Dark List Accent 6" w:uiPriority="70"/>
-    <w:lsdException w:name="Colorful Shading Accent 6" w:uiPriority="71"/>
-    <w:lsdException w:name="Colorful List Accent 6" w:uiPriority="72"/>
-    <w:lsdException w:name="Colorful Grid Accent 6" w:uiPriority="73"/>
-    <w:lsdException w:name="Subtle Emphasis" w:uiPriority="19" w:qFormat="1"/>
-    <w:lsdException w:name="Intense Emphasis" w:uiPriority="21" w:qFormat="1"/>
-    <w:lsdException w:name="Subtle Reference" w:uiPriority="31" w:qFormat="1"/>
-    <w:lsdException w:name="Intense Reference" w:uiPriority="32" w:qFormat="1"/>
-    <w:lsdException w:name="Book Title" w:uiPriority="33" w:qFormat="1"/>
-    <w:lsdException w:name="Bibliography" w:semiHidden="1" w:uiPriority="37" w:unhideWhenUsed="1"/>
-    <w:lsdException w:name="TOC Heading" w:semiHidden="1" w:uiPriority="39" w:unhideWhenUsed="1" w:qFormat="1"/>
-    <w:lsdException w:name="Plain Table 1" w:uiPriority="41"/>
-    <w:lsdException w:name="Plain Table 2" w:uiPriority="42"/>
-    <w:lsdException w:name="Plain Table 3" w:uiPriority="43"/>
-    <w:lsdException w:name="Plain Table 4" w:uiPriority="44"/>
-    <w:lsdException w:name="Plain Table 5" w:uiPriority="45"/>
-    <w:lsdException w:name="Grid Table Light" w:uiPriority="40"/>
-    <w:lsdException w:name="Grid Table 1 Light" w:uiPriority="46"/>
-    <w:lsdException w:name="Grid Table 2" w:uiPriority="47"/>
-    <w:lsdException w:name="Grid Table 3" w:uiPriority="48"/>
-    <w:lsdException w:name="Grid Table 4" w:uiPriority="49"/>
-    <w:lsdException w:name="Grid Table 5 Dark" w:uiPriority="50"/>
-    <w:lsdException w:name="Grid Table 6 Colorful" w:uiPriority="51"/>
-    <w:lsdException w:name="Grid Table 7 Colorful" w:uiPriority="52"/>
-    <w:lsdException w:name="Grid Table 1 Light Accent 1" w:uiPriority="46"/>
-    <w:lsdException w:name="Grid Table 2 Accent 1" w:uiPriority="47"/>
-    <w:lsdException w:name="Grid Table 3 Accent 1" w:uiPriority="48"/>
-    <w:lsdException w:name="Grid Table 4 Accent 1" w:uiPriority="49"/>
-    <w:lsdException w:name="Grid Table 5 Dark Accent 1" w:uiPriority="50"/>
-    <w:lsdException w:name="Grid Table 6 Colorful Accent 1" w:uiPriority="51"/>
-    <w:lsdException w:name="Grid Table 7 Colorful Accent 1" w:uiPriority="52"/>
-    <w:lsdException w:name="Grid Table 1 Light Accent 2" w:uiPriority="46"/>
-    <w:lsdException w:name="Grid Table 2 Accent 2" w:uiPriority="47"/>
-    <w:lsdException w:name="Grid Table 3 Accent 2" w:uiPriority="48"/>
-    <w:lsdException w:name="Grid Table 4 Accent 2" w:uiPriority="49"/>
-    <w:lsdException w:name="Grid Table 5 Dark Accent 2" w:uiPriority="50"/>
-    <w:lsdException w:name="Grid Table 6 Colorful Accent 2" w:uiPriority="51"/>
-    <w:lsdException w:name="Grid Table 7 Colorful Accent 2" w:uiPriority="52"/>
-    <w:lsdException w:name="Grid Table 1 Light Accent 3" w:uiPriority="46"/>
-    <w:lsdException w:name="Grid Table 2 Accent 3" w:uiPriority="47"/>
-    <w:lsdException w:name="Grid Table 3 Accent 3" w:uiPriority="48"/>
-    <w:lsdException w:name="Grid Table 4 Accent 3" w:uiPriority="49"/>
-    <w:lsdException w:name="Grid Table 5 Dark Accent 3" w:uiPriority="50"/>
-    <w:lsdException w:name="Grid Table 6 Colorful Accent 3" w:uiPriority="51"/>
-    <w:lsdException w:name="Grid Table 7 Colorful Accent 3" w:uiPriority="52"/>
-    <w:lsdException w:name="Grid Table 1 Light Accent 4" w:uiPriority="46"/>
-    <w:lsdException w:name="Grid Table 2 Accent 4" w:uiPriority="47"/>
-    <w:lsdException w:name="Grid Table 3 Accent 4" w:uiPriority="48"/>
-    <w:lsdException w:name="Grid Table 4 Accent 4" w:uiPriority="49"/>
-    <w:lsdException w:name="Grid Table 5 Dark Accent 4" w:uiPriority="50"/>
-    <w:lsdException w:name="Grid Table 6 Colorful Accent 4" w:uiPriority="51"/>
-    <w:lsdException w:name="Grid Table 7 Colorful Accent 4" w:uiPriority="52"/>
-    <w:lsdException w:name="Grid Table 1 Light Accent 5" w:uiPriority="46"/>
-    <w:lsdException w:name="Grid Table 2 Accent 5" w:uiPriority="47"/>
-    <w:lsdException w:name="Grid Table 3 Accent 5" w:uiPriority="48"/>
-    <w:lsdException w:name="Grid Table 4 Accent 5" w:uiPriority="49"/>
-    <w:lsdException w:name="Grid Table 5 Dark Accent 5" w:uiPriority="50"/>
-    <w:lsdException w:name="Grid Table 6 Colorful Accent 5" w:uiPriority="51"/>
-    <w:lsdException w:name="Grid Table 7 Colorful Accent 5" w:uiPriority="52"/>
-    <w:lsdException w:name="Grid Table 1 Light Accent 6" w:uiPriority="46"/>
-    <w:lsdException w:name="Grid Table 2 Accent 6" w:uiPriority="47"/>
-    <w:lsdException w:name="Grid Table 3 Accent 6" w:uiPriority="48"/>
-    <w:lsdException w:name="Grid Table 4 Accent 6" w:uiPriority="49"/>
-    <w:lsdException w:name="Grid Table 5 Dark Accent 6" w:uiPriority="50"/>
-    <w:lsdException w:name="Grid Table 6 Colorful Accent 6" w:uiPriority="51"/>
-    <w:lsdException w:name="Grid Table 7 Colorful Accent 6" w:uiPriority="52"/>
-    <w:lsdException w:name="List Table 1 Light" w:uiPriority="46"/>
-    <w:lsdException w:name="List Table 2" w:uiPriority="47"/>
-    <w:lsdException w:name="List Table 3" w:uiPriority="48"/>
-    <w:lsdException w:name="List Table 4" w:uiPriority="49"/>
-    <w:lsdException w:name="List Table 5 Dark" w:uiPriority="50"/>
-    <w:lsdException w:name="List Table 6 Colorful" w:uiPriority="51"/>
-    <w:lsdException w:name="List Table 7 Colorful" w:uiPriority="52"/>
-    <w:lsdException w:name="List Table 1 Light Accent 1" w:uiPriority="46"/>
-    <w:lsdException w:name="List Table 2 Accent 1" w:uiPriority="47"/>
-    <w:lsdException w:name="List Table 3 Accent 1" w:uiPriority="48"/>
-    <w:lsdException w:name="List Table 4 Accent 1" w:uiPriority="49"/>
-    <w:lsdException w:name="List Table 5 Dark Accent 1" w:uiPriority="50"/>
-    <w:lsdException w:name="List Table 6 Colorful Accent 1" w:uiPriority="51"/>
-    <w:lsdException w:name="List Table 7 Colorful Accent 1" w:uiPriority="52"/>
-    <w:lsdException w:name="List Table 1 Light Accent 2" w:uiPriority="46"/>
-    <w:lsdException w:name="List Table 2 Accent 2" w:uiPriority="47"/>
-    <w:lsdException w:name="List Table 3 Accent 2" w:uiPriority="48"/>
-    <w:lsdException w:name="List Table 4 Accent 2" w:uiPriority="49"/>
-    <w:lsdException w:name="List Table 5 Dark Accent 2" w:uiPriority="50"/>
-    <w:lsdException w:name="List Table 6 Colorful Accent 2" w:uiPriority="51"/>
-    <w:lsdException w:name="List Table 7 Colorful Accent 2" w:uiPriority="52"/>
-    <w:lsdException w:name="List Table 1 Light Accent 3" w:uiPriority="46"/>
-    <w:lsdException w:name="List Table 2 Accent 3" w:uiPriority="47"/>
-    <w:lsdException w:name="List Table 3 Accent 3" w:uiPriority="48"/>
-    <w:lsdException w:name="List Table 4 Accent 3" w:uiPriority="49"/>
-    <w:lsdException w:name="List Table 5 Dark Accent 3" w:uiPriority="50"/>
-    <w:lsdException w:name="List Table 6 Colorful Accent 3" w:uiPriority="51"/>
-    <w:lsdException w:name="List Table 7 Colorful Accent 3" w:uiPriority="52"/>
-    <w:lsdException w:name="List Table 1 Light Accent 4" w:uiPriority="46"/>
-    <w:lsdException w:name="List Table 2 Accent 4" w:uiPriority="47"/>
-    <w:lsdException w:name="List Table 3 Accent 4" w:uiPriority="48"/>
-    <w:lsdException w:name="List Table 4 Accent 4" w:uiPriority="49"/>
-    <w:lsdException w:name="List Table 5 Dark Accent 4" w:uiPriority="50"/>
-    <w:lsdException w:name="List Table 6 Colorful Accent 4" w:uiPriority="51"/>
-    <w:lsdException w:name="List Table 7 Colorful Accent 4" w:uiPriority="52"/>
-    <w:lsdException w:name="List Table 1 Light Accent 5" w:uiPriority="46"/>
-    <w:lsdException w:name="List Table 2 Accent 5" w:uiPriority="47"/>
-    <w:lsdException w:name="List Table 3 Accent 5" w:uiPriority="48"/>
-    <w:lsdException w:name="List Table 4 Accent 5" w:uiPriority="49"/>
-    <w:lsdException w:name="List Table 5 Dark Accent 5" w:uiPriority="50"/>
-    <w:lsdException w:name="List Table 6 Colorful Accent 5" w:uiPriority="51"/>
-    <w:lsdException w:name="List Table 7 Colorful Accent 5" w:uiPriority="52"/>
-    <w:lsdException w:name="List Table 1 Light Accent 6" w:uiPriority="46"/>
-    <w:lsdException w:name="List Table 2 Accent 6" w:uiPriority="47"/>
-    <w:lsdException w:name="List Table 3 Accent 6" w:uiPriority="48"/>
-    <w:lsdException w:name="List Table 4 Accent 6" w:uiPriority="49"/>
-    <w:lsdException w:name="List Table 5 Dark Accent 6" w:uiPriority="50"/>
-    <w:lsdException w:name="List Table 6 Colorful Accent 6" w:uiPriority="51"/>
-    <w:lsdException w:name="List Table 7 Colorful Accent 6" w:uiPriority="52"/>
-    <w:lsdException w:name="Mention" w:semiHidden="1" w:unhideWhenUsed="1"/>
-    <w:lsdException w:name="Smart Hyperlink" w:semiHidden="1" w:unhideWhenUsed="1"/>
-    <w:lsdException w:name="Hashtag" w:semiHidden="1" w:unhideWhenUsed="1"/>
-    <w:lsdException w:name="Unresolved Mention" w:semiHidden="1" w:unhideWhenUsed="1"/>
-    <w:lsdException w:name="Smart Link" w:semiHidden="1" w:unhideWhenUsed="1"/>
-  </w:latentStyles>
-  <w:style w:type="paragraph" w:default="1" w:styleId="Normal">
-    <w:name w:val="Normal"/>
-    <w:qFormat/>
-  </w:style>
-  <w:style w:type="character" w:default="1" w:styleId="DefaultParagraphFont">
-    <w:name w:val="Default Paragraph Font"/>
-    <w:uiPriority w:val="1"/>
-    <w:semiHidden/>
-    <w:unhideWhenUsed/>
-  </w:style>
-  <w:style w:type="table" w:default="1" w:styleId="TableNormal">
-    <w:name w:val="Normal Table"/>
-    <w:uiPriority w:val="99"/>
-    <w:semiHidden/>
-    <w:unhideWhenUsed/>
-    <w:tblPr>
-      <w:tblInd w:w="0" w:type="dxa"/>
-      <w:tblCellMar>
-        <w:top w:w="0" w:type="dxa"/>
-        <w:left w:w="108" w:type="dxa"/>
-        <w:bottom w:w="0" w:type="dxa"/>
-        <w:right w:w="108" w:type="dxa"/>
-      </w:tblCellMar>
-    </w:tblPr>
-  </w:style>
-  <w:style w:type="numbering" w:default="1" w:styleId="NoList">
-    <w:name w:val="No List"/>
-    <w:uiPriority w:val="99"/>
-    <w:semiHidden/>
-    <w:unhideWhenUsed/>
-  </w:style>
-  <w:style w:type="character" w:styleId="PlaceholderText">
-    <w:name w:val="Placeholder Text"/>
-    <w:basedOn w:val="DefaultParagraphFont"/>
-    <w:uiPriority w:val="99"/>
-    <w:semiHidden/>
-    <w:rsid w:val="002A39C1"/>
-    <w:rPr>
-      <w:color w:val="808080"/>
-    </w:rPr>
-  </w:style>
-  <w:style w:type="paragraph" w:customStyle="1" w:styleId="A4C966BB9A5643DC979834BF2951AA8B">
-    <w:name w:val="A4C966BB9A5643DC979834BF2951AA8B"/>
-    <w:rsid w:val="005D2481"/>
-  </w:style>
-  <w:style w:type="paragraph" w:customStyle="1" w:styleId="3B0F897E9D784AF89B16D3D759B9FE4A">
-    <w:name w:val="3B0F897E9D784AF89B16D3D759B9FE4A"/>
-    <w:rsid w:val="005D2481"/>
-  </w:style>
-  <w:style w:type="paragraph" w:customStyle="1" w:styleId="5D031222D9474BDDB0563B81B0506C1D">
-    <w:name w:val="5D031222D9474BDDB0563B81B0506C1D"/>
-    <w:rsid w:val="005D2481"/>
-  </w:style>
-  <w:style w:type="paragraph" w:customStyle="1" w:styleId="2386E21A860942FB872BF4C215F9F371">
-    <w:name w:val="2386E21A860942FB872BF4C215F9F371"/>
-    <w:rsid w:val="005D2481"/>
-  </w:style>
-  <w:style w:type="paragraph" w:customStyle="1" w:styleId="0E950D42E7EA414685BE44A24D21D6EB">
-    <w:name w:val="0E950D42E7EA414685BE44A24D21D6EB"/>
-    <w:rsid w:val="005D2481"/>
-  </w:style>
-  <w:style w:type="paragraph" w:customStyle="1" w:styleId="933A0B1E8DCE42E187E7B8D654D5E68C">
-    <w:name w:val="933A0B1E8DCE42E187E7B8D654D5E68C"/>
-    <w:rsid w:val="005D2481"/>
-  </w:style>
-  <w:style w:type="paragraph" w:customStyle="1" w:styleId="2B6C9894A5254156980ADEB922C3705B">
-    <w:name w:val="2B6C9894A5254156980ADEB922C3705B"/>
-    <w:rsid w:val="005D2481"/>
-  </w:style>
-  <w:style w:type="paragraph" w:customStyle="1" w:styleId="BD1C8C5985EC476AABA67FF86BB83D97">
-    <w:name w:val="BD1C8C5985EC476AABA67FF86BB83D97"/>
-    <w:rsid w:val="005D2481"/>
-  </w:style>
-  <w:style w:type="paragraph" w:customStyle="1" w:styleId="7B3356A40ED54787B614F7DDCE1109F3">
-    <w:name w:val="7B3356A40ED54787B614F7DDCE1109F3"/>
-    <w:rsid w:val="005D2481"/>
-  </w:style>
-  <w:style w:type="character" w:styleId="Hyperlink">
-    <w:name w:val="Hyperlink"/>
-    <w:basedOn w:val="DefaultParagraphFont"/>
-    <w:uiPriority w:val="9"/>
-    <w:rsid w:val="005D2481"/>
-    <w:rPr>
-      <w:color w:val="0000FF"/>
-      <w:u w:val="single"/>
-    </w:rPr>
-  </w:style>
-  <w:style w:type="paragraph" w:customStyle="1" w:styleId="Professionaltitle">
-    <w:name w:val="Professional title"/>
-    <w:basedOn w:val="Normal"/>
-    <w:uiPriority w:val="9"/>
-    <w:qFormat/>
-    <w:rsid w:val="005D2481"/>
-    <w:pPr>
-      <w:spacing w:after="0" w:line="240" w:lineRule="auto"/>
-    </w:pPr>
-    <w:rPr>
-      <w:rFonts w:asciiTheme="majorHAnsi" w:eastAsia="Times New Roman" w:hAnsiTheme="majorHAnsi" w:cs="Times New Roman"/>
-      <w:caps/>
-      <w:spacing w:val="20"/>
-      <w:sz w:val="32"/>
-      <w:szCs w:val="24"/>
-      <w:lang w:val="en-US" w:eastAsia="en-US"/>
-    </w:rPr>
-  </w:style>
-  <w:style w:type="paragraph" w:customStyle="1" w:styleId="69BD63F8B22049DCAE62BE13DF1EEA02">
-    <w:name w:val="69BD63F8B22049DCAE62BE13DF1EEA02"/>
-    <w:rsid w:val="005D2481"/>
-  </w:style>
-  <w:style w:type="paragraph" w:customStyle="1" w:styleId="C582B4523E8D4E9FB0FC6B24A58E44F7">
-    <w:name w:val="C582B4523E8D4E9FB0FC6B24A58E44F7"/>
-    <w:rsid w:val="005D2481"/>
-  </w:style>
-  <w:style w:type="paragraph" w:customStyle="1" w:styleId="299B8260A0B743C6A06A18E0EC9F3852">
-    <w:name w:val="299B8260A0B743C6A06A18E0EC9F3852"/>
-    <w:rsid w:val="005D2481"/>
-  </w:style>
-  <w:style w:type="paragraph" w:customStyle="1" w:styleId="BEAF5E3B17AC4E38B91AA75D14887A66">
-    <w:name w:val="BEAF5E3B17AC4E38B91AA75D14887A66"/>
-    <w:rsid w:val="005D2481"/>
-  </w:style>
-  <w:style w:type="character" w:customStyle="1" w:styleId="Bold">
-    <w:name w:val="Bold"/>
-    <w:basedOn w:val="DefaultParagraphFont"/>
-    <w:uiPriority w:val="9"/>
-    <w:qFormat/>
-    <w:rsid w:val="00C37D61"/>
-    <w:rPr>
-      <w:rFonts w:asciiTheme="minorHAnsi" w:hAnsiTheme="minorHAnsi"/>
-      <w:b/>
-    </w:rPr>
-  </w:style>
-  <w:style w:type="paragraph" w:customStyle="1" w:styleId="12858CF213974307A4D6C9FA603B17D9">
-    <w:name w:val="12858CF213974307A4D6C9FA603B17D9"/>
-    <w:rsid w:val="005D2481"/>
-    <w:pPr>
-      <w:spacing w:after="0" w:line="240" w:lineRule="auto"/>
-    </w:pPr>
-    <w:rPr>
-      <w:rFonts w:ascii="Century Gothic" w:eastAsia="Times New Roman" w:hAnsi="Century Gothic" w:cs="Times New Roman"/>
-      <w:sz w:val="18"/>
-      <w:szCs w:val="24"/>
-      <w:lang w:val="en-US" w:eastAsia="en-US"/>
-    </w:rPr>
-  </w:style>
-  <w:style w:type="paragraph" w:customStyle="1" w:styleId="8B36427B94394B5C95E94BD5EB30141C">
-    <w:name w:val="8B36427B94394B5C95E94BD5EB30141C"/>
-    <w:rsid w:val="005D2481"/>
-    <w:pPr>
-      <w:spacing w:after="0" w:line="240" w:lineRule="auto"/>
-    </w:pPr>
-    <w:rPr>
-      <w:rFonts w:ascii="Century Gothic" w:eastAsia="Times New Roman" w:hAnsi="Century Gothic" w:cs="Times New Roman"/>
-      <w:sz w:val="18"/>
-      <w:szCs w:val="24"/>
-      <w:lang w:val="en-US" w:eastAsia="en-US"/>
-    </w:rPr>
-  </w:style>
-  <w:style w:type="paragraph" w:customStyle="1" w:styleId="12858CF213974307A4D6C9FA603B17D91">
-    <w:name w:val="12858CF213974307A4D6C9FA603B17D91"/>
-    <w:rsid w:val="005D2481"/>
-    <w:pPr>
-      <w:spacing w:after="0" w:line="240" w:lineRule="auto"/>
-    </w:pPr>
-    <w:rPr>
-      <w:rFonts w:ascii="Century Gothic" w:eastAsia="Times New Roman" w:hAnsi="Century Gothic" w:cs="Times New Roman"/>
-      <w:sz w:val="18"/>
-      <w:szCs w:val="24"/>
-      <w:lang w:val="en-US" w:eastAsia="en-US"/>
-    </w:rPr>
-  </w:style>
-  <w:style w:type="paragraph" w:customStyle="1" w:styleId="8B36427B94394B5C95E94BD5EB30141C1">
-    <w:name w:val="8B36427B94394B5C95E94BD5EB30141C1"/>
-    <w:rsid w:val="005D2481"/>
-    <w:pPr>
-      <w:spacing w:after="0" w:line="240" w:lineRule="auto"/>
-    </w:pPr>
-    <w:rPr>
-      <w:rFonts w:ascii="Century Gothic" w:eastAsia="Times New Roman" w:hAnsi="Century Gothic" w:cs="Times New Roman"/>
-      <w:sz w:val="18"/>
-      <w:szCs w:val="24"/>
-      <w:lang w:val="en-US" w:eastAsia="en-US"/>
-    </w:rPr>
-  </w:style>
-  <w:style w:type="paragraph" w:customStyle="1" w:styleId="D8B438505EB84E62A4C1F8D69A78A677">
-    <w:name w:val="D8B438505EB84E62A4C1F8D69A78A677"/>
-    <w:rsid w:val="005D2481"/>
-    <w:pPr>
-      <w:spacing w:after="0" w:line="240" w:lineRule="auto"/>
-    </w:pPr>
-    <w:rPr>
-      <w:rFonts w:ascii="Century Gothic" w:eastAsia="Times New Roman" w:hAnsi="Century Gothic" w:cs="Times New Roman"/>
-      <w:sz w:val="18"/>
-      <w:szCs w:val="24"/>
-      <w:lang w:val="en-US" w:eastAsia="en-US"/>
-    </w:rPr>
-  </w:style>
-  <w:style w:type="paragraph" w:customStyle="1" w:styleId="3C150B5660C84B6DB2D0EAB7CED14D7F">
-    <w:name w:val="3C150B5660C84B6DB2D0EAB7CED14D7F"/>
-    <w:rsid w:val="005D2481"/>
-    <w:pPr>
-      <w:spacing w:after="0" w:line="240" w:lineRule="auto"/>
-    </w:pPr>
-    <w:rPr>
-      <w:rFonts w:ascii="Century Gothic" w:eastAsia="Times New Roman" w:hAnsi="Century Gothic" w:cs="Times New Roman"/>
-      <w:sz w:val="18"/>
-      <w:szCs w:val="24"/>
-      <w:lang w:val="en-US" w:eastAsia="en-US"/>
-    </w:rPr>
-  </w:style>
-  <w:style w:type="paragraph" w:customStyle="1" w:styleId="C57F0F92FCBF46BD90766AD5B5FE27BB">
-    <w:name w:val="C57F0F92FCBF46BD90766AD5B5FE27BB"/>
-    <w:rsid w:val="005D2481"/>
-    <w:pPr>
-      <w:spacing w:after="0" w:line="240" w:lineRule="auto"/>
-    </w:pPr>
-    <w:rPr>
-      <w:rFonts w:ascii="Century Gothic" w:eastAsia="Times New Roman" w:hAnsi="Century Gothic" w:cs="Times New Roman"/>
-      <w:sz w:val="18"/>
-      <w:szCs w:val="24"/>
-      <w:lang w:val="en-US" w:eastAsia="en-US"/>
-    </w:rPr>
-  </w:style>
-  <w:style w:type="paragraph" w:customStyle="1" w:styleId="A30BD914062E418B98D679041AE4F144">
-    <w:name w:val="A30BD914062E418B98D679041AE4F144"/>
-    <w:rsid w:val="005D2481"/>
-  </w:style>
-  <w:style w:type="paragraph" w:customStyle="1" w:styleId="B5DC766052314ABFB8188B0919C3E7DA">
-    <w:name w:val="B5DC766052314ABFB8188B0919C3E7DA"/>
-    <w:rsid w:val="005D2481"/>
-  </w:style>
-  <w:style w:type="paragraph" w:customStyle="1" w:styleId="B14245164C5543C792A72BB46F381C5D">
-    <w:name w:val="B14245164C5543C792A72BB46F381C5D"/>
-    <w:rsid w:val="005D2481"/>
-  </w:style>
-  <w:style w:type="paragraph" w:customStyle="1" w:styleId="12858CF213974307A4D6C9FA603B17D92">
-    <w:name w:val="12858CF213974307A4D6C9FA603B17D92"/>
-    <w:rsid w:val="005D2481"/>
-    <w:pPr>
-      <w:spacing w:after="0" w:line="240" w:lineRule="auto"/>
-    </w:pPr>
-    <w:rPr>
-      <w:rFonts w:ascii="Century Gothic" w:eastAsia="Times New Roman" w:hAnsi="Century Gothic" w:cs="Times New Roman"/>
-      <w:sz w:val="18"/>
-      <w:szCs w:val="24"/>
-      <w:lang w:val="en-US" w:eastAsia="en-US"/>
-    </w:rPr>
-  </w:style>
-  <w:style w:type="paragraph" w:customStyle="1" w:styleId="8B36427B94394B5C95E94BD5EB30141C2">
-    <w:name w:val="8B36427B94394B5C95E94BD5EB30141C2"/>
-    <w:rsid w:val="005D2481"/>
-    <w:pPr>
-      <w:spacing w:after="0" w:line="240" w:lineRule="auto"/>
-    </w:pPr>
-    <w:rPr>
-      <w:rFonts w:ascii="Century Gothic" w:eastAsia="Times New Roman" w:hAnsi="Century Gothic" w:cs="Times New Roman"/>
-      <w:sz w:val="18"/>
-      <w:szCs w:val="24"/>
-      <w:lang w:val="en-US" w:eastAsia="en-US"/>
-    </w:rPr>
-  </w:style>
-  <w:style w:type="paragraph" w:customStyle="1" w:styleId="D8B438505EB84E62A4C1F8D69A78A6771">
-    <w:name w:val="D8B438505EB84E62A4C1F8D69A78A6771"/>
-    <w:rsid w:val="005D2481"/>
-    <w:pPr>
-      <w:spacing w:after="0" w:line="240" w:lineRule="auto"/>
-    </w:pPr>
-    <w:rPr>
-      <w:rFonts w:ascii="Century Gothic" w:eastAsia="Times New Roman" w:hAnsi="Century Gothic" w:cs="Times New Roman"/>
-      <w:sz w:val="18"/>
-      <w:szCs w:val="24"/>
-      <w:lang w:val="en-US" w:eastAsia="en-US"/>
-    </w:rPr>
-  </w:style>
-  <w:style w:type="paragraph" w:customStyle="1" w:styleId="3C150B5660C84B6DB2D0EAB7CED14D7F1">
-    <w:name w:val="3C150B5660C84B6DB2D0EAB7CED14D7F1"/>
-    <w:rsid w:val="005D2481"/>
-    <w:pPr>
-      <w:spacing w:after="0" w:line="240" w:lineRule="auto"/>
-    </w:pPr>
-    <w:rPr>
-      <w:rFonts w:ascii="Century Gothic" w:eastAsia="Times New Roman" w:hAnsi="Century Gothic" w:cs="Times New Roman"/>
-      <w:sz w:val="18"/>
-      <w:szCs w:val="24"/>
-      <w:lang w:val="en-US" w:eastAsia="en-US"/>
-    </w:rPr>
-  </w:style>
-  <w:style w:type="paragraph" w:customStyle="1" w:styleId="C57F0F92FCBF46BD90766AD5B5FE27BB1">
-    <w:name w:val="C57F0F92FCBF46BD90766AD5B5FE27BB1"/>
-    <w:rsid w:val="005D2481"/>
-    <w:pPr>
-      <w:spacing w:after="0" w:line="240" w:lineRule="auto"/>
-    </w:pPr>
-    <w:rPr>
-      <w:rFonts w:ascii="Century Gothic" w:eastAsia="Times New Roman" w:hAnsi="Century Gothic" w:cs="Times New Roman"/>
-      <w:sz w:val="18"/>
-      <w:szCs w:val="24"/>
-      <w:lang w:val="en-US" w:eastAsia="en-US"/>
-    </w:rPr>
-  </w:style>
-  <w:style w:type="paragraph" w:customStyle="1" w:styleId="627E9B0584B6442381781A3EAF22329D">
-    <w:name w:val="627E9B0584B6442381781A3EAF22329D"/>
-    <w:rsid w:val="005D2481"/>
-  </w:style>
-  <w:style w:type="paragraph" w:customStyle="1" w:styleId="DAC98A642AD14CC1859CBCDDDD65EE6E">
-    <w:name w:val="DAC98A642AD14CC1859CBCDDDD65EE6E"/>
-    <w:rsid w:val="005D2481"/>
-  </w:style>
-  <w:style w:type="paragraph" w:customStyle="1" w:styleId="548A7ED676DA405EB0A52D269FB4F63D">
-    <w:name w:val="548A7ED676DA405EB0A52D269FB4F63D"/>
-    <w:rsid w:val="005D2481"/>
-  </w:style>
-  <w:style w:type="paragraph" w:customStyle="1" w:styleId="D1BF5738199C400EB3983415CA06A4F4">
-    <w:name w:val="D1BF5738199C400EB3983415CA06A4F4"/>
-    <w:rsid w:val="005D2481"/>
-  </w:style>
-  <w:style w:type="paragraph" w:customStyle="1" w:styleId="833CCCC3F9A34B8496737BF7F00F29BE">
-    <w:name w:val="833CCCC3F9A34B8496737BF7F00F29BE"/>
-    <w:rsid w:val="005D2481"/>
-  </w:style>
-  <w:style w:type="paragraph" w:customStyle="1" w:styleId="0E5A549E80B94463B39058B9532FB536">
-    <w:name w:val="0E5A549E80B94463B39058B9532FB536"/>
-    <w:rsid w:val="005D2481"/>
-  </w:style>
-  <w:style w:type="paragraph" w:customStyle="1" w:styleId="899A1EFC7C7C49EEAADB2298FCAE98DC">
-    <w:name w:val="899A1EFC7C7C49EEAADB2298FCAE98DC"/>
-    <w:rsid w:val="005D2481"/>
-  </w:style>
-  <w:style w:type="paragraph" w:customStyle="1" w:styleId="F9BA7ED465364DCF8E78B4B9CE141F85">
-    <w:name w:val="F9BA7ED465364DCF8E78B4B9CE141F85"/>
-    <w:rsid w:val="005D2481"/>
-  </w:style>
-  <w:style w:type="paragraph" w:customStyle="1" w:styleId="3827B929ED5D4A9190FC49EBE9B5797B">
-    <w:name w:val="3827B929ED5D4A9190FC49EBE9B5797B"/>
-    <w:rsid w:val="005D2481"/>
-  </w:style>
-  <w:style w:type="paragraph" w:customStyle="1" w:styleId="C5970DDFE8774C4A8122397A9947C618">
-    <w:name w:val="C5970DDFE8774C4A8122397A9947C618"/>
-    <w:rsid w:val="005D2481"/>
-  </w:style>
-  <w:style w:type="paragraph" w:customStyle="1" w:styleId="78E804B05163451DA0F5660A84DED3CE">
-    <w:name w:val="78E804B05163451DA0F5660A84DED3CE"/>
-    <w:rsid w:val="005D2481"/>
-  </w:style>
-  <w:style w:type="paragraph" w:customStyle="1" w:styleId="AC649AEB72EE48D3A1226827582D91C6">
-    <w:name w:val="AC649AEB72EE48D3A1226827582D91C6"/>
-    <w:rsid w:val="005D2481"/>
-  </w:style>
-  <w:style w:type="paragraph" w:customStyle="1" w:styleId="96379B9297674FC697FEB274D33805F1">
-    <w:name w:val="96379B9297674FC697FEB274D33805F1"/>
-    <w:rsid w:val="005D2481"/>
-  </w:style>
-  <w:style w:type="paragraph" w:customStyle="1" w:styleId="41D84FA9481741808E40BAA276EDC536">
-    <w:name w:val="41D84FA9481741808E40BAA276EDC536"/>
-    <w:rsid w:val="005D2481"/>
-  </w:style>
-  <w:style w:type="paragraph" w:customStyle="1" w:styleId="26CB2FDE68DE445EAD5E3AC896DE4E79">
-    <w:name w:val="26CB2FDE68DE445EAD5E3AC896DE4E79"/>
-    <w:rsid w:val="005D2481"/>
-  </w:style>
-  <w:style w:type="paragraph" w:customStyle="1" w:styleId="ED41A321A9DF42648631C3101C3E237E">
-    <w:name w:val="ED41A321A9DF42648631C3101C3E237E"/>
-    <w:rsid w:val="005D2481"/>
-  </w:style>
-  <w:style w:type="paragraph" w:customStyle="1" w:styleId="FAEA240AA0EF4343A532691C66AF1209">
-    <w:name w:val="FAEA240AA0EF4343A532691C66AF1209"/>
-    <w:rsid w:val="005D2481"/>
-  </w:style>
-  <w:style w:type="paragraph" w:customStyle="1" w:styleId="483657CC706341C5AE98560936654129">
-    <w:name w:val="483657CC706341C5AE98560936654129"/>
-    <w:rsid w:val="005D2481"/>
-  </w:style>
-  <w:style w:type="paragraph" w:customStyle="1" w:styleId="63A965F0A1AF4975BC09BF0588218400">
-    <w:name w:val="63A965F0A1AF4975BC09BF0588218400"/>
-    <w:rsid w:val="005D2481"/>
-  </w:style>
-  <w:style w:type="paragraph" w:customStyle="1" w:styleId="ED61665265964464B4B7532B3CFF4F94">
-    <w:name w:val="ED61665265964464B4B7532B3CFF4F94"/>
-    <w:rsid w:val="005D2481"/>
-  </w:style>
-  <w:style w:type="paragraph" w:customStyle="1" w:styleId="1F7EA238F0A44B339A99DB5174AD3542">
-    <w:name w:val="1F7EA238F0A44B339A99DB5174AD3542"/>
-    <w:rsid w:val="005D2481"/>
-  </w:style>
-  <w:style w:type="paragraph" w:customStyle="1" w:styleId="9A74A8391196493BB12FBADDF67B67A2">
-    <w:name w:val="9A74A8391196493BB12FBADDF67B67A2"/>
-    <w:rsid w:val="005D2481"/>
-  </w:style>
-  <w:style w:type="paragraph" w:customStyle="1" w:styleId="0161D2406C994485A6BDFA18910E13E6">
-    <w:name w:val="0161D2406C994485A6BDFA18910E13E6"/>
-    <w:rsid w:val="005D2481"/>
-  </w:style>
-  <w:style w:type="paragraph" w:customStyle="1" w:styleId="E8CB2F2331FD4218B1730F8399BE0DC2">
-    <w:name w:val="E8CB2F2331FD4218B1730F8399BE0DC2"/>
-    <w:rsid w:val="005D2481"/>
-  </w:style>
-  <w:style w:type="paragraph" w:customStyle="1" w:styleId="42F90F78C867480583162F7AC961C7CD">
-    <w:name w:val="42F90F78C867480583162F7AC961C7CD"/>
-    <w:rsid w:val="005D2481"/>
-  </w:style>
-  <w:style w:type="paragraph" w:customStyle="1" w:styleId="FBB13E67BA504315A971BC8B4A391E79">
-    <w:name w:val="FBB13E67BA504315A971BC8B4A391E79"/>
-    <w:rsid w:val="005D2481"/>
-  </w:style>
-  <w:style w:type="paragraph" w:customStyle="1" w:styleId="BA770BBF44A740DABD3FA333F0042647">
-    <w:name w:val="BA770BBF44A740DABD3FA333F0042647"/>
-    <w:rsid w:val="005D2481"/>
-  </w:style>
-  <w:style w:type="paragraph" w:customStyle="1" w:styleId="6EE02A1EAE224018A4C830C706236B11">
-    <w:name w:val="6EE02A1EAE224018A4C830C706236B11"/>
-    <w:rsid w:val="005D2481"/>
-  </w:style>
-  <w:style w:type="paragraph" w:customStyle="1" w:styleId="AD2B5E336DC74B0ABF33687B2533C718">
-    <w:name w:val="AD2B5E336DC74B0ABF33687B2533C718"/>
-    <w:rsid w:val="005D2481"/>
-  </w:style>
-  <w:style w:type="paragraph" w:customStyle="1" w:styleId="A52E141F15164FA5909C00C6C80D594B">
-    <w:name w:val="A52E141F15164FA5909C00C6C80D594B"/>
-    <w:rsid w:val="005D2481"/>
-  </w:style>
-  <w:style w:type="paragraph" w:customStyle="1" w:styleId="12858CF213974307A4D6C9FA603B17D93">
-    <w:name w:val="12858CF213974307A4D6C9FA603B17D93"/>
-    <w:rsid w:val="002A39C1"/>
-    <w:pPr>
-      <w:spacing w:after="0" w:line="240" w:lineRule="auto"/>
-    </w:pPr>
-    <w:rPr>
-      <w:rFonts w:ascii="Century Gothic" w:eastAsia="Times New Roman" w:hAnsi="Century Gothic" w:cs="Times New Roman"/>
-      <w:sz w:val="18"/>
-      <w:szCs w:val="24"/>
-      <w:lang w:val="en-US" w:eastAsia="en-US"/>
-    </w:rPr>
-  </w:style>
-  <w:style w:type="paragraph" w:customStyle="1" w:styleId="8B36427B94394B5C95E94BD5EB30141C3">
-    <w:name w:val="8B36427B94394B5C95E94BD5EB30141C3"/>
-    <w:rsid w:val="002A39C1"/>
-    <w:pPr>
-      <w:spacing w:after="0" w:line="240" w:lineRule="auto"/>
-    </w:pPr>
-    <w:rPr>
-      <w:rFonts w:ascii="Century Gothic" w:eastAsia="Times New Roman" w:hAnsi="Century Gothic" w:cs="Times New Roman"/>
-      <w:sz w:val="18"/>
-      <w:szCs w:val="24"/>
-      <w:lang w:val="en-US" w:eastAsia="en-US"/>
-    </w:rPr>
-  </w:style>
-  <w:style w:type="paragraph" w:customStyle="1" w:styleId="D8B438505EB84E62A4C1F8D69A78A6772">
-    <w:name w:val="D8B438505EB84E62A4C1F8D69A78A6772"/>
-    <w:rsid w:val="002A39C1"/>
-    <w:pPr>
-      <w:spacing w:after="0" w:line="240" w:lineRule="auto"/>
-    </w:pPr>
-    <w:rPr>
-      <w:rFonts w:ascii="Century Gothic" w:eastAsia="Times New Roman" w:hAnsi="Century Gothic" w:cs="Times New Roman"/>
-      <w:sz w:val="18"/>
-      <w:szCs w:val="24"/>
-      <w:lang w:val="en-US" w:eastAsia="en-US"/>
-    </w:rPr>
-  </w:style>
-  <w:style w:type="paragraph" w:customStyle="1" w:styleId="3C150B5660C84B6DB2D0EAB7CED14D7F2">
-    <w:name w:val="3C150B5660C84B6DB2D0EAB7CED14D7F2"/>
-    <w:rsid w:val="002A39C1"/>
-    <w:pPr>
-      <w:spacing w:after="0" w:line="240" w:lineRule="auto"/>
-    </w:pPr>
-    <w:rPr>
-      <w:rFonts w:ascii="Century Gothic" w:eastAsia="Times New Roman" w:hAnsi="Century Gothic" w:cs="Times New Roman"/>
-      <w:sz w:val="18"/>
-      <w:szCs w:val="24"/>
-      <w:lang w:val="en-US" w:eastAsia="en-US"/>
-    </w:rPr>
-  </w:style>
-  <w:style w:type="paragraph" w:customStyle="1" w:styleId="C57F0F92FCBF46BD90766AD5B5FE27BB2">
-    <w:name w:val="C57F0F92FCBF46BD90766AD5B5FE27BB2"/>
-    <w:rsid w:val="002A39C1"/>
-    <w:pPr>
-      <w:spacing w:after="0" w:line="240" w:lineRule="auto"/>
-    </w:pPr>
-    <w:rPr>
-      <w:rFonts w:ascii="Century Gothic" w:eastAsia="Times New Roman" w:hAnsi="Century Gothic" w:cs="Times New Roman"/>
-      <w:sz w:val="18"/>
-      <w:szCs w:val="24"/>
-      <w:lang w:val="en-US" w:eastAsia="en-US"/>
-    </w:rPr>
-  </w:style>
-  <w:style w:type="paragraph" w:customStyle="1" w:styleId="9AF58C1C698A482FB91981020E9C7EDF">
-    <w:name w:val="9AF58C1C698A482FB91981020E9C7EDF"/>
-    <w:rsid w:val="002A39C1"/>
-    <w:rPr>
-      <w:kern w:val="2"/>
-      <w:lang w:val="en-US" w:eastAsia="en-US"/>
-      <w14:ligatures w14:val="standardContextual"/>
-    </w:rPr>
-  </w:style>
-  <w:style w:type="paragraph" w:customStyle="1" w:styleId="D948E52069EB47629193DC049CFE48E9">
-    <w:name w:val="D948E52069EB47629193DC049CFE48E9"/>
-    <w:rsid w:val="002A39C1"/>
-    <w:rPr>
-      <w:kern w:val="2"/>
-      <w:lang w:val="en-US" w:eastAsia="en-US"/>
-      <w14:ligatures w14:val="standardContextual"/>
-    </w:rPr>
-  </w:style>
-  <w:style w:type="paragraph" w:customStyle="1" w:styleId="00DEFAECAF29406998F3595DA890FB88">
-    <w:name w:val="00DEFAECAF29406998F3595DA890FB88"/>
-    <w:rsid w:val="002A39C1"/>
-    <w:rPr>
-      <w:kern w:val="2"/>
-      <w:lang w:val="en-US" w:eastAsia="en-US"/>
-      <w14:ligatures w14:val="standardContextual"/>
-    </w:rPr>
-  </w:style>
-  <w:style w:type="paragraph" w:customStyle="1" w:styleId="58E622BD70AB40998B424D5AA1EF11C3">
-    <w:name w:val="58E622BD70AB40998B424D5AA1EF11C3"/>
-    <w:rsid w:val="002A39C1"/>
-    <w:rPr>
-      <w:kern w:val="2"/>
-      <w:lang w:val="en-US" w:eastAsia="en-US"/>
-      <w14:ligatures w14:val="standardContextual"/>
-    </w:rPr>
-  </w:style>
-  <w:style w:type="paragraph" w:customStyle="1" w:styleId="96F339CE022747E984FC1B0468582F0A">
-    <w:name w:val="96F339CE022747E984FC1B0468582F0A"/>
-    <w:rsid w:val="002A39C1"/>
-    <w:rPr>
-      <w:kern w:val="2"/>
-      <w:lang w:val="en-US" w:eastAsia="en-US"/>
-      <w14:ligatures w14:val="standardContextual"/>
-    </w:rPr>
-  </w:style>
-  <w:style w:type="paragraph" w:customStyle="1" w:styleId="F03D0AD4FE724C65B0355214DE6AB9EF">
-    <w:name w:val="F03D0AD4FE724C65B0355214DE6AB9EF"/>
-    <w:rsid w:val="002A39C1"/>
-    <w:rPr>
-      <w:kern w:val="2"/>
-      <w:lang w:val="en-US" w:eastAsia="en-US"/>
-      <w14:ligatures w14:val="standardContextual"/>
-    </w:rPr>
-  </w:style>
-  <w:style w:type="paragraph" w:customStyle="1" w:styleId="599FF69588D54D78994E23F1615028D0">
-    <w:name w:val="599FF69588D54D78994E23F1615028D0"/>
-    <w:rsid w:val="002A39C1"/>
-    <w:rPr>
-      <w:kern w:val="2"/>
-      <w:lang w:val="en-US" w:eastAsia="en-US"/>
-      <w14:ligatures w14:val="standardContextual"/>
-    </w:rPr>
-  </w:style>
-  <w:style w:type="paragraph" w:customStyle="1" w:styleId="5019BDC6F4674E9EAC5C1D955183EFE7">
-    <w:name w:val="5019BDC6F4674E9EAC5C1D955183EFE7"/>
-    <w:rsid w:val="002A39C1"/>
-    <w:rPr>
-      <w:kern w:val="2"/>
-      <w:lang w:val="en-US" w:eastAsia="en-US"/>
-      <w14:ligatures w14:val="standardContextual"/>
-    </w:rPr>
-  </w:style>
-  <w:style w:type="paragraph" w:customStyle="1" w:styleId="4957893522C246E49642125F754154F9">
-    <w:name w:val="4957893522C246E49642125F754154F9"/>
-    <w:rsid w:val="002A39C1"/>
-    <w:rPr>
-      <w:kern w:val="2"/>
-      <w:lang w:val="en-US" w:eastAsia="en-US"/>
-      <w14:ligatures w14:val="standardContextual"/>
-    </w:rPr>
-  </w:style>
-  <w:style w:type="paragraph" w:customStyle="1" w:styleId="574C8DF980F64575B203CDF764819BD2">
-    <w:name w:val="574C8DF980F64575B203CDF764819BD2"/>
-    <w:rsid w:val="002A39C1"/>
-    <w:rPr>
-      <w:kern w:val="2"/>
-      <w:lang w:val="en-US" w:eastAsia="en-US"/>
-      <w14:ligatures w14:val="standardContextual"/>
-    </w:rPr>
-  </w:style>
-  <w:style w:type="paragraph" w:customStyle="1" w:styleId="35B46249EDDE40CA95EE15AF479BFAB4">
-    <w:name w:val="35B46249EDDE40CA95EE15AF479BFAB4"/>
-    <w:rsid w:val="002A39C1"/>
-    <w:rPr>
-      <w:kern w:val="2"/>
-      <w:lang w:val="en-US" w:eastAsia="en-US"/>
-      <w14:ligatures w14:val="standardContextual"/>
-    </w:rPr>
-  </w:style>
-  <w:style w:type="paragraph" w:customStyle="1" w:styleId="2A472173B7C24CBDB86AE87D5B6F180B">
-    <w:name w:val="2A472173B7C24CBDB86AE87D5B6F180B"/>
-    <w:rsid w:val="002A39C1"/>
-    <w:rPr>
-      <w:kern w:val="2"/>
-      <w:lang w:val="en-US" w:eastAsia="en-US"/>
-      <w14:ligatures w14:val="standardContextual"/>
-    </w:rPr>
-  </w:style>
-  <w:style w:type="paragraph" w:customStyle="1" w:styleId="D4996E798CEF4333995FE2B3721D1B03">
-    <w:name w:val="D4996E798CEF4333995FE2B3721D1B03"/>
-    <w:rsid w:val="002A39C1"/>
-    <w:rPr>
-      <w:kern w:val="2"/>
-      <w:lang w:val="en-US" w:eastAsia="en-US"/>
-      <w14:ligatures w14:val="standardContextual"/>
-    </w:rPr>
-  </w:style>
-  <w:style w:type="paragraph" w:customStyle="1" w:styleId="44A6E2C460444C16A6B9DFD3AEBEBFD3">
-    <w:name w:val="44A6E2C460444C16A6B9DFD3AEBEBFD3"/>
-    <w:rsid w:val="002A39C1"/>
-    <w:rPr>
-      <w:kern w:val="2"/>
-      <w:lang w:val="en-US" w:eastAsia="en-US"/>
-      <w14:ligatures w14:val="standardContextual"/>
-    </w:rPr>
-  </w:style>
-  <w:style w:type="paragraph" w:customStyle="1" w:styleId="B2C7961639FC48B1882FB41443A6D465">
-    <w:name w:val="B2C7961639FC48B1882FB41443A6D465"/>
-    <w:rsid w:val="002A39C1"/>
-    <w:rPr>
-      <w:kern w:val="2"/>
-      <w:lang w:val="en-US" w:eastAsia="en-US"/>
-      <w14:ligatures w14:val="standardContextual"/>
-    </w:rPr>
-  </w:style>
-  <w:style w:type="paragraph" w:customStyle="1" w:styleId="D4DD9644BA314032BC7081244A27576E">
-    <w:name w:val="D4DD9644BA314032BC7081244A27576E"/>
-    <w:rsid w:val="002A39C1"/>
-    <w:rPr>
-      <w:kern w:val="2"/>
-      <w:lang w:val="en-US" w:eastAsia="en-US"/>
-      <w14:ligatures w14:val="standardContextual"/>
-    </w:rPr>
-  </w:style>
-  <w:style w:type="paragraph" w:customStyle="1" w:styleId="C541E9946C584CC082E2FDA839537FAC">
-    <w:name w:val="C541E9946C584CC082E2FDA839537FAC"/>
-    <w:rsid w:val="002A39C1"/>
-    <w:rPr>
-      <w:kern w:val="2"/>
-      <w:lang w:val="en-US" w:eastAsia="en-US"/>
-      <w14:ligatures w14:val="standardContextual"/>
-    </w:rPr>
-  </w:style>
-  <w:style w:type="paragraph" w:customStyle="1" w:styleId="1423697951D14497B4785D486DF25B39">
-    <w:name w:val="1423697951D14497B4785D486DF25B39"/>
-    <w:rsid w:val="002A39C1"/>
-    <w:rPr>
-      <w:kern w:val="2"/>
-      <w:lang w:val="en-US" w:eastAsia="en-US"/>
-      <w14:ligatures w14:val="standardContextual"/>
-    </w:rPr>
-  </w:style>
-  <w:style w:type="paragraph" w:customStyle="1" w:styleId="12858CF213974307A4D6C9FA603B17D94">
-    <w:name w:val="12858CF213974307A4D6C9FA603B17D94"/>
-    <w:rsid w:val="002A39C1"/>
-    <w:pPr>
-      <w:spacing w:after="0" w:line="240" w:lineRule="auto"/>
-    </w:pPr>
-    <w:rPr>
-      <w:rFonts w:eastAsia="Times New Roman" w:cs="Times New Roman"/>
-      <w:sz w:val="18"/>
-      <w:szCs w:val="24"/>
-      <w:lang w:val="en-US" w:eastAsia="en-US"/>
-    </w:rPr>
-  </w:style>
-  <w:style w:type="paragraph" w:customStyle="1" w:styleId="8B36427B94394B5C95E94BD5EB30141C4">
-    <w:name w:val="8B36427B94394B5C95E94BD5EB30141C4"/>
-    <w:rsid w:val="002A39C1"/>
-    <w:pPr>
-      <w:spacing w:after="0" w:line="240" w:lineRule="auto"/>
-    </w:pPr>
-    <w:rPr>
-      <w:rFonts w:eastAsia="Times New Roman" w:cs="Times New Roman"/>
-      <w:sz w:val="18"/>
-      <w:szCs w:val="24"/>
-      <w:lang w:val="en-US" w:eastAsia="en-US"/>
-    </w:rPr>
-  </w:style>
-  <w:style w:type="paragraph" w:customStyle="1" w:styleId="D8B438505EB84E62A4C1F8D69A78A6773">
-    <w:name w:val="D8B438505EB84E62A4C1F8D69A78A6773"/>
-    <w:rsid w:val="002A39C1"/>
-    <w:pPr>
-      <w:spacing w:after="0" w:line="240" w:lineRule="auto"/>
-    </w:pPr>
-    <w:rPr>
-      <w:rFonts w:eastAsia="Times New Roman" w:cs="Times New Roman"/>
-      <w:sz w:val="18"/>
-      <w:szCs w:val="24"/>
-      <w:lang w:val="en-US" w:eastAsia="en-US"/>
-    </w:rPr>
-  </w:style>
-  <w:style w:type="paragraph" w:customStyle="1" w:styleId="3C150B5660C84B6DB2D0EAB7CED14D7F3">
-    <w:name w:val="3C150B5660C84B6DB2D0EAB7CED14D7F3"/>
-    <w:rsid w:val="002A39C1"/>
-    <w:pPr>
-      <w:spacing w:after="0" w:line="240" w:lineRule="auto"/>
-    </w:pPr>
-    <w:rPr>
-      <w:rFonts w:eastAsia="Times New Roman" w:cs="Times New Roman"/>
-      <w:sz w:val="18"/>
-      <w:szCs w:val="24"/>
-      <w:lang w:val="en-US" w:eastAsia="en-US"/>
-    </w:rPr>
-  </w:style>
-  <w:style w:type="paragraph" w:customStyle="1" w:styleId="C57F0F92FCBF46BD90766AD5B5FE27BB3">
-    <w:name w:val="C57F0F92FCBF46BD90766AD5B5FE27BB3"/>
-    <w:rsid w:val="002A39C1"/>
-    <w:pPr>
-      <w:spacing w:after="0" w:line="240" w:lineRule="auto"/>
-    </w:pPr>
-    <w:rPr>
-      <w:rFonts w:eastAsia="Times New Roman" w:cs="Times New Roman"/>
-      <w:sz w:val="18"/>
-      <w:szCs w:val="24"/>
-      <w:lang w:val="en-US" w:eastAsia="en-US"/>
-    </w:rPr>
-  </w:style>
-  <w:style w:type="paragraph" w:customStyle="1" w:styleId="A9A3301548084D6AB1A066EE8DF5E5FF">
-    <w:name w:val="A9A3301548084D6AB1A066EE8DF5E5FF"/>
-    <w:rsid w:val="002A39C1"/>
-    <w:pPr>
-      <w:spacing w:after="0" w:line="240" w:lineRule="auto"/>
-    </w:pPr>
-    <w:rPr>
-      <w:rFonts w:eastAsia="Times New Roman" w:cs="Times New Roman"/>
-      <w:sz w:val="18"/>
-      <w:szCs w:val="24"/>
-      <w:lang w:val="en-US" w:eastAsia="en-US"/>
-    </w:rPr>
-  </w:style>
-  <w:style w:type="paragraph" w:customStyle="1" w:styleId="9B24D6E848A6479DB079F01B09F5EA3D">
-    <w:name w:val="9B24D6E848A6479DB079F01B09F5EA3D"/>
-    <w:rsid w:val="002A39C1"/>
-    <w:pPr>
-      <w:spacing w:after="0" w:line="240" w:lineRule="auto"/>
-    </w:pPr>
-    <w:rPr>
-      <w:rFonts w:eastAsia="Times New Roman" w:cs="Times New Roman"/>
-      <w:sz w:val="18"/>
-      <w:szCs w:val="24"/>
-      <w:lang w:val="en-US" w:eastAsia="en-US"/>
-    </w:rPr>
-  </w:style>
-  <w:style w:type="paragraph" w:customStyle="1" w:styleId="B2C7961639FC48B1882FB41443A6D4651">
-    <w:name w:val="B2C7961639FC48B1882FB41443A6D4651"/>
-    <w:rsid w:val="002A39C1"/>
-    <w:pPr>
-      <w:spacing w:after="0" w:line="240" w:lineRule="auto"/>
-    </w:pPr>
-    <w:rPr>
-      <w:rFonts w:eastAsia="Times New Roman" w:cs="Times New Roman"/>
-      <w:sz w:val="18"/>
-      <w:szCs w:val="24"/>
-      <w:lang w:val="en-US" w:eastAsia="en-US"/>
-    </w:rPr>
-  </w:style>
-  <w:style w:type="paragraph" w:customStyle="1" w:styleId="C541E9946C584CC082E2FDA839537FAC1">
-    <w:name w:val="C541E9946C584CC082E2FDA839537FAC1"/>
-    <w:rsid w:val="002A39C1"/>
-    <w:pPr>
-      <w:spacing w:after="0" w:line="240" w:lineRule="auto"/>
-    </w:pPr>
-    <w:rPr>
-      <w:rFonts w:eastAsia="Times New Roman" w:cs="Times New Roman"/>
-      <w:sz w:val="18"/>
-      <w:szCs w:val="24"/>
-      <w:lang w:val="en-US" w:eastAsia="en-US"/>
-    </w:rPr>
-  </w:style>
-  <w:style w:type="paragraph" w:customStyle="1" w:styleId="12858CF213974307A4D6C9FA603B17D95">
-    <w:name w:val="12858CF213974307A4D6C9FA603B17D95"/>
-    <w:rsid w:val="00C37D61"/>
-    <w:pPr>
-      <w:spacing w:after="0" w:line="240" w:lineRule="auto"/>
-    </w:pPr>
-    <w:rPr>
-      <w:rFonts w:eastAsia="Times New Roman" w:cs="Times New Roman"/>
-      <w:sz w:val="18"/>
-      <w:szCs w:val="24"/>
-      <w:lang w:val="en-US" w:eastAsia="en-US"/>
-    </w:rPr>
-  </w:style>
-  <w:style w:type="paragraph" w:customStyle="1" w:styleId="8B36427B94394B5C95E94BD5EB30141C5">
-    <w:name w:val="8B36427B94394B5C95E94BD5EB30141C5"/>
-    <w:rsid w:val="00C37D61"/>
-    <w:pPr>
-      <w:spacing w:after="0" w:line="240" w:lineRule="auto"/>
-    </w:pPr>
-    <w:rPr>
-      <w:rFonts w:eastAsia="Times New Roman" w:cs="Times New Roman"/>
-      <w:sz w:val="18"/>
-      <w:szCs w:val="24"/>
-      <w:lang w:val="en-US" w:eastAsia="en-US"/>
-    </w:rPr>
-  </w:style>
-  <w:style w:type="paragraph" w:customStyle="1" w:styleId="D8B438505EB84E62A4C1F8D69A78A6774">
-    <w:name w:val="D8B438505EB84E62A4C1F8D69A78A6774"/>
-    <w:rsid w:val="00C37D61"/>
-    <w:pPr>
-      <w:spacing w:after="0" w:line="240" w:lineRule="auto"/>
-    </w:pPr>
-    <w:rPr>
-      <w:rFonts w:eastAsia="Times New Roman" w:cs="Times New Roman"/>
-      <w:sz w:val="18"/>
-      <w:szCs w:val="24"/>
-      <w:lang w:val="en-US" w:eastAsia="en-US"/>
-    </w:rPr>
-  </w:style>
-  <w:style w:type="paragraph" w:customStyle="1" w:styleId="3C150B5660C84B6DB2D0EAB7CED14D7F4">
-    <w:name w:val="3C150B5660C84B6DB2D0EAB7CED14D7F4"/>
-    <w:rsid w:val="00C37D61"/>
-    <w:pPr>
-      <w:spacing w:after="0" w:line="240" w:lineRule="auto"/>
-    </w:pPr>
-    <w:rPr>
-      <w:rFonts w:eastAsia="Times New Roman" w:cs="Times New Roman"/>
-      <w:sz w:val="18"/>
-      <w:szCs w:val="24"/>
-      <w:lang w:val="en-US" w:eastAsia="en-US"/>
-    </w:rPr>
-  </w:style>
-  <w:style w:type="paragraph" w:customStyle="1" w:styleId="C57F0F92FCBF46BD90766AD5B5FE27BB4">
-    <w:name w:val="C57F0F92FCBF46BD90766AD5B5FE27BB4"/>
-    <w:rsid w:val="00C37D61"/>
-    <w:pPr>
-      <w:spacing w:after="0" w:line="240" w:lineRule="auto"/>
-    </w:pPr>
-    <w:rPr>
-      <w:rFonts w:eastAsia="Times New Roman" w:cs="Times New Roman"/>
-      <w:sz w:val="18"/>
-      <w:szCs w:val="24"/>
-      <w:lang w:val="en-US" w:eastAsia="en-US"/>
-    </w:rPr>
-  </w:style>
-  <w:style w:type="paragraph" w:customStyle="1" w:styleId="A9A3301548084D6AB1A066EE8DF5E5FF1">
-    <w:name w:val="A9A3301548084D6AB1A066EE8DF5E5FF1"/>
-    <w:rsid w:val="00C37D61"/>
-    <w:pPr>
-      <w:spacing w:after="0" w:line="240" w:lineRule="auto"/>
-    </w:pPr>
-    <w:rPr>
-      <w:rFonts w:eastAsia="Times New Roman" w:cs="Times New Roman"/>
-      <w:sz w:val="18"/>
-      <w:szCs w:val="24"/>
-      <w:lang w:val="en-US" w:eastAsia="en-US"/>
-    </w:rPr>
-  </w:style>
-  <w:style w:type="paragraph" w:customStyle="1" w:styleId="9B24D6E848A6479DB079F01B09F5EA3D1">
-    <w:name w:val="9B24D6E848A6479DB079F01B09F5EA3D1"/>
-    <w:rsid w:val="00C37D61"/>
-    <w:pPr>
-      <w:spacing w:after="0" w:line="240" w:lineRule="auto"/>
-    </w:pPr>
-    <w:rPr>
-      <w:rFonts w:eastAsia="Times New Roman" w:cs="Times New Roman"/>
-      <w:sz w:val="18"/>
-      <w:szCs w:val="24"/>
-      <w:lang w:val="en-US" w:eastAsia="en-US"/>
-    </w:rPr>
-  </w:style>
-  <w:style w:type="paragraph" w:customStyle="1" w:styleId="B2C7961639FC48B1882FB41443A6D4652">
-    <w:name w:val="B2C7961639FC48B1882FB41443A6D4652"/>
-    <w:rsid w:val="00C37D61"/>
-    <w:pPr>
-      <w:spacing w:after="0" w:line="240" w:lineRule="auto"/>
-    </w:pPr>
-    <w:rPr>
-      <w:rFonts w:eastAsia="Times New Roman" w:cs="Times New Roman"/>
-      <w:sz w:val="18"/>
-      <w:szCs w:val="24"/>
-      <w:lang w:val="en-US" w:eastAsia="en-US"/>
-    </w:rPr>
-  </w:style>
-  <w:style w:type="paragraph" w:customStyle="1" w:styleId="C541E9946C584CC082E2FDA839537FAC2">
-    <w:name w:val="C541E9946C584CC082E2FDA839537FAC2"/>
-    <w:rsid w:val="00C37D61"/>
-    <w:pPr>
-      <w:spacing w:after="0" w:line="240" w:lineRule="auto"/>
-    </w:pPr>
-    <w:rPr>
-      <w:rFonts w:eastAsia="Times New Roman" w:cs="Times New Roman"/>
-      <w:sz w:val="18"/>
-      <w:szCs w:val="24"/>
-      <w:lang w:val="en-US" w:eastAsia="en-US"/>
-    </w:rPr>
-  </w:style>
-</w:styles>
-</file>
-
-<file path=word/glossary/webSettings2.xml><?xml version="1.0" encoding="utf-8"?>
-<w:webSettings xmlns:mc="http://schemas.openxmlformats.org/markup-compatibility/2006" xmlns:r="http://schemas.openxmlformats.org/officeDocument/2006/relationships" xmlns:w="http://schemas.openxmlformats.org/wordprocessingml/2006/main" xmlns:w14="http://schemas.microsoft.com/office/word/2010/wordml" xmlns:w15="http://schemas.microsoft.com/office/word/2012/wordml" xmlns:w16cex="http://schemas.microsoft.com/office/word/2018/wordml/cex" xmlns:w16cid="http://schemas.microsoft.com/office/word/2016/wordml/cid" xmlns:w16="http://schemas.microsoft.com/office/word/2018/wordml" xmlns:w16sdtdh="http://schemas.microsoft.com/office/word/2020/wordml/sdtdatahash" xmlns:w16se="http://schemas.microsoft.com/office/word/2015/wordml/symex" mc:Ignorable="w14 w15 w16se w16cid w16 w16cex w16sdtdh">
-  <w:optimizeForBrowser/>
-  <w:allowPNG/>
-</w:webSettings>
-</file>
-
 <file path=word/theme/theme11.xml><?xml version="1.0" encoding="utf-8"?>
 <a:theme xmlns:a="http://schemas.openxmlformats.org/drawingml/2006/main" name="Office Theme">
   <a:themeElements>
@@ -14362,347 +8418,6 @@
 </a:theme>
 </file>
 
-<file path=customXml/item13.xml><?xml version="1.0" encoding="utf-8"?>
-<ct:contentTypeSchema xmlns:ct="http://schemas.microsoft.com/office/2006/metadata/contentType" xmlns:ma="http://schemas.microsoft.com/office/2006/metadata/properties/metaAttributes" ct:_="" ma:_="" ma:contentTypeName="Document" ma:contentTypeID="0x01010079F111ED35F8CC479449609E8A0923A6" ma:contentTypeVersion="26" ma:contentTypeDescription="Create a new document." ma:contentTypeScope="" ma:versionID="ac37c1753acd5e330d2062ccec26ea66">
-  <xsd:schema xmlns:xsd="http://www.w3.org/2001/XMLSchema" xmlns:xs="http://www.w3.org/2001/XMLSchema" xmlns:p="http://schemas.microsoft.com/office/2006/metadata/properties" xmlns:ns1="http://schemas.microsoft.com/sharepoint/v3" xmlns:ns2="71af3243-3dd4-4a8d-8c0d-dd76da1f02a5" xmlns:ns3="16c05727-aa75-4e4a-9b5f-8a80a1165891" xmlns:ns4="230e9df3-be65-4c73-a93b-d1236ebd677e" targetNamespace="http://schemas.microsoft.com/office/2006/metadata/properties" ma:root="true" ma:fieldsID="3b340c7101c92c5120abd06486f94548" ns1:_="" ns2:_="" ns3:_="" ns4:_="">
-    <xsd:import namespace="http://schemas.microsoft.com/sharepoint/v3"/>
-    <xsd:import namespace="71af3243-3dd4-4a8d-8c0d-dd76da1f02a5"/>
-    <xsd:import namespace="16c05727-aa75-4e4a-9b5f-8a80a1165891"/>
-    <xsd:import namespace="230e9df3-be65-4c73-a93b-d1236ebd677e"/>
-    <xsd:element name="properties">
-      <xsd:complexType>
-        <xsd:sequence>
-          <xsd:element name="documentManagement">
-            <xsd:complexType>
-              <xsd:all>
-                <xsd:element ref="ns2:Status" minOccurs="0"/>
-                <xsd:element ref="ns2:Image" minOccurs="0"/>
-                <xsd:element ref="ns2:MediaServiceMetadata" minOccurs="0"/>
-                <xsd:element ref="ns2:MediaServiceFastMetadata" minOccurs="0"/>
-                <xsd:element ref="ns2:MediaServiceOCR" minOccurs="0"/>
-                <xsd:element ref="ns2:MediaServiceAutoTags" minOccurs="0"/>
-                <xsd:element ref="ns2:MediaServiceEventHashCode" minOccurs="0"/>
-                <xsd:element ref="ns2:MediaServiceGenerationTime" minOccurs="0"/>
-                <xsd:element ref="ns3:SharedWithUsers" minOccurs="0"/>
-                <xsd:element ref="ns3:SharedWithDetails" minOccurs="0"/>
-                <xsd:element ref="ns2:MediaServiceAutoKeyPoints" minOccurs="0"/>
-                <xsd:element ref="ns2:MediaServiceKeyPoints" minOccurs="0"/>
-                <xsd:element ref="ns2:MediaServiceDateTaken" minOccurs="0"/>
-                <xsd:element ref="ns1:_ip_UnifiedCompliancePolicyProperties" minOccurs="0"/>
-                <xsd:element ref="ns1:_ip_UnifiedCompliancePolicyUIAction" minOccurs="0"/>
-                <xsd:element ref="ns4:TaxCatchAll" minOccurs="0"/>
-                <xsd:element ref="ns2:ImageTagsTaxHTField" minOccurs="0"/>
-                <xsd:element ref="ns2:MediaServiceLocation" minOccurs="0"/>
-                <xsd:element ref="ns2:MediaLengthInSeconds" minOccurs="0"/>
-                <xsd:element ref="ns2:Background" minOccurs="0"/>
-                <xsd:element ref="ns2:MediaServiceSearchProperties" minOccurs="0"/>
-                <xsd:element ref="ns2:MediaServiceDocTags" minOccurs="0"/>
-              </xsd:all>
-            </xsd:complexType>
-          </xsd:element>
-        </xsd:sequence>
-      </xsd:complexType>
-    </xsd:element>
-  </xsd:schema>
-  <xsd:schema xmlns:xsd="http://www.w3.org/2001/XMLSchema" xmlns:xs="http://www.w3.org/2001/XMLSchema" xmlns:dms="http://schemas.microsoft.com/office/2006/documentManagement/types" xmlns:pc="http://schemas.microsoft.com/office/infopath/2007/PartnerControls" targetNamespace="http://schemas.microsoft.com/sharepoint/v3" elementFormDefault="qualified">
-    <xsd:import namespace="http://schemas.microsoft.com/office/2006/documentManagement/types"/>
-    <xsd:import namespace="http://schemas.microsoft.com/office/infopath/2007/PartnerControls"/>
-    <xsd:element name="_ip_UnifiedCompliancePolicyProperties" ma:index="20" nillable="true" ma:displayName="Unified Compliance Policy Properties" ma:hidden="true" ma:internalName="_ip_UnifiedCompliancePolicyProperties" ma:readOnly="false">
-      <xsd:simpleType>
-        <xsd:restriction base="dms:Note"/>
-      </xsd:simpleType>
-    </xsd:element>
-    <xsd:element name="_ip_UnifiedCompliancePolicyUIAction" ma:index="21" nillable="true" ma:displayName="Unified Compliance Policy UI Action" ma:hidden="true" ma:internalName="_ip_UnifiedCompliancePolicyUIAction" ma:readOnly="false">
-      <xsd:simpleType>
-        <xsd:restriction base="dms:Text"/>
-      </xsd:simpleType>
-    </xsd:element>
-  </xsd:schema>
-  <xsd:schema xmlns:xsd="http://www.w3.org/2001/XMLSchema" xmlns:xs="http://www.w3.org/2001/XMLSchema" xmlns:dms="http://schemas.microsoft.com/office/2006/documentManagement/types" xmlns:pc="http://schemas.microsoft.com/office/infopath/2007/PartnerControls" targetNamespace="71af3243-3dd4-4a8d-8c0d-dd76da1f02a5" elementFormDefault="qualified">
-    <xsd:import namespace="http://schemas.microsoft.com/office/2006/documentManagement/types"/>
-    <xsd:import namespace="http://schemas.microsoft.com/office/infopath/2007/PartnerControls"/>
-    <xsd:element name="Status" ma:index="2" nillable="true" ma:displayName="Status" ma:default="Not started" ma:format="Dropdown" ma:internalName="Status" ma:readOnly="false">
-      <xsd:simpleType>
-        <xsd:restriction base="dms:Choice">
-          <xsd:enumeration value="Not started"/>
-          <xsd:enumeration value="In Progress"/>
-          <xsd:enumeration value="Completed"/>
-        </xsd:restriction>
-      </xsd:simpleType>
-    </xsd:element>
-    <xsd:element name="Image" ma:index="3" nillable="true" ma:displayName="Image" ma:format="Image" ma:internalName="Image" ma:readOnly="false">
-      <xsd:complexType>
-        <xsd:complexContent>
-          <xsd:extension base="dms:URL">
-            <xsd:sequence>
-              <xsd:element name="Url" type="dms:ValidUrl" minOccurs="0" nillable="true"/>
-              <xsd:element name="Description" type="xsd:string" nillable="true"/>
-            </xsd:sequence>
-          </xsd:extension>
-        </xsd:complexContent>
-      </xsd:complexType>
-    </xsd:element>
-    <xsd:element name="MediaServiceMetadata" ma:index="8" nillable="true" ma:displayName="MediaServiceMetadata" ma:hidden="true" ma:internalName="MediaServiceMetadata" ma:readOnly="true">
-      <xsd:simpleType>
-        <xsd:restriction base="dms:Note"/>
-      </xsd:simpleType>
-    </xsd:element>
-    <xsd:element name="MediaServiceFastMetadata" ma:index="9" nillable="true" ma:displayName="MediaServiceFastMetadata" ma:hidden="true" ma:internalName="MediaServiceFastMetadata" ma:readOnly="true">
-      <xsd:simpleType>
-        <xsd:restriction base="dms:Note"/>
-      </xsd:simpleType>
-    </xsd:element>
-    <xsd:element name="MediaServiceOCR" ma:index="10" nillable="true" ma:displayName="MediaServiceOCR" ma:hidden="true" ma:internalName="MediaServiceOCR" ma:readOnly="true">
-      <xsd:simpleType>
-        <xsd:restriction base="dms:Note"/>
-      </xsd:simpleType>
-    </xsd:element>
-    <xsd:element name="MediaServiceAutoTags" ma:index="11" nillable="true" ma:displayName="MediaServiceAutoTags" ma:hidden="true" ma:internalName="MediaServiceAutoTags" ma:readOnly="true">
-      <xsd:simpleType>
-        <xsd:restriction base="dms:Text"/>
-      </xsd:simpleType>
-    </xsd:element>
-    <xsd:element name="MediaServiceEventHashCode" ma:index="12" nillable="true" ma:displayName="MediaServiceEventHashCode" ma:hidden="true" ma:internalName="MediaServiceEventHashCode" ma:readOnly="true">
-      <xsd:simpleType>
-        <xsd:restriction base="dms:Text"/>
-      </xsd:simpleType>
-    </xsd:element>
-    <xsd:element name="MediaServiceGenerationTime" ma:index="13" nillable="true" ma:displayName="MediaServiceGenerationTime" ma:hidden="true" ma:internalName="MediaServiceGenerationTime" ma:readOnly="true">
-      <xsd:simpleType>
-        <xsd:restriction base="dms:Text"/>
-      </xsd:simpleType>
-    </xsd:element>
-    <xsd:element name="MediaServiceAutoKeyPoints" ma:index="16" nillable="true" ma:displayName="MediaServiceAutoKeyPoints" ma:hidden="true" ma:internalName="MediaServiceAutoKeyPoints" ma:readOnly="true">
-      <xsd:simpleType>
-        <xsd:restriction base="dms:Note"/>
-      </xsd:simpleType>
-    </xsd:element>
-    <xsd:element name="MediaServiceKeyPoints" ma:index="17" nillable="true" ma:displayName="KeyPoints" ma:hidden="true" ma:internalName="MediaServiceKeyPoints" ma:readOnly="false">
-      <xsd:simpleType>
-        <xsd:restriction base="dms:Note"/>
-      </xsd:simpleType>
-    </xsd:element>
-    <xsd:element name="MediaServiceDateTaken" ma:index="18" nillable="true" ma:displayName="MediaServiceDateTaken" ma:hidden="true" ma:internalName="MediaServiceDateTaken" ma:readOnly="true">
-      <xsd:simpleType>
-        <xsd:restriction base="dms:Text"/>
-      </xsd:simpleType>
-    </xsd:element>
-    <xsd:element name="ImageTagsTaxHTField" ma:index="25" nillable="true" ma:taxonomy="true" ma:internalName="ImageTagsTaxHTField" ma:taxonomyFieldName="MediaServiceImageTags" ma:displayName="Image Tags" ma:readOnly="false" ma:fieldId="{5cf76f15-5ced-4ddc-b409-7134ff3c332f}" ma:taxonomyMulti="true" ma:sspId="e385fb40-52d4-4fae-9c5b-3e8ff8a5878e" ma:termSetId="09814cd3-568e-fe90-9814-8d621ff8fb84" ma:anchorId="fba54fb3-c3e1-fe81-a776-ca4b69148c4d" ma:open="true" ma:isKeyword="false">
-      <xsd:complexType>
-        <xsd:sequence>
-          <xsd:element ref="pc:Terms" minOccurs="0" maxOccurs="1"/>
-        </xsd:sequence>
-      </xsd:complexType>
-    </xsd:element>
-    <xsd:element name="MediaServiceLocation" ma:index="26" nillable="true" ma:displayName="Location" ma:hidden="true" ma:internalName="MediaServiceLocation" ma:readOnly="true">
-      <xsd:simpleType>
-        <xsd:restriction base="dms:Text"/>
-      </xsd:simpleType>
-    </xsd:element>
-    <xsd:element name="MediaLengthInSeconds" ma:index="27" nillable="true" ma:displayName="MediaLengthInSeconds" ma:hidden="true" ma:internalName="MediaLengthInSeconds" ma:readOnly="true">
-      <xsd:simpleType>
-        <xsd:restriction base="dms:Unknown"/>
-      </xsd:simpleType>
-    </xsd:element>
-    <xsd:element name="Background" ma:index="28" nillable="true" ma:displayName="Background" ma:default="0" ma:format="Dropdown" ma:internalName="Background">
-      <xsd:simpleType>
-        <xsd:restriction base="dms:Boolean"/>
-      </xsd:simpleType>
-    </xsd:element>
-    <xsd:element name="MediaServiceSearchProperties" ma:index="29" nillable="true" ma:displayName="MediaServiceSearchProperties" ma:hidden="true" ma:internalName="MediaServiceSearchProperties" ma:readOnly="true">
-      <xsd:simpleType>
-        <xsd:restriction base="dms:Note"/>
-      </xsd:simpleType>
-    </xsd:element>
-    <xsd:element name="MediaServiceDocTags" ma:index="30" nillable="true" ma:displayName="MediaServiceDocTags" ma:hidden="true" ma:internalName="MediaServiceDocTags" ma:readOnly="true">
-      <xsd:simpleType>
-        <xsd:restriction base="dms:Note"/>
-      </xsd:simpleType>
-    </xsd:element>
-  </xsd:schema>
-  <xsd:schema xmlns:xsd="http://www.w3.org/2001/XMLSchema" xmlns:xs="http://www.w3.org/2001/XMLSchema" xmlns:dms="http://schemas.microsoft.com/office/2006/documentManagement/types" xmlns:pc="http://schemas.microsoft.com/office/infopath/2007/PartnerControls" targetNamespace="16c05727-aa75-4e4a-9b5f-8a80a1165891" elementFormDefault="qualified">
-    <xsd:import namespace="http://schemas.microsoft.com/office/2006/documentManagement/types"/>
-    <xsd:import namespace="http://schemas.microsoft.com/office/infopath/2007/PartnerControls"/>
-    <xsd:element name="SharedWithUsers" ma:index="14" nillable="true" ma:displayName="Shared With" ma:hidden="true" ma:internalName="SharedWithUsers" ma:readOnly="true">
-      <xsd:complexType>
-        <xsd:complexContent>
-          <xsd:extension base="dms:UserMulti">
-            <xsd:sequence>
-              <xsd:element name="UserInfo" minOccurs="0" maxOccurs="unbounded">
-                <xsd:complexType>
-                  <xsd:sequence>
-                    <xsd:element name="DisplayName" type="xsd:string" minOccurs="0"/>
-                    <xsd:element name="AccountId" type="dms:UserId" minOccurs="0" nillable="true"/>
-                    <xsd:element name="AccountType" type="xsd:string" minOccurs="0"/>
-                  </xsd:sequence>
-                </xsd:complexType>
-              </xsd:element>
-            </xsd:sequence>
-          </xsd:extension>
-        </xsd:complexContent>
-      </xsd:complexType>
-    </xsd:element>
-    <xsd:element name="SharedWithDetails" ma:index="15" nillable="true" ma:displayName="Shared With Details" ma:hidden="true" ma:internalName="SharedWithDetails" ma:readOnly="true">
-      <xsd:simpleType>
-        <xsd:restriction base="dms:Note"/>
-      </xsd:simpleType>
-    </xsd:element>
-  </xsd:schema>
-  <xsd:schema xmlns:xsd="http://www.w3.org/2001/XMLSchema" xmlns:xs="http://www.w3.org/2001/XMLSchema" xmlns:dms="http://schemas.microsoft.com/office/2006/documentManagement/types" xmlns:pc="http://schemas.microsoft.com/office/infopath/2007/PartnerControls" targetNamespace="230e9df3-be65-4c73-a93b-d1236ebd677e" elementFormDefault="qualified">
-    <xsd:import namespace="http://schemas.microsoft.com/office/2006/documentManagement/types"/>
-    <xsd:import namespace="http://schemas.microsoft.com/office/infopath/2007/PartnerControls"/>
-    <xsd:element name="TaxCatchAll" ma:index="23" nillable="true" ma:displayName="Taxonomy Catch All Column" ma:hidden="true" ma:list="{3f6bfcbc-3db3-4ae6-bd76-326f0798ad28}" ma:internalName="TaxCatchAll" ma:readOnly="false" ma:showField="CatchAllData" ma:web="16c05727-aa75-4e4a-9b5f-8a80a1165891">
-      <xsd:complexType>
-        <xsd:complexContent>
-          <xsd:extension base="dms:MultiChoiceLookup">
-            <xsd:sequence>
-              <xsd:element name="Value" type="dms:Lookup" maxOccurs="unbounded" minOccurs="0" nillable="true"/>
-            </xsd:sequence>
-          </xsd:extension>
-        </xsd:complexContent>
-      </xsd:complexType>
-    </xsd:element>
-  </xsd:schema>
-  <xsd:schema xmlns="http://schemas.openxmlformats.org/package/2006/metadata/core-properties" xmlns:xsd="http://www.w3.org/2001/XMLSchema" xmlns:xsi="http://www.w3.org/2001/XMLSchema-instance" xmlns:dc="http://purl.org/dc/elements/1.1/" xmlns:dcterms="http://purl.org/dc/terms/" xmlns:odoc="http://schemas.microsoft.com/internal/obd" targetNamespace="http://schemas.openxmlformats.org/package/2006/metadata/core-properties" elementFormDefault="qualified" attributeFormDefault="unqualified" blockDefault="#all">
-    <xsd:import namespace="http://purl.org/dc/elements/1.1/" schemaLocation="http://dublincore.org/schemas/xmls/qdc/2003/04/02/dc.xsd"/>
-    <xsd:import namespace="http://purl.org/dc/terms/" schemaLocation="http://dublincore.org/schemas/xmls/qdc/2003/04/02/dcterms.xsd"/>
-    <xsd:element name="coreProperties" type="CT_coreProperties"/>
-    <xsd:complexType name="CT_coreProperties">
-      <xsd:all>
-        <xsd:element ref="dc:creator" minOccurs="0" maxOccurs="1"/>
-        <xsd:element ref="dcterms:created" minOccurs="0" maxOccurs="1"/>
-        <xsd:element ref="dc:identifier" minOccurs="0" maxOccurs="1"/>
-        <xsd:element name="contentType" minOccurs="0" maxOccurs="1" type="xsd:string" ma:displayName="Content Type"/>
-        <xsd:element ref="dc:title" minOccurs="0" maxOccurs="1" ma:index="1" ma:displayName="Title"/>
-        <xsd:element ref="dc:subject" minOccurs="0" maxOccurs="1"/>
-        <xsd:element ref="dc:description" minOccurs="0" maxOccurs="1"/>
-        <xsd:element name="keywords" minOccurs="0" maxOccurs="1" type="xsd:string"/>
-        <xsd:element ref="dc:language" minOccurs="0" maxOccurs="1"/>
-        <xsd:element name="category" minOccurs="0" maxOccurs="1" type="xsd:string"/>
-        <xsd:element name="version" minOccurs="0" maxOccurs="1" type="xsd:string"/>
-        <xsd:element name="revision" minOccurs="0" maxOccurs="1" type="xsd:string">
-          <xsd:annotation>
-            <xsd:documentation>
-                        This value indicates the number of saves or revisions. The application is responsible for updating this value after each revision.
-                    </xsd:documentation>
-          </xsd:annotation>
-        </xsd:element>
-        <xsd:element name="lastModifiedBy" minOccurs="0" maxOccurs="1" type="xsd:string"/>
-        <xsd:element ref="dcterms:modified" minOccurs="0" maxOccurs="1"/>
-        <xsd:element name="contentStatus" minOccurs="0" maxOccurs="1" type="xsd:string"/>
-      </xsd:all>
-    </xsd:complexType>
-  </xsd:schema>
-  <xs:schema xmlns:pc="http://schemas.microsoft.com/office/infopath/2007/PartnerControls" xmlns:xs="http://www.w3.org/2001/XMLSchema" targetNamespace="http://schemas.microsoft.com/office/infopath/2007/PartnerControls" elementFormDefault="qualified" attributeFormDefault="unqualified">
-    <xs:element name="Person">
-      <xs:complexType>
-        <xs:sequence>
-          <xs:element ref="pc:DisplayName" minOccurs="0"/>
-          <xs:element ref="pc:AccountId" minOccurs="0"/>
-          <xs:element ref="pc:AccountType" minOccurs="0"/>
-        </xs:sequence>
-      </xs:complexType>
-    </xs:element>
-    <xs:element name="DisplayName" type="xs:string"/>
-    <xs:element name="AccountId" type="xs:string"/>
-    <xs:element name="AccountType" type="xs:string"/>
-    <xs:element name="BDCAssociatedEntity">
-      <xs:complexType>
-        <xs:sequence>
-          <xs:element ref="pc:BDCEntity" minOccurs="0" maxOccurs="unbounded"/>
-        </xs:sequence>
-        <xs:attribute ref="pc:EntityNamespace"/>
-        <xs:attribute ref="pc:EntityName"/>
-        <xs:attribute ref="pc:SystemInstanceName"/>
-        <xs:attribute ref="pc:AssociationName"/>
-      </xs:complexType>
-    </xs:element>
-    <xs:attribute name="EntityNamespace" type="xs:string"/>
-    <xs:attribute name="EntityName" type="xs:string"/>
-    <xs:attribute name="SystemInstanceName" type="xs:string"/>
-    <xs:attribute name="AssociationName" type="xs:string"/>
-    <xs:element name="BDCEntity">
-      <xs:complexType>
-        <xs:sequence>
-          <xs:element ref="pc:EntityDisplayName" minOccurs="0"/>
-          <xs:element ref="pc:EntityInstanceReference" minOccurs="0"/>
-          <xs:element ref="pc:EntityId1" minOccurs="0"/>
-          <xs:element ref="pc:EntityId2" minOccurs="0"/>
-          <xs:element ref="pc:EntityId3" minOccurs="0"/>
-          <xs:element ref="pc:EntityId4" minOccurs="0"/>
-          <xs:element ref="pc:EntityId5" minOccurs="0"/>
-        </xs:sequence>
-      </xs:complexType>
-    </xs:element>
-    <xs:element name="EntityDisplayName" type="xs:string"/>
-    <xs:element name="EntityInstanceReference" type="xs:string"/>
-    <xs:element name="EntityId1" type="xs:string"/>
-    <xs:element name="EntityId2" type="xs:string"/>
-    <xs:element name="EntityId3" type="xs:string"/>
-    <xs:element name="EntityId4" type="xs:string"/>
-    <xs:element name="EntityId5" type="xs:string"/>
-    <xs:element name="Terms">
-      <xs:complexType>
-        <xs:sequence>
-          <xs:element ref="pc:TermInfo" minOccurs="0" maxOccurs="unbounded"/>
-        </xs:sequence>
-      </xs:complexType>
-    </xs:element>
-    <xs:element name="TermInfo">
-      <xs:complexType>
-        <xs:sequence>
-          <xs:element ref="pc:TermName" minOccurs="0"/>
-          <xs:element ref="pc:TermId" minOccurs="0"/>
-        </xs:sequence>
-      </xs:complexType>
-    </xs:element>
-    <xs:element name="TermName" type="xs:string"/>
-    <xs:element name="TermId" type="xs:string"/>
-  </xs:schema>
-</ct:contentTypeSchema>
-</file>
-
-<file path=customXml/item22.xml><?xml version="1.0" encoding="utf-8"?>
-<?mso-contentType ?>
-<FormTemplates xmlns="http://schemas.microsoft.com/sharepoint/v3/contenttype/forms">
-  <Display>DocumentLibraryForm</Display>
-  <Edit>DocumentLibraryForm</Edit>
-  <New>DocumentLibraryForm</New>
-</FormTemplates>
-</file>
-
-<file path=customXml/item3.xml><?xml version="1.0" encoding="utf-8"?>
-<p:properties xmlns:p="http://schemas.microsoft.com/office/2006/metadata/properties" xmlns:xsi="http://www.w3.org/2001/XMLSchema-instance" xmlns:pc="http://schemas.microsoft.com/office/infopath/2007/PartnerControls">
-  <documentManagement>
-    <_ip_UnifiedCompliancePolicyUIAction xmlns="http://schemas.microsoft.com/sharepoint/v3" xsi:nil="true"/>
-    <Image xmlns="71af3243-3dd4-4a8d-8c0d-dd76da1f02a5">
-      <Url xsi:nil="true"/>
-      <Description xsi:nil="true"/>
-    </Image>
-    <Status xmlns="71af3243-3dd4-4a8d-8c0d-dd76da1f02a5">Not started</Status>
-    <Background xmlns="71af3243-3dd4-4a8d-8c0d-dd76da1f02a5">false</Background>
-    <_ip_UnifiedCompliancePolicyProperties xmlns="http://schemas.microsoft.com/sharepoint/v3" xsi:nil="true"/>
-    <ImageTagsTaxHTField xmlns="71af3243-3dd4-4a8d-8c0d-dd76da1f02a5">
-      <Terms xmlns="http://schemas.microsoft.com/office/infopath/2007/PartnerControls"/>
-    </ImageTagsTaxHTField>
-    <TaxCatchAll xmlns="230e9df3-be65-4c73-a93b-d1236ebd677e" xsi:nil="true"/>
-    <MediaServiceKeyPoints xmlns="71af3243-3dd4-4a8d-8c0d-dd76da1f02a5" xsi:nil="true"/>
-  </documentManagement>
-</p:properties>
-</file>
-
-<file path=customXml/itemProps13.xml><?xml version="1.0" encoding="utf-8"?>
-<ds:datastoreItem xmlns:ds="http://schemas.openxmlformats.org/officeDocument/2006/customXml" ds:itemID="{1253B391-5DE1-4601-AEBB-E95D5B374E65}"/>
-</file>
-
-<file path=customXml/itemProps22.xml><?xml version="1.0" encoding="utf-8"?>
-<ds:datastoreItem xmlns:ds="http://schemas.openxmlformats.org/officeDocument/2006/customXml" ds:itemID="{CBDEA652-1CE8-4AE5-8FAA-D829E8335E12}"/>
-</file>
-
-<file path=customXml/itemProps31.xml><?xml version="1.0" encoding="utf-8"?>
-<ds:datastoreItem xmlns:ds="http://schemas.openxmlformats.org/officeDocument/2006/customXml" ds:itemID="{B3B70AA7-04AF-4193-97E8-58E71660E840}"/>
-</file>
-
 <file path=docMetadata/LabelInfo.xml><?xml version="1.0" encoding="utf-8"?>
 <clbl:labelList xmlns:clbl="http://schemas.microsoft.com/office/2020/mipLabelMetadata"/>
 </file>